--- a/correction notebook.docx
+++ b/correction notebook.docx
@@ -1021,6 +1021,2079 @@
           </wp:inline>
         </w:drawing>
       </w:r>
+    </w:p>
+    <w:p>
+      <w:pPr>
+        <w:ind w:firstLine="0"/>
+      </w:pPr>
+    </w:p>
+    <w:p>
+      <w:pPr>
+        <w:ind w:firstLine="0"/>
+      </w:pPr>
+      <w:r>
+        <w:t>C</w:t>
+      </w:r>
+      <w:r>
+        <w:rPr>
+          <w:rFonts w:hint="eastAsia"/>
+        </w:rPr>
+        <w:t>hapter 2</w:t>
+      </w:r>
+    </w:p>
+    <w:p>
+      <w:pPr>
+        <w:ind w:firstLine="0"/>
+      </w:pPr>
+      <w:r>
+        <w:drawing>
+          <wp:inline distT="0" distB="0" distL="0" distR="0" wp14:anchorId="3D8A6024" wp14:editId="2F599058">
+            <wp:extent cx="5274310" cy="901700"/>
+            <wp:effectExtent l="0" t="0" r="2540" b="0"/>
+            <wp:docPr id="1702791632" name="图片 1"/>
+            <wp:cNvGraphicFramePr>
+              <a:graphicFrameLocks xmlns:a="http://schemas.openxmlformats.org/drawingml/2006/main" noChangeAspect="1"/>
+            </wp:cNvGraphicFramePr>
+            <a:graphic xmlns:a="http://schemas.openxmlformats.org/drawingml/2006/main">
+              <a:graphicData uri="http://schemas.openxmlformats.org/drawingml/2006/picture">
+                <pic:pic xmlns:pic="http://schemas.openxmlformats.org/drawingml/2006/picture">
+                  <pic:nvPicPr>
+                    <pic:cNvPr id="1702791632" name=""/>
+                    <pic:cNvPicPr/>
+                  </pic:nvPicPr>
+                  <pic:blipFill>
+                    <a:blip r:embed="rId27"/>
+                    <a:stretch>
+                      <a:fillRect/>
+                    </a:stretch>
+                  </pic:blipFill>
+                  <pic:spPr>
+                    <a:xfrm>
+                      <a:off x="0" y="0"/>
+                      <a:ext cx="5274310" cy="901700"/>
+                    </a:xfrm>
+                    <a:prstGeom prst="rect">
+                      <a:avLst/>
+                    </a:prstGeom>
+                  </pic:spPr>
+                </pic:pic>
+              </a:graphicData>
+            </a:graphic>
+          </wp:inline>
+        </w:drawing>
+      </w:r>
+    </w:p>
+    <w:p>
+      <w:pPr>
+        <w:ind w:firstLine="0"/>
+      </w:pPr>
+      <w:r>
+        <w:rPr>
+          <w:rFonts w:hint="eastAsia"/>
+        </w:rPr>
+        <w:t>注意是否离散</w:t>
+      </w:r>
+    </w:p>
+    <w:p>
+      <w:pPr>
+        <w:ind w:firstLine="0"/>
+      </w:pPr>
+      <w:r>
+        <w:lastRenderedPageBreak/>
+        <w:drawing>
+          <wp:inline distT="0" distB="0" distL="0" distR="0" wp14:anchorId="70A2DDE4" wp14:editId="3B19E233">
+            <wp:extent cx="5274310" cy="1066165"/>
+            <wp:effectExtent l="0" t="0" r="2540" b="635"/>
+            <wp:docPr id="146576809" name="图片 1"/>
+            <wp:cNvGraphicFramePr>
+              <a:graphicFrameLocks xmlns:a="http://schemas.openxmlformats.org/drawingml/2006/main" noChangeAspect="1"/>
+            </wp:cNvGraphicFramePr>
+            <a:graphic xmlns:a="http://schemas.openxmlformats.org/drawingml/2006/main">
+              <a:graphicData uri="http://schemas.openxmlformats.org/drawingml/2006/picture">
+                <pic:pic xmlns:pic="http://schemas.openxmlformats.org/drawingml/2006/picture">
+                  <pic:nvPicPr>
+                    <pic:cNvPr id="146576809" name=""/>
+                    <pic:cNvPicPr/>
+                  </pic:nvPicPr>
+                  <pic:blipFill>
+                    <a:blip r:embed="rId28"/>
+                    <a:stretch>
+                      <a:fillRect/>
+                    </a:stretch>
+                  </pic:blipFill>
+                  <pic:spPr>
+                    <a:xfrm>
+                      <a:off x="0" y="0"/>
+                      <a:ext cx="5274310" cy="1066165"/>
+                    </a:xfrm>
+                    <a:prstGeom prst="rect">
+                      <a:avLst/>
+                    </a:prstGeom>
+                  </pic:spPr>
+                </pic:pic>
+              </a:graphicData>
+            </a:graphic>
+          </wp:inline>
+        </w:drawing>
+      </w:r>
+    </w:p>
+    <w:p>
+      <w:pPr>
+        <w:ind w:firstLine="0"/>
+      </w:pPr>
+      <w:r>
+        <w:drawing>
+          <wp:inline distT="0" distB="0" distL="0" distR="0" wp14:anchorId="7BC1E532" wp14:editId="1DE5C8C6">
+            <wp:extent cx="5274310" cy="817880"/>
+            <wp:effectExtent l="0" t="0" r="2540" b="1270"/>
+            <wp:docPr id="2056487001" name="图片 1"/>
+            <wp:cNvGraphicFramePr>
+              <a:graphicFrameLocks xmlns:a="http://schemas.openxmlformats.org/drawingml/2006/main" noChangeAspect="1"/>
+            </wp:cNvGraphicFramePr>
+            <a:graphic xmlns:a="http://schemas.openxmlformats.org/drawingml/2006/main">
+              <a:graphicData uri="http://schemas.openxmlformats.org/drawingml/2006/picture">
+                <pic:pic xmlns:pic="http://schemas.openxmlformats.org/drawingml/2006/picture">
+                  <pic:nvPicPr>
+                    <pic:cNvPr id="2056487001" name=""/>
+                    <pic:cNvPicPr/>
+                  </pic:nvPicPr>
+                  <pic:blipFill>
+                    <a:blip r:embed="rId29"/>
+                    <a:stretch>
+                      <a:fillRect/>
+                    </a:stretch>
+                  </pic:blipFill>
+                  <pic:spPr>
+                    <a:xfrm>
+                      <a:off x="0" y="0"/>
+                      <a:ext cx="5274310" cy="817880"/>
+                    </a:xfrm>
+                    <a:prstGeom prst="rect">
+                      <a:avLst/>
+                    </a:prstGeom>
+                  </pic:spPr>
+                </pic:pic>
+              </a:graphicData>
+            </a:graphic>
+          </wp:inline>
+        </w:drawing>
+      </w:r>
+    </w:p>
+    <w:p>
+      <w:pPr>
+        <w:ind w:firstLine="0"/>
+      </w:pPr>
+      <w:r>
+        <w:rPr>
+          <w:rFonts w:hint="eastAsia"/>
+        </w:rPr>
+        <w:t>这种离散的题目，直接多推导几项就能找出规律</w:t>
+      </w:r>
+    </w:p>
+    <w:p>
+      <w:pPr>
+        <w:ind w:firstLine="0"/>
+      </w:pPr>
+      <w:r>
+        <w:drawing>
+          <wp:inline distT="0" distB="0" distL="0" distR="0" wp14:anchorId="36933C1B" wp14:editId="1DE76EBE">
+            <wp:extent cx="5274310" cy="671830"/>
+            <wp:effectExtent l="0" t="0" r="2540" b="0"/>
+            <wp:docPr id="1376652368" name="图片 1"/>
+            <wp:cNvGraphicFramePr>
+              <a:graphicFrameLocks xmlns:a="http://schemas.openxmlformats.org/drawingml/2006/main" noChangeAspect="1"/>
+            </wp:cNvGraphicFramePr>
+            <a:graphic xmlns:a="http://schemas.openxmlformats.org/drawingml/2006/main">
+              <a:graphicData uri="http://schemas.openxmlformats.org/drawingml/2006/picture">
+                <pic:pic xmlns:pic="http://schemas.openxmlformats.org/drawingml/2006/picture">
+                  <pic:nvPicPr>
+                    <pic:cNvPr id="1376652368" name=""/>
+                    <pic:cNvPicPr/>
+                  </pic:nvPicPr>
+                  <pic:blipFill>
+                    <a:blip r:embed="rId30"/>
+                    <a:stretch>
+                      <a:fillRect/>
+                    </a:stretch>
+                  </pic:blipFill>
+                  <pic:spPr>
+                    <a:xfrm>
+                      <a:off x="0" y="0"/>
+                      <a:ext cx="5274310" cy="671830"/>
+                    </a:xfrm>
+                    <a:prstGeom prst="rect">
+                      <a:avLst/>
+                    </a:prstGeom>
+                  </pic:spPr>
+                </pic:pic>
+              </a:graphicData>
+            </a:graphic>
+          </wp:inline>
+        </w:drawing>
+      </w:r>
+    </w:p>
+    <w:p>
+      <w:pPr>
+        <w:ind w:firstLine="0"/>
+      </w:pPr>
+      <w:r>
+        <w:t>U</w:t>
+      </w:r>
+      <w:r>
+        <w:rPr>
+          <w:rFonts w:hint="eastAsia"/>
+        </w:rPr>
+        <w:t>下面</w:t>
+      </w:r>
+      <w:proofErr w:type="gramStart"/>
+      <w:r>
+        <w:rPr>
+          <w:rFonts w:hint="eastAsia"/>
+        </w:rPr>
+        <w:t>的角标是</w:t>
+      </w:r>
+      <w:proofErr w:type="gramEnd"/>
+      <w:r>
+        <w:rPr>
+          <w:rFonts w:hint="eastAsia"/>
+        </w:rPr>
+        <w:t>因为阶跃函数有歧义，下面</w:t>
+      </w:r>
+      <w:proofErr w:type="gramStart"/>
+      <w:r>
+        <w:rPr>
+          <w:rFonts w:hint="eastAsia"/>
+        </w:rPr>
+        <w:t>的角标就是</w:t>
+      </w:r>
+      <w:proofErr w:type="gramEnd"/>
+      <w:r>
+        <w:rPr>
+          <w:rFonts w:hint="eastAsia"/>
+        </w:rPr>
+        <w:t>t=0</w:t>
+      </w:r>
+      <w:r>
+        <w:rPr>
+          <w:rFonts w:hint="eastAsia"/>
+        </w:rPr>
+        <w:t>时刻的取值</w:t>
+      </w:r>
+    </w:p>
+    <w:p>
+      <w:pPr>
+        <w:ind w:firstLine="0"/>
+      </w:pPr>
+    </w:p>
+    <w:p>
+      <w:pPr>
+        <w:ind w:firstLine="0"/>
+      </w:pPr>
+      <w:r>
+        <w:t>C</w:t>
+      </w:r>
+      <w:r>
+        <w:rPr>
+          <w:rFonts w:hint="eastAsia"/>
+        </w:rPr>
+        <w:t>hapter 3</w:t>
+      </w:r>
+    </w:p>
+    <w:p>
+      <w:pPr>
+        <w:ind w:firstLine="0"/>
+      </w:pPr>
+      <w:r>
+        <w:drawing>
+          <wp:inline distT="0" distB="0" distL="0" distR="0" wp14:anchorId="2C484748" wp14:editId="46CFD1EC">
+            <wp:extent cx="5274310" cy="661035"/>
+            <wp:effectExtent l="0" t="0" r="2540" b="5715"/>
+            <wp:docPr id="2147415073" name="图片 1"/>
+            <wp:cNvGraphicFramePr>
+              <a:graphicFrameLocks xmlns:a="http://schemas.openxmlformats.org/drawingml/2006/main" noChangeAspect="1"/>
+            </wp:cNvGraphicFramePr>
+            <a:graphic xmlns:a="http://schemas.openxmlformats.org/drawingml/2006/main">
+              <a:graphicData uri="http://schemas.openxmlformats.org/drawingml/2006/picture">
+                <pic:pic xmlns:pic="http://schemas.openxmlformats.org/drawingml/2006/picture">
+                  <pic:nvPicPr>
+                    <pic:cNvPr id="2147415073" name=""/>
+                    <pic:cNvPicPr/>
+                  </pic:nvPicPr>
+                  <pic:blipFill>
+                    <a:blip r:embed="rId31"/>
+                    <a:stretch>
+                      <a:fillRect/>
+                    </a:stretch>
+                  </pic:blipFill>
+                  <pic:spPr>
+                    <a:xfrm>
+                      <a:off x="0" y="0"/>
+                      <a:ext cx="5274310" cy="661035"/>
+                    </a:xfrm>
+                    <a:prstGeom prst="rect">
+                      <a:avLst/>
+                    </a:prstGeom>
+                  </pic:spPr>
+                </pic:pic>
+              </a:graphicData>
+            </a:graphic>
+          </wp:inline>
+        </w:drawing>
+      </w:r>
+    </w:p>
+    <w:p>
+      <w:pPr>
+        <w:ind w:firstLine="0"/>
+      </w:pPr>
+      <w:r>
+        <w:rPr>
+          <w:rFonts w:hint="eastAsia"/>
+        </w:rPr>
+        <w:t>离散信号的傅里叶级数</w:t>
+      </w:r>
+      <w:proofErr w:type="spellStart"/>
+      <w:r>
+        <w:rPr>
+          <w:rFonts w:hint="eastAsia"/>
+        </w:rPr>
+        <w:t>ak</w:t>
+      </w:r>
+      <w:proofErr w:type="spellEnd"/>
+      <w:r>
+        <w:rPr>
+          <w:rFonts w:hint="eastAsia"/>
+        </w:rPr>
+        <w:t>呈周期性，周期和信号的周期保持一致</w:t>
+      </w:r>
+    </w:p>
+    <w:p>
+      <w:pPr>
+        <w:ind w:firstLine="0"/>
+      </w:pPr>
+      <w:r>
+        <w:drawing>
+          <wp:inline distT="0" distB="0" distL="0" distR="0" wp14:anchorId="3A782670" wp14:editId="4AF1CAB1">
+            <wp:extent cx="5274310" cy="1102995"/>
+            <wp:effectExtent l="0" t="0" r="2540" b="1905"/>
+            <wp:docPr id="647520386" name="图片 1"/>
+            <wp:cNvGraphicFramePr>
+              <a:graphicFrameLocks xmlns:a="http://schemas.openxmlformats.org/drawingml/2006/main" noChangeAspect="1"/>
+            </wp:cNvGraphicFramePr>
+            <a:graphic xmlns:a="http://schemas.openxmlformats.org/drawingml/2006/main">
+              <a:graphicData uri="http://schemas.openxmlformats.org/drawingml/2006/picture">
+                <pic:pic xmlns:pic="http://schemas.openxmlformats.org/drawingml/2006/picture">
+                  <pic:nvPicPr>
+                    <pic:cNvPr id="647520386" name=""/>
+                    <pic:cNvPicPr/>
+                  </pic:nvPicPr>
+                  <pic:blipFill>
+                    <a:blip r:embed="rId32"/>
+                    <a:stretch>
+                      <a:fillRect/>
+                    </a:stretch>
+                  </pic:blipFill>
+                  <pic:spPr>
+                    <a:xfrm>
+                      <a:off x="0" y="0"/>
+                      <a:ext cx="5274310" cy="1102995"/>
+                    </a:xfrm>
+                    <a:prstGeom prst="rect">
+                      <a:avLst/>
+                    </a:prstGeom>
+                  </pic:spPr>
+                </pic:pic>
+              </a:graphicData>
+            </a:graphic>
+          </wp:inline>
+        </w:drawing>
+      </w:r>
+    </w:p>
+    <w:p>
+      <w:pPr>
+        <w:ind w:firstLine="0"/>
+      </w:pPr>
+      <w:r>
+        <w:drawing>
+          <wp:inline distT="0" distB="0" distL="0" distR="0" wp14:anchorId="1CCE0278" wp14:editId="58602D3E">
+            <wp:extent cx="5274310" cy="2587625"/>
+            <wp:effectExtent l="0" t="0" r="2540" b="3175"/>
+            <wp:docPr id="1163484700" name="图片 1"/>
+            <wp:cNvGraphicFramePr>
+              <a:graphicFrameLocks xmlns:a="http://schemas.openxmlformats.org/drawingml/2006/main" noChangeAspect="1"/>
+            </wp:cNvGraphicFramePr>
+            <a:graphic xmlns:a="http://schemas.openxmlformats.org/drawingml/2006/main">
+              <a:graphicData uri="http://schemas.openxmlformats.org/drawingml/2006/picture">
+                <pic:pic xmlns:pic="http://schemas.openxmlformats.org/drawingml/2006/picture">
+                  <pic:nvPicPr>
+                    <pic:cNvPr id="1163484700" name=""/>
+                    <pic:cNvPicPr/>
+                  </pic:nvPicPr>
+                  <pic:blipFill>
+                    <a:blip r:embed="rId33"/>
+                    <a:stretch>
+                      <a:fillRect/>
+                    </a:stretch>
+                  </pic:blipFill>
+                  <pic:spPr>
+                    <a:xfrm>
+                      <a:off x="0" y="0"/>
+                      <a:ext cx="5274310" cy="2587625"/>
+                    </a:xfrm>
+                    <a:prstGeom prst="rect">
+                      <a:avLst/>
+                    </a:prstGeom>
+                  </pic:spPr>
+                </pic:pic>
+              </a:graphicData>
+            </a:graphic>
+          </wp:inline>
+        </w:drawing>
+      </w:r>
+    </w:p>
+    <w:p>
+      <w:pPr>
+        <w:ind w:firstLine="0"/>
+      </w:pPr>
+      <w:r>
+        <w:lastRenderedPageBreak/>
+        <w:drawing>
+          <wp:inline distT="0" distB="0" distL="0" distR="0" wp14:anchorId="73063553" wp14:editId="56B5DA93">
+            <wp:extent cx="5274310" cy="1123950"/>
+            <wp:effectExtent l="0" t="0" r="2540" b="0"/>
+            <wp:docPr id="1827048499" name="图片 1"/>
+            <wp:cNvGraphicFramePr>
+              <a:graphicFrameLocks xmlns:a="http://schemas.openxmlformats.org/drawingml/2006/main" noChangeAspect="1"/>
+            </wp:cNvGraphicFramePr>
+            <a:graphic xmlns:a="http://schemas.openxmlformats.org/drawingml/2006/main">
+              <a:graphicData uri="http://schemas.openxmlformats.org/drawingml/2006/picture">
+                <pic:pic xmlns:pic="http://schemas.openxmlformats.org/drawingml/2006/picture">
+                  <pic:nvPicPr>
+                    <pic:cNvPr id="1827048499" name=""/>
+                    <pic:cNvPicPr/>
+                  </pic:nvPicPr>
+                  <pic:blipFill>
+                    <a:blip r:embed="rId34"/>
+                    <a:stretch>
+                      <a:fillRect/>
+                    </a:stretch>
+                  </pic:blipFill>
+                  <pic:spPr>
+                    <a:xfrm>
+                      <a:off x="0" y="0"/>
+                      <a:ext cx="5274310" cy="1123950"/>
+                    </a:xfrm>
+                    <a:prstGeom prst="rect">
+                      <a:avLst/>
+                    </a:prstGeom>
+                  </pic:spPr>
+                </pic:pic>
+              </a:graphicData>
+            </a:graphic>
+          </wp:inline>
+        </w:drawing>
+      </w:r>
+    </w:p>
+    <w:p>
+      <w:pPr>
+        <w:ind w:firstLine="0"/>
+      </w:pPr>
+      <w:r>
+        <w:drawing>
+          <wp:inline distT="0" distB="0" distL="0" distR="0" wp14:anchorId="2CF19196" wp14:editId="4CD9B801">
+            <wp:extent cx="5274310" cy="1100455"/>
+            <wp:effectExtent l="0" t="0" r="2540" b="4445"/>
+            <wp:docPr id="353572557" name="图片 1"/>
+            <wp:cNvGraphicFramePr>
+              <a:graphicFrameLocks xmlns:a="http://schemas.openxmlformats.org/drawingml/2006/main" noChangeAspect="1"/>
+            </wp:cNvGraphicFramePr>
+            <a:graphic xmlns:a="http://schemas.openxmlformats.org/drawingml/2006/main">
+              <a:graphicData uri="http://schemas.openxmlformats.org/drawingml/2006/picture">
+                <pic:pic xmlns:pic="http://schemas.openxmlformats.org/drawingml/2006/picture">
+                  <pic:nvPicPr>
+                    <pic:cNvPr id="353572557" name=""/>
+                    <pic:cNvPicPr/>
+                  </pic:nvPicPr>
+                  <pic:blipFill>
+                    <a:blip r:embed="rId35"/>
+                    <a:stretch>
+                      <a:fillRect/>
+                    </a:stretch>
+                  </pic:blipFill>
+                  <pic:spPr>
+                    <a:xfrm>
+                      <a:off x="0" y="0"/>
+                      <a:ext cx="5274310" cy="1100455"/>
+                    </a:xfrm>
+                    <a:prstGeom prst="rect">
+                      <a:avLst/>
+                    </a:prstGeom>
+                  </pic:spPr>
+                </pic:pic>
+              </a:graphicData>
+            </a:graphic>
+          </wp:inline>
+        </w:drawing>
+      </w:r>
+    </w:p>
+    <w:p>
+      <w:pPr>
+        <w:ind w:firstLine="0"/>
+      </w:pPr>
+      <w:r>
+        <w:drawing>
+          <wp:inline distT="0" distB="0" distL="0" distR="0" wp14:anchorId="24E361E5" wp14:editId="6E0B6749">
+            <wp:extent cx="5274310" cy="1406525"/>
+            <wp:effectExtent l="0" t="0" r="2540" b="3175"/>
+            <wp:docPr id="2120261724" name="图片 1"/>
+            <wp:cNvGraphicFramePr>
+              <a:graphicFrameLocks xmlns:a="http://schemas.openxmlformats.org/drawingml/2006/main" noChangeAspect="1"/>
+            </wp:cNvGraphicFramePr>
+            <a:graphic xmlns:a="http://schemas.openxmlformats.org/drawingml/2006/main">
+              <a:graphicData uri="http://schemas.openxmlformats.org/drawingml/2006/picture">
+                <pic:pic xmlns:pic="http://schemas.openxmlformats.org/drawingml/2006/picture">
+                  <pic:nvPicPr>
+                    <pic:cNvPr id="2120261724" name=""/>
+                    <pic:cNvPicPr/>
+                  </pic:nvPicPr>
+                  <pic:blipFill>
+                    <a:blip r:embed="rId36"/>
+                    <a:stretch>
+                      <a:fillRect/>
+                    </a:stretch>
+                  </pic:blipFill>
+                  <pic:spPr>
+                    <a:xfrm>
+                      <a:off x="0" y="0"/>
+                      <a:ext cx="5274310" cy="1406525"/>
+                    </a:xfrm>
+                    <a:prstGeom prst="rect">
+                      <a:avLst/>
+                    </a:prstGeom>
+                  </pic:spPr>
+                </pic:pic>
+              </a:graphicData>
+            </a:graphic>
+          </wp:inline>
+        </w:drawing>
+      </w:r>
+    </w:p>
+    <w:p>
+      <w:pPr>
+        <w:ind w:firstLine="0"/>
+      </w:pPr>
+      <w:r>
+        <w:drawing>
+          <wp:inline distT="0" distB="0" distL="0" distR="0" wp14:anchorId="247F6FB9" wp14:editId="56E2FD3A">
+            <wp:extent cx="5274310" cy="492760"/>
+            <wp:effectExtent l="0" t="0" r="2540" b="2540"/>
+            <wp:docPr id="331800873" name="图片 1"/>
+            <wp:cNvGraphicFramePr>
+              <a:graphicFrameLocks xmlns:a="http://schemas.openxmlformats.org/drawingml/2006/main" noChangeAspect="1"/>
+            </wp:cNvGraphicFramePr>
+            <a:graphic xmlns:a="http://schemas.openxmlformats.org/drawingml/2006/main">
+              <a:graphicData uri="http://schemas.openxmlformats.org/drawingml/2006/picture">
+                <pic:pic xmlns:pic="http://schemas.openxmlformats.org/drawingml/2006/picture">
+                  <pic:nvPicPr>
+                    <pic:cNvPr id="331800873" name=""/>
+                    <pic:cNvPicPr/>
+                  </pic:nvPicPr>
+                  <pic:blipFill>
+                    <a:blip r:embed="rId37"/>
+                    <a:stretch>
+                      <a:fillRect/>
+                    </a:stretch>
+                  </pic:blipFill>
+                  <pic:spPr>
+                    <a:xfrm>
+                      <a:off x="0" y="0"/>
+                      <a:ext cx="5274310" cy="492760"/>
+                    </a:xfrm>
+                    <a:prstGeom prst="rect">
+                      <a:avLst/>
+                    </a:prstGeom>
+                  </pic:spPr>
+                </pic:pic>
+              </a:graphicData>
+            </a:graphic>
+          </wp:inline>
+        </w:drawing>
+      </w:r>
+    </w:p>
+    <w:p>
+      <w:pPr>
+        <w:ind w:firstLine="0"/>
+        <w:rPr>
+          <w:b/>
+          <w:bCs/>
+        </w:rPr>
+      </w:pPr>
+      <w:r>
+        <w:rPr>
+          <w:b/>
+          <w:bCs/>
+        </w:rPr>
+        <w:t xml:space="preserve">(b) </w:t>
+      </w:r>
+      <w:r>
+        <w:rPr>
+          <w:b/>
+          <w:bCs/>
+        </w:rPr>
+        <w:t>求</w:t>
+      </w:r>
+      <w:r>
+        <w:rPr>
+          <w:b/>
+          <w:bCs/>
+        </w:rPr>
+        <w:t xml:space="preserve"> frequency response </w:t>
+      </w:r>
+      <m:oMath>
+        <m:r>
+          <m:rPr>
+            <m:sty m:val="bi"/>
+          </m:rPr>
+          <w:rPr>
+            <w:rFonts w:ascii="Cambria Math" w:hAnsi="Cambria Math"/>
+          </w:rPr>
+          <m:t>H(jω)</m:t>
+        </m:r>
+      </m:oMath>
+    </w:p>
+    <w:p>
+      <w:pPr>
+        <w:ind w:firstLine="0"/>
+      </w:pPr>
+      <w:r>
+        <w:t>令输入为：</w:t>
+      </w:r>
+    </w:p>
+    <w:p>
+      <w:pPr>
+        <w:ind w:firstLine="0"/>
+      </w:pPr>
+      <m:oMathPara>
+        <m:oMath>
+          <m:r>
+            <w:rPr>
+              <w:rFonts w:ascii="Cambria Math" w:hAnsi="Cambria Math"/>
+            </w:rPr>
+            <m:t>x(t)=</m:t>
+          </m:r>
+          <m:sSup>
+            <m:sSupPr>
+              <m:ctrlPr>
+                <w:rPr>
+                  <w:rFonts w:ascii="Cambria Math" w:hAnsi="Cambria Math"/>
+                </w:rPr>
+              </m:ctrlPr>
+            </m:sSupPr>
+            <m:e>
+              <m:r>
+                <w:rPr>
+                  <w:rFonts w:ascii="Cambria Math" w:hAnsi="Cambria Math"/>
+                </w:rPr>
+                <m:t>e</m:t>
+              </m:r>
+            </m:e>
+            <m:sup>
+              <m:r>
+                <w:rPr>
+                  <w:rFonts w:ascii="Cambria Math" w:hAnsi="Cambria Math"/>
+                </w:rPr>
+                <m:t>jωt</m:t>
+              </m:r>
+            </m:sup>
+          </m:sSup>
+        </m:oMath>
+      </m:oMathPara>
+    </w:p>
+    <w:p>
+      <w:pPr>
+        <w:ind w:firstLine="0"/>
+      </w:pPr>
+      <w:r>
+        <w:t>对于</w:t>
+      </w:r>
+      <w:r>
+        <w:t xml:space="preserve"> LTI </w:t>
+      </w:r>
+      <w:r>
+        <w:t>系统，输出形式为：</w:t>
+      </w:r>
+    </w:p>
+    <w:p>
+      <w:pPr>
+        <w:ind w:firstLine="0"/>
+      </w:pPr>
+      <m:oMathPara>
+        <m:oMath>
+          <m:r>
+            <w:rPr>
+              <w:rFonts w:ascii="Cambria Math" w:hAnsi="Cambria Math"/>
+            </w:rPr>
+            <m:t>y(t)=H(jω)</m:t>
+          </m:r>
+          <m:sSup>
+            <m:sSupPr>
+              <m:ctrlPr>
+                <w:rPr>
+                  <w:rFonts w:ascii="Cambria Math" w:hAnsi="Cambria Math"/>
+                </w:rPr>
+              </m:ctrlPr>
+            </m:sSupPr>
+            <m:e>
+              <m:r>
+                <w:rPr>
+                  <w:rFonts w:ascii="Cambria Math" w:hAnsi="Cambria Math"/>
+                </w:rPr>
+                <m:t>e</m:t>
+              </m:r>
+            </m:e>
+            <m:sup>
+              <m:r>
+                <w:rPr>
+                  <w:rFonts w:ascii="Cambria Math" w:hAnsi="Cambria Math"/>
+                </w:rPr>
+                <m:t>jωt</m:t>
+              </m:r>
+            </m:sup>
+          </m:sSup>
+        </m:oMath>
+      </m:oMathPara>
+    </w:p>
+    <w:p>
+      <w:pPr>
+        <w:ind w:firstLine="0"/>
+      </w:pPr>
+      <w:r>
+        <w:t>代入微分方程：</w:t>
+      </w:r>
+    </w:p>
+    <w:p>
+      <w:pPr>
+        <w:ind w:firstLine="0"/>
+      </w:pPr>
+      <m:oMathPara>
+        <m:oMath>
+          <m:sSup>
+            <m:sSupPr>
+              <m:ctrlPr>
+                <w:rPr>
+                  <w:rFonts w:ascii="Cambria Math" w:hAnsi="Cambria Math"/>
+                </w:rPr>
+              </m:ctrlPr>
+            </m:sSupPr>
+            <m:e>
+              <m:r>
+                <w:rPr>
+                  <w:rFonts w:ascii="Cambria Math" w:hAnsi="Cambria Math"/>
+                </w:rPr>
+                <m:t>y</m:t>
+              </m:r>
+            </m:e>
+            <m:sup>
+              <m:r>
+                <m:rPr>
+                  <m:sty m:val="p"/>
+                </m:rPr>
+                <w:rPr>
+                  <w:rFonts w:ascii="Cambria Math" w:hAnsi="Cambria Math"/>
+                </w:rPr>
+                <m:t>''</m:t>
+              </m:r>
+            </m:sup>
+          </m:sSup>
+          <m:r>
+            <w:rPr>
+              <w:rFonts w:ascii="Cambria Math" w:hAnsi="Cambria Math"/>
+            </w:rPr>
+            <m:t>(t)+</m:t>
+          </m:r>
+          <m:sSup>
+            <m:sSupPr>
+              <m:ctrlPr>
+                <w:rPr>
+                  <w:rFonts w:ascii="Cambria Math" w:hAnsi="Cambria Math"/>
+                </w:rPr>
+              </m:ctrlPr>
+            </m:sSupPr>
+            <m:e>
+              <m:r>
+                <w:rPr>
+                  <w:rFonts w:ascii="Cambria Math" w:hAnsi="Cambria Math"/>
+                </w:rPr>
+                <m:t>y</m:t>
+              </m:r>
+            </m:e>
+            <m:sup>
+              <m:r>
+                <m:rPr>
+                  <m:sty m:val="p"/>
+                </m:rPr>
+                <w:rPr>
+                  <w:rFonts w:ascii="Cambria Math" w:hAnsi="Cambria Math"/>
+                </w:rPr>
+                <m:t>'</m:t>
+              </m:r>
+            </m:sup>
+          </m:sSup>
+          <m:r>
+            <w:rPr>
+              <w:rFonts w:ascii="Cambria Math" w:hAnsi="Cambria Math"/>
+            </w:rPr>
+            <m:t>(t)+y(t)=x(t)</m:t>
+          </m:r>
+        </m:oMath>
+      </m:oMathPara>
+    </w:p>
+    <w:p>
+      <w:pPr>
+        <w:ind w:firstLine="0"/>
+      </w:pPr>
+      <w:r>
+        <w:t>先求导：</w:t>
+      </w:r>
+    </w:p>
+    <w:p>
+      <w:pPr>
+        <w:ind w:firstLine="0"/>
+      </w:pPr>
+      <m:oMathPara>
+        <m:oMath>
+          <m:sSup>
+            <m:sSupPr>
+              <m:ctrlPr>
+                <w:rPr>
+                  <w:rFonts w:ascii="Cambria Math" w:hAnsi="Cambria Math"/>
+                </w:rPr>
+              </m:ctrlPr>
+            </m:sSupPr>
+            <m:e>
+              <m:r>
+                <w:rPr>
+                  <w:rFonts w:ascii="Cambria Math" w:hAnsi="Cambria Math"/>
+                </w:rPr>
+                <m:t>y</m:t>
+              </m:r>
+            </m:e>
+            <m:sup>
+              <m:r>
+                <m:rPr>
+                  <m:sty m:val="p"/>
+                </m:rPr>
+                <w:rPr>
+                  <w:rFonts w:ascii="Cambria Math" w:hAnsi="Cambria Math"/>
+                </w:rPr>
+                <m:t>'</m:t>
+              </m:r>
+            </m:sup>
+          </m:sSup>
+          <m:r>
+            <w:rPr>
+              <w:rFonts w:ascii="Cambria Math" w:hAnsi="Cambria Math"/>
+            </w:rPr>
+            <m:t>(t)=jωH(jω)</m:t>
+          </m:r>
+          <m:sSup>
+            <m:sSupPr>
+              <m:ctrlPr>
+                <w:rPr>
+                  <w:rFonts w:ascii="Cambria Math" w:hAnsi="Cambria Math"/>
+                </w:rPr>
+              </m:ctrlPr>
+            </m:sSupPr>
+            <m:e>
+              <m:r>
+                <w:rPr>
+                  <w:rFonts w:ascii="Cambria Math" w:hAnsi="Cambria Math"/>
+                </w:rPr>
+                <m:t>e</m:t>
+              </m:r>
+            </m:e>
+            <m:sup>
+              <m:r>
+                <w:rPr>
+                  <w:rFonts w:ascii="Cambria Math" w:hAnsi="Cambria Math"/>
+                </w:rPr>
+                <m:t>jωt</m:t>
+              </m:r>
+            </m:sup>
+          </m:sSup>
+          <m:r>
+            <w:br/>
+          </m:r>
+        </m:oMath>
+        <m:oMath>
+          <m:sSup>
+            <m:sSupPr>
+              <m:ctrlPr>
+                <w:rPr>
+                  <w:rFonts w:ascii="Cambria Math" w:hAnsi="Cambria Math"/>
+                </w:rPr>
+              </m:ctrlPr>
+            </m:sSupPr>
+            <m:e>
+              <m:r>
+                <w:rPr>
+                  <w:rFonts w:ascii="Cambria Math" w:hAnsi="Cambria Math"/>
+                </w:rPr>
+                <m:t>y</m:t>
+              </m:r>
+            </m:e>
+            <m:sup>
+              <m:r>
+                <m:rPr>
+                  <m:sty m:val="p"/>
+                </m:rPr>
+                <w:rPr>
+                  <w:rFonts w:ascii="Cambria Math" w:hAnsi="Cambria Math"/>
+                </w:rPr>
+                <m:t>''</m:t>
+              </m:r>
+            </m:sup>
+          </m:sSup>
+          <m:r>
+            <w:rPr>
+              <w:rFonts w:ascii="Cambria Math" w:hAnsi="Cambria Math"/>
+            </w:rPr>
+            <m:t>(t)=(jω</m:t>
+          </m:r>
+          <m:sSup>
+            <m:sSupPr>
+              <m:ctrlPr>
+                <w:rPr>
+                  <w:rFonts w:ascii="Cambria Math" w:hAnsi="Cambria Math"/>
+                </w:rPr>
+              </m:ctrlPr>
+            </m:sSupPr>
+            <m:e>
+              <m:r>
+                <w:rPr>
+                  <w:rFonts w:ascii="Cambria Math" w:hAnsi="Cambria Math"/>
+                </w:rPr>
+                <m:t>)</m:t>
+              </m:r>
+            </m:e>
+            <m:sup>
+              <m:r>
+                <w:rPr>
+                  <w:rFonts w:ascii="Cambria Math" w:hAnsi="Cambria Math"/>
+                </w:rPr>
+                <m:t>2</m:t>
+              </m:r>
+            </m:sup>
+          </m:sSup>
+          <m:r>
+            <w:rPr>
+              <w:rFonts w:ascii="Cambria Math" w:hAnsi="Cambria Math"/>
+            </w:rPr>
+            <m:t>H(jω)</m:t>
+          </m:r>
+          <m:sSup>
+            <m:sSupPr>
+              <m:ctrlPr>
+                <w:rPr>
+                  <w:rFonts w:ascii="Cambria Math" w:hAnsi="Cambria Math"/>
+                </w:rPr>
+              </m:ctrlPr>
+            </m:sSupPr>
+            <m:e>
+              <m:r>
+                <w:rPr>
+                  <w:rFonts w:ascii="Cambria Math" w:hAnsi="Cambria Math"/>
+                </w:rPr>
+                <m:t>e</m:t>
+              </m:r>
+            </m:e>
+            <m:sup>
+              <m:r>
+                <w:rPr>
+                  <w:rFonts w:ascii="Cambria Math" w:hAnsi="Cambria Math"/>
+                </w:rPr>
+                <m:t>jωt</m:t>
+              </m:r>
+            </m:sup>
+          </m:sSup>
+        </m:oMath>
+      </m:oMathPara>
+    </w:p>
+    <w:p>
+      <w:pPr>
+        <w:ind w:firstLine="0"/>
+      </w:pPr>
+      <w:r>
+        <w:t>代入：</w:t>
+      </w:r>
+    </w:p>
+    <w:p>
+      <w:pPr>
+        <w:ind w:firstLine="0"/>
+      </w:pPr>
+      <m:oMathPara>
+        <m:oMath>
+          <m:r>
+            <w:rPr>
+              <w:rFonts w:ascii="Cambria Math" w:hAnsi="Cambria Math"/>
+            </w:rPr>
+            <m:t>(jω</m:t>
+          </m:r>
+          <m:sSup>
+            <m:sSupPr>
+              <m:ctrlPr>
+                <w:rPr>
+                  <w:rFonts w:ascii="Cambria Math" w:hAnsi="Cambria Math"/>
+                </w:rPr>
+              </m:ctrlPr>
+            </m:sSupPr>
+            <m:e>
+              <m:r>
+                <w:rPr>
+                  <w:rFonts w:ascii="Cambria Math" w:hAnsi="Cambria Math"/>
+                </w:rPr>
+                <m:t>)</m:t>
+              </m:r>
+            </m:e>
+            <m:sup>
+              <m:r>
+                <w:rPr>
+                  <w:rFonts w:ascii="Cambria Math" w:hAnsi="Cambria Math"/>
+                </w:rPr>
+                <m:t>2</m:t>
+              </m:r>
+            </m:sup>
+          </m:sSup>
+          <m:r>
+            <w:rPr>
+              <w:rFonts w:ascii="Cambria Math" w:hAnsi="Cambria Math"/>
+            </w:rPr>
+            <m:t>H(jω)</m:t>
+          </m:r>
+          <m:sSup>
+            <m:sSupPr>
+              <m:ctrlPr>
+                <w:rPr>
+                  <w:rFonts w:ascii="Cambria Math" w:hAnsi="Cambria Math"/>
+                </w:rPr>
+              </m:ctrlPr>
+            </m:sSupPr>
+            <m:e>
+              <m:r>
+                <w:rPr>
+                  <w:rFonts w:ascii="Cambria Math" w:hAnsi="Cambria Math"/>
+                </w:rPr>
+                <m:t>e</m:t>
+              </m:r>
+            </m:e>
+            <m:sup>
+              <m:r>
+                <w:rPr>
+                  <w:rFonts w:ascii="Cambria Math" w:hAnsi="Cambria Math"/>
+                </w:rPr>
+                <m:t>jωt</m:t>
+              </m:r>
+            </m:sup>
+          </m:sSup>
+          <m:r>
+            <w:rPr>
+              <w:rFonts w:ascii="Cambria Math" w:hAnsi="Cambria Math"/>
+            </w:rPr>
+            <m:t>+jωH(jω)</m:t>
+          </m:r>
+          <m:sSup>
+            <m:sSupPr>
+              <m:ctrlPr>
+                <w:rPr>
+                  <w:rFonts w:ascii="Cambria Math" w:hAnsi="Cambria Math"/>
+                </w:rPr>
+              </m:ctrlPr>
+            </m:sSupPr>
+            <m:e>
+              <m:r>
+                <w:rPr>
+                  <w:rFonts w:ascii="Cambria Math" w:hAnsi="Cambria Math"/>
+                </w:rPr>
+                <m:t>e</m:t>
+              </m:r>
+            </m:e>
+            <m:sup>
+              <m:r>
+                <w:rPr>
+                  <w:rFonts w:ascii="Cambria Math" w:hAnsi="Cambria Math"/>
+                </w:rPr>
+                <m:t>jωt</m:t>
+              </m:r>
+            </m:sup>
+          </m:sSup>
+          <m:r>
+            <w:rPr>
+              <w:rFonts w:ascii="Cambria Math" w:hAnsi="Cambria Math"/>
+            </w:rPr>
+            <m:t>+H(jω)</m:t>
+          </m:r>
+          <m:sSup>
+            <m:sSupPr>
+              <m:ctrlPr>
+                <w:rPr>
+                  <w:rFonts w:ascii="Cambria Math" w:hAnsi="Cambria Math"/>
+                </w:rPr>
+              </m:ctrlPr>
+            </m:sSupPr>
+            <m:e>
+              <m:r>
+                <w:rPr>
+                  <w:rFonts w:ascii="Cambria Math" w:hAnsi="Cambria Math"/>
+                </w:rPr>
+                <m:t>e</m:t>
+              </m:r>
+            </m:e>
+            <m:sup>
+              <m:r>
+                <w:rPr>
+                  <w:rFonts w:ascii="Cambria Math" w:hAnsi="Cambria Math"/>
+                </w:rPr>
+                <m:t>jωt</m:t>
+              </m:r>
+            </m:sup>
+          </m:sSup>
+          <m:r>
+            <w:rPr>
+              <w:rFonts w:ascii="Cambria Math" w:hAnsi="Cambria Math"/>
+            </w:rPr>
+            <m:t>=</m:t>
+          </m:r>
+          <m:sSup>
+            <m:sSupPr>
+              <m:ctrlPr>
+                <w:rPr>
+                  <w:rFonts w:ascii="Cambria Math" w:hAnsi="Cambria Math"/>
+                </w:rPr>
+              </m:ctrlPr>
+            </m:sSupPr>
+            <m:e>
+              <m:r>
+                <w:rPr>
+                  <w:rFonts w:ascii="Cambria Math" w:hAnsi="Cambria Math"/>
+                </w:rPr>
+                <m:t>e</m:t>
+              </m:r>
+            </m:e>
+            <m:sup>
+              <m:r>
+                <w:rPr>
+                  <w:rFonts w:ascii="Cambria Math" w:hAnsi="Cambria Math"/>
+                </w:rPr>
+                <m:t>jωt</m:t>
+              </m:r>
+            </m:sup>
+          </m:sSup>
+        </m:oMath>
+      </m:oMathPara>
+    </w:p>
+    <w:p>
+      <w:pPr>
+        <w:ind w:firstLine="0"/>
+      </w:pPr>
+      <w:r>
+        <w:t>提取：</w:t>
+      </w:r>
+    </w:p>
+    <w:p>
+      <w:pPr>
+        <w:ind w:firstLine="0"/>
+      </w:pPr>
+      <m:oMathPara>
+        <m:oMath>
+          <m:r>
+            <w:rPr>
+              <w:rFonts w:ascii="Cambria Math" w:hAnsi="Cambria Math"/>
+            </w:rPr>
+            <m:t>H(jω)</m:t>
+          </m:r>
+          <m:sSup>
+            <m:sSupPr>
+              <m:ctrlPr>
+                <w:rPr>
+                  <w:rFonts w:ascii="Cambria Math" w:hAnsi="Cambria Math"/>
+                </w:rPr>
+              </m:ctrlPr>
+            </m:sSupPr>
+            <m:e>
+              <m:r>
+                <w:rPr>
+                  <w:rFonts w:ascii="Cambria Math" w:hAnsi="Cambria Math"/>
+                </w:rPr>
+                <m:t>e</m:t>
+              </m:r>
+            </m:e>
+            <m:sup>
+              <m:r>
+                <w:rPr>
+                  <w:rFonts w:ascii="Cambria Math" w:hAnsi="Cambria Math"/>
+                </w:rPr>
+                <m:t>jωt</m:t>
+              </m:r>
+            </m:sup>
+          </m:sSup>
+          <m:d>
+            <m:dPr>
+              <m:begChr m:val="["/>
+              <m:endChr m:val="]"/>
+              <m:ctrlPr>
+                <w:rPr>
+                  <w:rFonts w:ascii="Cambria Math" w:hAnsi="Cambria Math"/>
+                </w:rPr>
+              </m:ctrlPr>
+            </m:dPr>
+            <m:e>
+              <m:r>
+                <w:rPr>
+                  <w:rFonts w:ascii="Cambria Math" w:hAnsi="Cambria Math"/>
+                </w:rPr>
+                <m:t>(jω</m:t>
+              </m:r>
+              <m:sSup>
+                <m:sSupPr>
+                  <m:ctrlPr>
+                    <w:rPr>
+                      <w:rFonts w:ascii="Cambria Math" w:hAnsi="Cambria Math"/>
+                    </w:rPr>
+                  </m:ctrlPr>
+                </m:sSupPr>
+                <m:e>
+                  <m:r>
+                    <w:rPr>
+                      <w:rFonts w:ascii="Cambria Math" w:hAnsi="Cambria Math"/>
+                    </w:rPr>
+                    <m:t>)</m:t>
+                  </m:r>
+                </m:e>
+                <m:sup>
+                  <m:r>
+                    <w:rPr>
+                      <w:rFonts w:ascii="Cambria Math" w:hAnsi="Cambria Math"/>
+                    </w:rPr>
+                    <m:t>2</m:t>
+                  </m:r>
+                </m:sup>
+              </m:sSup>
+              <m:r>
+                <w:rPr>
+                  <w:rFonts w:ascii="Cambria Math" w:hAnsi="Cambria Math"/>
+                </w:rPr>
+                <m:t>+jω+1</m:t>
+              </m:r>
+            </m:e>
+          </m:d>
+          <m:r>
+            <w:rPr>
+              <w:rFonts w:ascii="Cambria Math" w:hAnsi="Cambria Math"/>
+            </w:rPr>
+            <m:t>=</m:t>
+          </m:r>
+          <m:sSup>
+            <m:sSupPr>
+              <m:ctrlPr>
+                <w:rPr>
+                  <w:rFonts w:ascii="Cambria Math" w:hAnsi="Cambria Math"/>
+                </w:rPr>
+              </m:ctrlPr>
+            </m:sSupPr>
+            <m:e>
+              <m:r>
+                <w:rPr>
+                  <w:rFonts w:ascii="Cambria Math" w:hAnsi="Cambria Math"/>
+                </w:rPr>
+                <m:t>e</m:t>
+              </m:r>
+            </m:e>
+            <m:sup>
+              <m:r>
+                <w:rPr>
+                  <w:rFonts w:ascii="Cambria Math" w:hAnsi="Cambria Math"/>
+                </w:rPr>
+                <m:t>jωt</m:t>
+              </m:r>
+            </m:sup>
+          </m:sSup>
+        </m:oMath>
+      </m:oMathPara>
+    </w:p>
+    <w:p>
+      <w:pPr>
+        <w:ind w:firstLine="0"/>
+      </w:pPr>
+      <w:r>
+        <w:t>消去</w:t>
+      </w:r>
+      <w:r>
+        <w:t xml:space="preserve"> </w:t>
+      </w:r>
+      <m:oMath>
+        <m:sSup>
+          <m:sSupPr>
+            <m:ctrlPr>
+              <w:rPr>
+                <w:rFonts w:ascii="Cambria Math" w:hAnsi="Cambria Math"/>
+              </w:rPr>
+            </m:ctrlPr>
+          </m:sSupPr>
+          <m:e>
+            <m:r>
+              <w:rPr>
+                <w:rFonts w:ascii="Cambria Math" w:hAnsi="Cambria Math"/>
+              </w:rPr>
+              <m:t>e</m:t>
+            </m:r>
+          </m:e>
+          <m:sup>
+            <m:r>
+              <w:rPr>
+                <w:rFonts w:ascii="Cambria Math" w:hAnsi="Cambria Math"/>
+              </w:rPr>
+              <m:t>jωt</m:t>
+            </m:r>
+          </m:sup>
+        </m:sSup>
+      </m:oMath>
+      <w:r>
+        <w:t>：</w:t>
+      </w:r>
+    </w:p>
+    <w:p>
+      <w:pPr>
+        <w:ind w:firstLine="0"/>
+      </w:pPr>
+      <m:oMathPara>
+        <m:oMath>
+          <m:r>
+            <w:rPr>
+              <w:rFonts w:ascii="Cambria Math" w:hAnsi="Cambria Math"/>
+            </w:rPr>
+            <m:t>H(jω)</m:t>
+          </m:r>
+          <m:d>
+            <m:dPr>
+              <m:begChr m:val="["/>
+              <m:endChr m:val="]"/>
+              <m:ctrlPr>
+                <w:rPr>
+                  <w:rFonts w:ascii="Cambria Math" w:hAnsi="Cambria Math"/>
+                </w:rPr>
+              </m:ctrlPr>
+            </m:dPr>
+            <m:e>
+              <m:r>
+                <w:rPr>
+                  <w:rFonts w:ascii="Cambria Math" w:hAnsi="Cambria Math"/>
+                </w:rPr>
+                <m:t>(jω</m:t>
+              </m:r>
+              <m:sSup>
+                <m:sSupPr>
+                  <m:ctrlPr>
+                    <w:rPr>
+                      <w:rFonts w:ascii="Cambria Math" w:hAnsi="Cambria Math"/>
+                    </w:rPr>
+                  </m:ctrlPr>
+                </m:sSupPr>
+                <m:e>
+                  <m:r>
+                    <w:rPr>
+                      <w:rFonts w:ascii="Cambria Math" w:hAnsi="Cambria Math"/>
+                    </w:rPr>
+                    <m:t>)</m:t>
+                  </m:r>
+                </m:e>
+                <m:sup>
+                  <m:r>
+                    <w:rPr>
+                      <w:rFonts w:ascii="Cambria Math" w:hAnsi="Cambria Math"/>
+                    </w:rPr>
+                    <m:t>2</m:t>
+                  </m:r>
+                </m:sup>
+              </m:sSup>
+              <m:r>
+                <w:rPr>
+                  <w:rFonts w:ascii="Cambria Math" w:hAnsi="Cambria Math"/>
+                </w:rPr>
+                <m:t>+jω+1</m:t>
+              </m:r>
+            </m:e>
+          </m:d>
+          <m:r>
+            <w:rPr>
+              <w:rFonts w:ascii="Cambria Math" w:hAnsi="Cambria Math"/>
+            </w:rPr>
+            <m:t>=1</m:t>
+          </m:r>
+        </m:oMath>
+      </m:oMathPara>
+    </w:p>
+    <w:p>
+      <w:pPr>
+        <w:ind w:firstLine="0"/>
+      </w:pPr>
+      <w:r>
+        <w:t>所以：</w:t>
+      </w:r>
+    </w:p>
+    <w:p>
+      <w:pPr>
+        <w:ind w:firstLine="0"/>
+      </w:pPr>
+      <m:oMathPara>
+        <m:oMath>
+          <m:borderBox>
+            <m:borderBoxPr>
+              <m:ctrlPr>
+                <w:rPr>
+                  <w:rFonts w:ascii="Cambria Math" w:hAnsi="Cambria Math"/>
+                </w:rPr>
+              </m:ctrlPr>
+            </m:borderBoxPr>
+            <m:e>
+              <m:r>
+                <w:rPr>
+                  <w:rFonts w:ascii="Cambria Math" w:hAnsi="Cambria Math"/>
+                </w:rPr>
+                <m:t>H(jω)=</m:t>
+              </m:r>
+              <m:f>
+                <m:fPr>
+                  <m:ctrlPr>
+                    <w:rPr>
+                      <w:rFonts w:ascii="Cambria Math" w:hAnsi="Cambria Math"/>
+                    </w:rPr>
+                  </m:ctrlPr>
+                </m:fPr>
+                <m:num>
+                  <m:r>
+                    <w:rPr>
+                      <w:rFonts w:ascii="Cambria Math" w:hAnsi="Cambria Math"/>
+                    </w:rPr>
+                    <m:t>1</m:t>
+                  </m:r>
+                </m:num>
+                <m:den>
+                  <m:d>
+                    <m:dPr>
+                      <m:sepChr m:val="+"/>
+                      <m:endChr m:val=""/>
+                      <m:ctrlPr>
+                        <w:rPr>
+                          <w:rFonts w:ascii="Cambria Math" w:hAnsi="Cambria Math"/>
+                        </w:rPr>
+                      </m:ctrlPr>
+                    </m:dPr>
+                    <m:e>
+                      <m:r>
+                        <w:rPr>
+                          <w:rFonts w:ascii="Cambria Math" w:hAnsi="Cambria Math"/>
+                        </w:rPr>
+                        <m:t>jω</m:t>
+                      </m:r>
+                      <m:sSup>
+                        <m:sSupPr>
+                          <m:ctrlPr>
+                            <w:rPr>
+                              <w:rFonts w:ascii="Cambria Math" w:hAnsi="Cambria Math"/>
+                            </w:rPr>
+                          </m:ctrlPr>
+                        </m:sSupPr>
+                        <m:e>
+                          <m:r>
+                            <w:rPr>
+                              <w:rFonts w:ascii="Cambria Math" w:hAnsi="Cambria Math"/>
+                            </w:rPr>
+                            <m:t>)</m:t>
+                          </m:r>
+                        </m:e>
+                        <m:sup>
+                          <m:r>
+                            <w:rPr>
+                              <w:rFonts w:ascii="Cambria Math" w:hAnsi="Cambria Math"/>
+                            </w:rPr>
+                            <m:t>2</m:t>
+                          </m:r>
+                        </m:sup>
+                      </m:sSup>
+                    </m:e>
+                    <m:e>
+                      <m:r>
+                        <w:rPr>
+                          <w:rFonts w:ascii="Cambria Math" w:hAnsi="Cambria Math"/>
+                        </w:rPr>
+                        <m:t>jω</m:t>
+                      </m:r>
+                    </m:e>
+                    <m:e>
+                      <m:r>
+                        <w:rPr>
+                          <w:rFonts w:ascii="Cambria Math" w:hAnsi="Cambria Math"/>
+                        </w:rPr>
+                        <m:t>1</m:t>
+                      </m:r>
+                    </m:e>
+                  </m:d>
+                </m:den>
+              </m:f>
+            </m:e>
+          </m:borderBox>
+        </m:oMath>
+      </m:oMathPara>
+    </w:p>
+    <w:p>
+      <w:pPr>
+        <w:ind w:firstLine="0"/>
+      </w:pPr>
+      <w:r>
+        <w:lastRenderedPageBreak/>
+        <w:drawing>
+          <wp:inline distT="0" distB="0" distL="0" distR="0" wp14:anchorId="6EB86F35" wp14:editId="77E3A0B4">
+            <wp:extent cx="5274310" cy="2324735"/>
+            <wp:effectExtent l="0" t="0" r="2540" b="0"/>
+            <wp:docPr id="1579172245" name="图片 1"/>
+            <wp:cNvGraphicFramePr>
+              <a:graphicFrameLocks xmlns:a="http://schemas.openxmlformats.org/drawingml/2006/main" noChangeAspect="1"/>
+            </wp:cNvGraphicFramePr>
+            <a:graphic xmlns:a="http://schemas.openxmlformats.org/drawingml/2006/main">
+              <a:graphicData uri="http://schemas.openxmlformats.org/drawingml/2006/picture">
+                <pic:pic xmlns:pic="http://schemas.openxmlformats.org/drawingml/2006/picture">
+                  <pic:nvPicPr>
+                    <pic:cNvPr id="1579172245" name=""/>
+                    <pic:cNvPicPr/>
+                  </pic:nvPicPr>
+                  <pic:blipFill>
+                    <a:blip r:embed="rId38"/>
+                    <a:stretch>
+                      <a:fillRect/>
+                    </a:stretch>
+                  </pic:blipFill>
+                  <pic:spPr>
+                    <a:xfrm>
+                      <a:off x="0" y="0"/>
+                      <a:ext cx="5274310" cy="2324735"/>
+                    </a:xfrm>
+                    <a:prstGeom prst="rect">
+                      <a:avLst/>
+                    </a:prstGeom>
+                  </pic:spPr>
+                </pic:pic>
+              </a:graphicData>
+            </a:graphic>
+          </wp:inline>
+        </w:drawing>
+      </w:r>
+    </w:p>
+    <w:p>
+      <w:pPr>
+        <w:ind w:firstLine="0"/>
+      </w:pPr>
+      <w:r>
+        <w:drawing>
+          <wp:inline distT="0" distB="0" distL="0" distR="0" wp14:anchorId="371C859E" wp14:editId="34F8DD6C">
+            <wp:extent cx="5274310" cy="1263650"/>
+            <wp:effectExtent l="0" t="0" r="2540" b="0"/>
+            <wp:docPr id="293185906" name="图片 1"/>
+            <wp:cNvGraphicFramePr>
+              <a:graphicFrameLocks xmlns:a="http://schemas.openxmlformats.org/drawingml/2006/main" noChangeAspect="1"/>
+            </wp:cNvGraphicFramePr>
+            <a:graphic xmlns:a="http://schemas.openxmlformats.org/drawingml/2006/main">
+              <a:graphicData uri="http://schemas.openxmlformats.org/drawingml/2006/picture">
+                <pic:pic xmlns:pic="http://schemas.openxmlformats.org/drawingml/2006/picture">
+                  <pic:nvPicPr>
+                    <pic:cNvPr id="293185906" name=""/>
+                    <pic:cNvPicPr/>
+                  </pic:nvPicPr>
+                  <pic:blipFill>
+                    <a:blip r:embed="rId39"/>
+                    <a:stretch>
+                      <a:fillRect/>
+                    </a:stretch>
+                  </pic:blipFill>
+                  <pic:spPr>
+                    <a:xfrm>
+                      <a:off x="0" y="0"/>
+                      <a:ext cx="5274310" cy="1263650"/>
+                    </a:xfrm>
+                    <a:prstGeom prst="rect">
+                      <a:avLst/>
+                    </a:prstGeom>
+                  </pic:spPr>
+                </pic:pic>
+              </a:graphicData>
+            </a:graphic>
+          </wp:inline>
+        </w:drawing>
+      </w:r>
+    </w:p>
+    <w:p>
+      <w:pPr>
+        <w:ind w:firstLine="0"/>
+        <w:rPr>
+          <w:b/>
+          <w:bCs/>
+        </w:rPr>
+      </w:pPr>
+      <w:r>
+        <w:rPr>
+          <w:b/>
+          <w:bCs/>
+        </w:rPr>
+        <w:t>一个常用模板</w:t>
+      </w:r>
+    </w:p>
+    <w:p>
+      <w:pPr>
+        <w:ind w:firstLine="0"/>
+      </w:pPr>
+      <w:r>
+        <w:t>如果一个周期矩形脉冲：</w:t>
+      </w:r>
+    </w:p>
+    <w:p>
+      <w:pPr>
+        <w:ind w:firstLine="0"/>
+      </w:pPr>
+      <m:oMathPara>
+        <m:oMath>
+          <m:r>
+            <w:rPr>
+              <w:rFonts w:ascii="Cambria Math" w:hAnsi="Cambria Math"/>
+            </w:rPr>
+            <m:t>x(t)=A,c-</m:t>
+          </m:r>
+          <m:f>
+            <m:fPr>
+              <m:ctrlPr>
+                <w:rPr>
+                  <w:rFonts w:ascii="Cambria Math" w:hAnsi="Cambria Math"/>
+                </w:rPr>
+              </m:ctrlPr>
+            </m:fPr>
+            <m:num>
+              <m:r>
+                <w:rPr>
+                  <w:rFonts w:ascii="Cambria Math" w:hAnsi="Cambria Math"/>
+                </w:rPr>
+                <m:t>W</m:t>
+              </m:r>
+            </m:num>
+            <m:den>
+              <m:r>
+                <w:rPr>
+                  <w:rFonts w:ascii="Cambria Math" w:hAnsi="Cambria Math"/>
+                </w:rPr>
+                <m:t>2</m:t>
+              </m:r>
+            </m:den>
+          </m:f>
+          <m:r>
+            <w:rPr>
+              <w:rFonts w:ascii="Cambria Math" w:hAnsi="Cambria Math"/>
+            </w:rPr>
+            <m:t>&lt;t&lt;c+</m:t>
+          </m:r>
+          <m:f>
+            <m:fPr>
+              <m:ctrlPr>
+                <w:rPr>
+                  <w:rFonts w:ascii="Cambria Math" w:hAnsi="Cambria Math"/>
+                </w:rPr>
+              </m:ctrlPr>
+            </m:fPr>
+            <m:num>
+              <m:r>
+                <w:rPr>
+                  <w:rFonts w:ascii="Cambria Math" w:hAnsi="Cambria Math"/>
+                </w:rPr>
+                <m:t>W</m:t>
+              </m:r>
+            </m:num>
+            <m:den>
+              <m:r>
+                <w:rPr>
+                  <w:rFonts w:ascii="Cambria Math" w:hAnsi="Cambria Math"/>
+                </w:rPr>
+                <m:t>2</m:t>
+              </m:r>
+            </m:den>
+          </m:f>
+        </m:oMath>
+      </m:oMathPara>
+    </w:p>
+    <w:p>
+      <w:pPr>
+        <w:ind w:firstLine="0"/>
+      </w:pPr>
+      <w:r>
+        <w:t>周期为</w:t>
+      </w:r>
+      <w:r>
+        <w:t xml:space="preserve"> </w:t>
+      </w:r>
+      <m:oMath>
+        <m:r>
+          <w:rPr>
+            <w:rFonts w:ascii="Cambria Math" w:hAnsi="Cambria Math"/>
+          </w:rPr>
+          <m:t>T=4</m:t>
+        </m:r>
+      </m:oMath>
+      <w:r>
+        <w:t>，其他地方为</w:t>
+      </w:r>
+      <w:r>
+        <w:t xml:space="preserve"> 0</w:t>
+      </w:r>
+      <w:r>
+        <w:t>，那么它的傅里叶系数是：</w:t>
+      </w:r>
+    </w:p>
+    <w:p>
+      <w:pPr>
+        <w:ind w:firstLine="0"/>
+      </w:pPr>
+      <m:oMathPara>
+        <m:oMath>
+          <m:sSub>
+            <m:sSubPr>
+              <m:ctrlPr>
+                <w:rPr>
+                  <w:rFonts w:ascii="Cambria Math" w:hAnsi="Cambria Math"/>
+                </w:rPr>
+              </m:ctrlPr>
+            </m:sSubPr>
+            <m:e>
+              <m:r>
+                <w:rPr>
+                  <w:rFonts w:ascii="Cambria Math" w:hAnsi="Cambria Math"/>
+                </w:rPr>
+                <m:t>a</m:t>
+              </m:r>
+            </m:e>
+            <m:sub>
+              <m:r>
+                <w:rPr>
+                  <w:rFonts w:ascii="Cambria Math" w:hAnsi="Cambria Math"/>
+                </w:rPr>
+                <m:t>k</m:t>
+              </m:r>
+            </m:sub>
+          </m:sSub>
+          <m:r>
+            <w:rPr>
+              <w:rFonts w:ascii="Cambria Math" w:hAnsi="Cambria Math"/>
+            </w:rPr>
+            <m:t>=A</m:t>
+          </m:r>
+          <m:f>
+            <m:fPr>
+              <m:ctrlPr>
+                <w:rPr>
+                  <w:rFonts w:ascii="Cambria Math" w:hAnsi="Cambria Math"/>
+                </w:rPr>
+              </m:ctrlPr>
+            </m:fPr>
+            <m:num>
+              <m:r>
+                <m:rPr>
+                  <m:sty m:val="p"/>
+                </m:rPr>
+                <w:rPr>
+                  <w:rFonts w:ascii="Cambria Math" w:hAnsi="Cambria Math"/>
+                </w:rPr>
+                <m:t>sin</m:t>
+              </m:r>
+              <m:r>
+                <w:rPr>
+                  <w:rFonts w:ascii="Cambria Math" w:hAnsi="Cambria Math"/>
+                </w:rPr>
+                <m:t>⁡(k</m:t>
+              </m:r>
+              <m:sSub>
+                <m:sSubPr>
+                  <m:ctrlPr>
+                    <w:rPr>
+                      <w:rFonts w:ascii="Cambria Math" w:hAnsi="Cambria Math"/>
+                    </w:rPr>
+                  </m:ctrlPr>
+                </m:sSubPr>
+                <m:e>
+                  <m:r>
+                    <w:rPr>
+                      <w:rFonts w:ascii="Cambria Math" w:hAnsi="Cambria Math"/>
+                    </w:rPr>
+                    <m:t>ω</m:t>
+                  </m:r>
+                </m:e>
+                <m:sub>
+                  <m:r>
+                    <w:rPr>
+                      <w:rFonts w:ascii="Cambria Math" w:hAnsi="Cambria Math"/>
+                    </w:rPr>
+                    <m:t>0</m:t>
+                  </m:r>
+                </m:sub>
+              </m:sSub>
+              <m:r>
+                <w:rPr>
+                  <w:rFonts w:ascii="Cambria Math" w:hAnsi="Cambria Math"/>
+                </w:rPr>
+                <m:t>W</m:t>
+              </m:r>
+              <m:r>
+                <m:rPr>
+                  <m:sty m:val="p"/>
+                </m:rPr>
+                <w:rPr>
+                  <w:rFonts w:ascii="Cambria Math" w:hAnsi="Cambria Math"/>
+                </w:rPr>
+                <m:t>/</m:t>
+              </m:r>
+              <m:r>
+                <w:rPr>
+                  <w:rFonts w:ascii="Cambria Math" w:hAnsi="Cambria Math"/>
+                </w:rPr>
+                <m:t>2)</m:t>
+              </m:r>
+            </m:num>
+            <m:den>
+              <m:r>
+                <w:rPr>
+                  <w:rFonts w:ascii="Cambria Math" w:hAnsi="Cambria Math"/>
+                </w:rPr>
+                <m:t>kπ</m:t>
+              </m:r>
+            </m:den>
+          </m:f>
+          <m:sSup>
+            <m:sSupPr>
+              <m:ctrlPr>
+                <w:rPr>
+                  <w:rFonts w:ascii="Cambria Math" w:hAnsi="Cambria Math"/>
+                </w:rPr>
+              </m:ctrlPr>
+            </m:sSupPr>
+            <m:e>
+              <m:r>
+                <w:rPr>
+                  <w:rFonts w:ascii="Cambria Math" w:hAnsi="Cambria Math"/>
+                </w:rPr>
+                <m:t>e</m:t>
+              </m:r>
+            </m:e>
+            <m:sup>
+              <m:r>
+                <w:rPr>
+                  <w:rFonts w:ascii="Cambria Math" w:hAnsi="Cambria Math"/>
+                </w:rPr>
+                <m:t>-jk</m:t>
+              </m:r>
+              <m:sSub>
+                <m:sSubPr>
+                  <m:ctrlPr>
+                    <w:rPr>
+                      <w:rFonts w:ascii="Cambria Math" w:hAnsi="Cambria Math"/>
+                    </w:rPr>
+                  </m:ctrlPr>
+                </m:sSubPr>
+                <m:e>
+                  <m:r>
+                    <w:rPr>
+                      <w:rFonts w:ascii="Cambria Math" w:hAnsi="Cambria Math"/>
+                    </w:rPr>
+                    <m:t>ω</m:t>
+                  </m:r>
+                </m:e>
+                <m:sub>
+                  <m:r>
+                    <w:rPr>
+                      <w:rFonts w:ascii="Cambria Math" w:hAnsi="Cambria Math"/>
+                    </w:rPr>
+                    <m:t>0</m:t>
+                  </m:r>
+                </m:sub>
+              </m:sSub>
+              <m:r>
+                <w:rPr>
+                  <w:rFonts w:ascii="Cambria Math" w:hAnsi="Cambria Math"/>
+                </w:rPr>
+                <m:t>c</m:t>
+              </m:r>
+            </m:sup>
+          </m:sSup>
+          <m:r>
+            <w:rPr>
+              <w:rFonts w:ascii="Cambria Math" w:hAnsi="Cambria Math"/>
+            </w:rPr>
+            <m:t>,k</m:t>
+          </m:r>
+          <m:r>
+            <m:rPr>
+              <m:sty m:val="p"/>
+            </m:rPr>
+            <w:rPr>
+              <w:rFonts w:ascii="Cambria Math" w:hAnsi="Cambria Math"/>
+            </w:rPr>
+            <m:t>≠</m:t>
+          </m:r>
+          <m:r>
+            <w:rPr>
+              <w:rFonts w:ascii="Cambria Math" w:hAnsi="Cambria Math"/>
+            </w:rPr>
+            <m:t>0</m:t>
+          </m:r>
+        </m:oMath>
+      </m:oMathPara>
+    </w:p>
+    <w:p>
+      <w:pPr>
+        <w:ind w:firstLine="0"/>
+      </w:pPr>
+      <w:r>
+        <w:t>其中：</w:t>
+      </w:r>
+    </w:p>
+    <w:p>
+      <w:pPr>
+        <w:ind w:firstLine="0"/>
+      </w:pPr>
+      <m:oMathPara>
+        <m:oMath>
+          <m:sSub>
+            <m:sSubPr>
+              <m:ctrlPr>
+                <w:rPr>
+                  <w:rFonts w:ascii="Cambria Math" w:hAnsi="Cambria Math"/>
+                </w:rPr>
+              </m:ctrlPr>
+            </m:sSubPr>
+            <m:e>
+              <m:r>
+                <w:rPr>
+                  <w:rFonts w:ascii="Cambria Math" w:hAnsi="Cambria Math"/>
+                </w:rPr>
+                <m:t>ω</m:t>
+              </m:r>
+            </m:e>
+            <m:sub>
+              <m:r>
+                <w:rPr>
+                  <w:rFonts w:ascii="Cambria Math" w:hAnsi="Cambria Math"/>
+                </w:rPr>
+                <m:t>0</m:t>
+              </m:r>
+            </m:sub>
+          </m:sSub>
+          <m:r>
+            <w:rPr>
+              <w:rFonts w:ascii="Cambria Math" w:hAnsi="Cambria Math"/>
+            </w:rPr>
+            <m:t>=</m:t>
+          </m:r>
+          <m:f>
+            <m:fPr>
+              <m:ctrlPr>
+                <w:rPr>
+                  <w:rFonts w:ascii="Cambria Math" w:hAnsi="Cambria Math"/>
+                </w:rPr>
+              </m:ctrlPr>
+            </m:fPr>
+            <m:num>
+              <m:r>
+                <w:rPr>
+                  <w:rFonts w:ascii="Cambria Math" w:hAnsi="Cambria Math"/>
+                </w:rPr>
+                <m:t>π</m:t>
+              </m:r>
+            </m:num>
+            <m:den>
+              <m:r>
+                <w:rPr>
+                  <w:rFonts w:ascii="Cambria Math" w:hAnsi="Cambria Math"/>
+                </w:rPr>
+                <m:t>2</m:t>
+              </m:r>
+            </m:den>
+          </m:f>
+        </m:oMath>
+      </m:oMathPara>
+    </w:p>
+    <w:p>
+      <w:pPr>
+        <w:ind w:firstLine="0"/>
+      </w:pPr>
+      <w:r>
+        <w:t>而：</w:t>
+      </w:r>
+    </w:p>
+    <w:p>
+      <w:pPr>
+        <w:ind w:firstLine="0"/>
+      </w:pPr>
+      <m:oMathPara>
+        <m:oMath>
+          <m:sSub>
+            <m:sSubPr>
+              <m:ctrlPr>
+                <w:rPr>
+                  <w:rFonts w:ascii="Cambria Math" w:hAnsi="Cambria Math"/>
+                </w:rPr>
+              </m:ctrlPr>
+            </m:sSubPr>
+            <m:e>
+              <m:r>
+                <w:rPr>
+                  <w:rFonts w:ascii="Cambria Math" w:hAnsi="Cambria Math"/>
+                </w:rPr>
+                <m:t>a</m:t>
+              </m:r>
+            </m:e>
+            <m:sub>
+              <m:r>
+                <w:rPr>
+                  <w:rFonts w:ascii="Cambria Math" w:hAnsi="Cambria Math"/>
+                </w:rPr>
+                <m:t>0</m:t>
+              </m:r>
+            </m:sub>
+          </m:sSub>
+          <m:r>
+            <w:rPr>
+              <w:rFonts w:ascii="Cambria Math" w:hAnsi="Cambria Math"/>
+            </w:rPr>
+            <m:t>=</m:t>
+          </m:r>
+          <m:f>
+            <m:fPr>
+              <m:ctrlPr>
+                <w:rPr>
+                  <w:rFonts w:ascii="Cambria Math" w:hAnsi="Cambria Math"/>
+                </w:rPr>
+              </m:ctrlPr>
+            </m:fPr>
+            <m:num>
+              <m:r>
+                <w:rPr>
+                  <w:rFonts w:ascii="Cambria Math" w:hAnsi="Cambria Math"/>
+                </w:rPr>
+                <m:t>AW</m:t>
+              </m:r>
+            </m:num>
+            <m:den>
+              <m:r>
+                <w:rPr>
+                  <w:rFonts w:ascii="Cambria Math" w:hAnsi="Cambria Math"/>
+                </w:rPr>
+                <m:t>T</m:t>
+              </m:r>
+            </m:den>
+          </m:f>
+        </m:oMath>
+      </m:oMathPara>
     </w:p>
     <w:p>
       <w:pPr>
@@ -1644,7 +3717,6 @@
   <w:style w:type="character" w:default="1" w:styleId="a0">
     <w:name w:val="Default Paragraph Font"/>
     <w:uiPriority w:val="1"/>
-    <w:semiHidden/>
     <w:unhideWhenUsed/>
   </w:style>
   <w:style w:type="table" w:default="1" w:styleId="a1">

--- a/correction notebook.docx
+++ b/correction notebook.docx
@@ -5,17 +5,14 @@
     <w:p>
       <w:pPr>
         <w:ind w:firstLine="0"/>
+      </w:pPr>
+      <w:r>
+        <w:t>C</w:t>
+      </w:r>
+      <w:r>
         <w:rPr>
           <w:rFonts w:hint="eastAsia"/>
         </w:rPr>
-      </w:pPr>
-      <w:r>
-        <w:t>C</w:t>
-      </w:r>
-      <w:r>
-        <w:rPr>
-          <w:rFonts w:hint="eastAsia"/>
-        </w:rPr>
         <w:t xml:space="preserve">hapter 1 </w:t>
       </w:r>
     </w:p>
@@ -24,6 +21,9 @@
         <w:ind w:firstLine="0"/>
       </w:pPr>
       <w:r>
+        <w:rPr>
+          <w:noProof/>
+        </w:rPr>
         <w:drawing>
           <wp:inline distT="0" distB="0" distL="0" distR="0" wp14:anchorId="25BE0067" wp14:editId="444D9A25">
             <wp:extent cx="5274310" cy="508635"/>
@@ -66,6 +66,9 @@
         <w:ind w:firstLine="0"/>
       </w:pPr>
       <w:r>
+        <w:rPr>
+          <w:noProof/>
+        </w:rPr>
         <w:drawing>
           <wp:inline distT="0" distB="0" distL="0" distR="0" wp14:anchorId="146AEA4E" wp14:editId="1A479AC3">
             <wp:extent cx="5274310" cy="1705610"/>
@@ -106,8 +109,37 @@
     <w:p>
       <w:pPr>
         <w:ind w:firstLine="0"/>
-      </w:pPr>
-      <w:r>
+        <w:rPr>
+          <w:rFonts w:hint="eastAsia"/>
+        </w:rPr>
+      </w:pPr>
+      <w:r>
+        <w:rPr>
+          <w:rFonts w:hint="eastAsia"/>
+        </w:rPr>
+        <w:t>注意看</w:t>
+      </w:r>
+      <w:r>
+        <w:rPr>
+          <w:rFonts w:hint="eastAsia"/>
+        </w:rPr>
+        <w:t xml:space="preserve">c, d </w:t>
+      </w:r>
+      <w:r>
+        <w:rPr>
+          <w:rFonts w:hint="eastAsia"/>
+        </w:rPr>
+        <w:t>题，趋向于无穷的时候也是符合要求的</w:t>
+      </w:r>
+    </w:p>
+    <w:p>
+      <w:pPr>
+        <w:ind w:firstLine="0"/>
+      </w:pPr>
+      <w:r>
+        <w:rPr>
+          <w:noProof/>
+        </w:rPr>
         <w:drawing>
           <wp:inline distT="0" distB="0" distL="0" distR="0" wp14:anchorId="139A845B" wp14:editId="3644D5A2">
             <wp:extent cx="5274310" cy="1697355"/>
@@ -150,6 +182,9 @@
         <w:ind w:firstLine="0"/>
       </w:pPr>
       <w:r>
+        <w:rPr>
+          <w:noProof/>
+        </w:rPr>
         <w:drawing>
           <wp:inline distT="0" distB="0" distL="0" distR="0" wp14:anchorId="60E26D01" wp14:editId="2E8CB992">
             <wp:extent cx="5274310" cy="2065655"/>
@@ -190,8 +225,51 @@
     <w:p>
       <w:pPr>
         <w:ind w:firstLine="0"/>
-      </w:pPr>
-      <w:r>
+        <w:rPr>
+          <w:rFonts w:hint="eastAsia"/>
+        </w:rPr>
+      </w:pPr>
+      <w:r>
+        <w:rPr>
+          <w:rFonts w:hint="eastAsia"/>
+        </w:rPr>
+        <w:t>关注</w:t>
+      </w:r>
+      <w:r>
+        <w:rPr>
+          <w:rFonts w:hint="eastAsia"/>
+        </w:rPr>
+        <w:t>A1 A2</w:t>
+      </w:r>
+      <w:r>
+        <w:rPr>
+          <w:rFonts w:hint="eastAsia"/>
+        </w:rPr>
+        <w:t>的值，是从前一次到后一次的改变值，不是直接看</w:t>
+      </w:r>
+      <w:proofErr w:type="spellStart"/>
+      <w:r>
+        <w:rPr>
+          <w:rFonts w:hint="eastAsia"/>
+        </w:rPr>
+        <w:t>xt</w:t>
+      </w:r>
+      <w:proofErr w:type="spellEnd"/>
+      <w:r>
+        <w:rPr>
+          <w:rFonts w:hint="eastAsia"/>
+        </w:rPr>
+        <w:t>的值</w:t>
+      </w:r>
+    </w:p>
+    <w:p>
+      <w:pPr>
+        <w:ind w:firstLine="0"/>
+      </w:pPr>
+      <w:r>
+        <w:rPr>
+          <w:noProof/>
+        </w:rPr>
         <w:drawing>
           <wp:inline distT="0" distB="0" distL="0" distR="0" wp14:anchorId="147A6EDD" wp14:editId="5536BA3B">
             <wp:extent cx="5274310" cy="1367790"/>
@@ -234,6 +312,9 @@
         <w:ind w:firstLine="0"/>
       </w:pPr>
       <w:r>
+        <w:rPr>
+          <w:noProof/>
+        </w:rPr>
         <w:lastRenderedPageBreak/>
         <w:drawing>
           <wp:inline distT="0" distB="0" distL="0" distR="0" wp14:anchorId="08F47496" wp14:editId="095A26D0">
@@ -275,8 +356,19 @@
     <w:p>
       <w:pPr>
         <w:ind w:firstLine="0"/>
-      </w:pPr>
-      <w:r>
+        <w:rPr>
+          <w:rFonts w:hint="eastAsia"/>
+        </w:rPr>
+      </w:pPr>
+    </w:p>
+    <w:p>
+      <w:pPr>
+        <w:ind w:firstLine="0"/>
+      </w:pPr>
+      <w:r>
+        <w:rPr>
+          <w:noProof/>
+        </w:rPr>
         <w:drawing>
           <wp:inline distT="0" distB="0" distL="0" distR="0" wp14:anchorId="493E7030" wp14:editId="6A044EB6">
             <wp:extent cx="5274310" cy="621030"/>
@@ -319,6 +411,9 @@
         <w:ind w:firstLine="0"/>
       </w:pPr>
       <w:r>
+        <w:rPr>
+          <w:noProof/>
+        </w:rPr>
         <w:drawing>
           <wp:inline distT="0" distB="0" distL="0" distR="0" wp14:anchorId="450F705E" wp14:editId="408E729A">
             <wp:extent cx="5274310" cy="1830070"/>
@@ -361,6 +456,9 @@
         <w:ind w:firstLine="0"/>
       </w:pPr>
       <w:r>
+        <w:rPr>
+          <w:noProof/>
+        </w:rPr>
         <w:drawing>
           <wp:inline distT="0" distB="0" distL="0" distR="0" wp14:anchorId="7096777B" wp14:editId="34363750">
             <wp:extent cx="5274310" cy="523240"/>
@@ -403,6 +501,9 @@
         <w:ind w:firstLine="0"/>
       </w:pPr>
       <w:r>
+        <w:rPr>
+          <w:noProof/>
+        </w:rPr>
         <w:drawing>
           <wp:inline distT="0" distB="0" distL="0" distR="0" wp14:anchorId="5E3733E7" wp14:editId="6BD33880">
             <wp:extent cx="5274310" cy="2203450"/>
@@ -445,6 +546,9 @@
         <w:ind w:firstLine="0"/>
       </w:pPr>
       <w:r>
+        <w:rPr>
+          <w:noProof/>
+        </w:rPr>
         <w:lastRenderedPageBreak/>
         <w:drawing>
           <wp:inline distT="0" distB="0" distL="0" distR="0" wp14:anchorId="1647A94F" wp14:editId="61BBF6F7">
@@ -488,6 +592,9 @@
         <w:ind w:firstLine="0"/>
       </w:pPr>
       <w:r>
+        <w:rPr>
+          <w:noProof/>
+        </w:rPr>
         <w:drawing>
           <wp:inline distT="0" distB="0" distL="0" distR="0" wp14:anchorId="45F9A3AF" wp14:editId="76CC4012">
             <wp:extent cx="5274310" cy="1196340"/>
@@ -530,6 +637,9 @@
         <w:ind w:firstLine="0"/>
       </w:pPr>
       <w:r>
+        <w:rPr>
+          <w:noProof/>
+        </w:rPr>
         <w:drawing>
           <wp:inline distT="0" distB="0" distL="0" distR="0" wp14:anchorId="2F309E01" wp14:editId="70B54D16">
             <wp:extent cx="5274310" cy="991235"/>
@@ -572,6 +682,9 @@
         <w:ind w:firstLine="0"/>
       </w:pPr>
       <w:r>
+        <w:rPr>
+          <w:noProof/>
+        </w:rPr>
         <w:drawing>
           <wp:inline distT="0" distB="0" distL="0" distR="0" wp14:anchorId="798BBCB1" wp14:editId="24EE7B33">
             <wp:extent cx="5274310" cy="1795145"/>
@@ -625,6 +738,9 @@
         <w:ind w:firstLine="0"/>
       </w:pPr>
       <w:r>
+        <w:rPr>
+          <w:noProof/>
+        </w:rPr>
         <w:drawing>
           <wp:inline distT="0" distB="0" distL="0" distR="0" wp14:anchorId="46755271" wp14:editId="78B5EAE6">
             <wp:extent cx="5274310" cy="556895"/>
@@ -667,6 +783,9 @@
         <w:ind w:firstLine="0"/>
       </w:pPr>
       <w:r>
+        <w:rPr>
+          <w:noProof/>
+        </w:rPr>
         <w:lastRenderedPageBreak/>
         <w:drawing>
           <wp:inline distT="0" distB="0" distL="0" distR="0" wp14:anchorId="03B68414" wp14:editId="74902F94">
@@ -716,7 +835,7 @@
         <w:rPr>
           <w:rFonts w:hint="eastAsia"/>
         </w:rPr>
-        <w:t>题的拆法？</w:t>
+        <w:t>题的拆法</w:t>
       </w:r>
     </w:p>
     <w:p>
@@ -726,12 +845,63 @@
           <w:rFonts w:hint="eastAsia"/>
         </w:rPr>
       </w:pPr>
-    </w:p>
-    <w:p>
-      <w:pPr>
-        <w:ind w:firstLine="0"/>
-      </w:pPr>
-      <w:r>
+      <w:r>
+        <w:rPr>
+          <w:rFonts w:hint="eastAsia"/>
+        </w:rPr>
+        <w:t>注意这种题目，只能有</w:t>
+      </w:r>
+      <w:r>
+        <w:rPr>
+          <w:rFonts w:hint="eastAsia"/>
+        </w:rPr>
+        <w:t xml:space="preserve">amplitude scaling </w:t>
+      </w:r>
+      <w:r>
+        <w:rPr>
+          <w:rFonts w:hint="eastAsia"/>
+        </w:rPr>
+        <w:t>和</w:t>
+      </w:r>
+      <w:r>
+        <w:rPr>
+          <w:rFonts w:hint="eastAsia"/>
+        </w:rPr>
+        <w:t xml:space="preserve"> time shifting </w:t>
+      </w:r>
+      <w:r>
+        <w:rPr>
+          <w:rFonts w:hint="eastAsia"/>
+        </w:rPr>
+        <w:t>两种，不能使用</w:t>
+      </w:r>
+      <w:r>
+        <w:rPr>
+          <w:rFonts w:hint="eastAsia"/>
+        </w:rPr>
+        <w:t xml:space="preserve">time scaling </w:t>
+      </w:r>
+      <w:r>
+        <w:rPr>
+          <w:rFonts w:hint="eastAsia"/>
+        </w:rPr>
+        <w:t>和</w:t>
+      </w:r>
+      <w:r>
+        <w:rPr>
+          <w:rFonts w:hint="eastAsia"/>
+        </w:rPr>
+        <w:t xml:space="preserve"> time reversal </w:t>
+      </w:r>
+    </w:p>
+    <w:p>
+      <w:pPr>
+        <w:ind w:firstLine="0"/>
+      </w:pPr>
+      <w:r>
+        <w:rPr>
+          <w:noProof/>
+        </w:rPr>
         <w:drawing>
           <wp:inline distT="0" distB="0" distL="0" distR="0" wp14:anchorId="13C267EF" wp14:editId="605E4F4E">
             <wp:extent cx="5274310" cy="1224280"/>
@@ -774,6 +944,9 @@
         <w:ind w:firstLine="0"/>
       </w:pPr>
       <w:r>
+        <w:rPr>
+          <w:noProof/>
+        </w:rPr>
         <w:drawing>
           <wp:inline distT="0" distB="0" distL="0" distR="0" wp14:anchorId="6FF10DFC" wp14:editId="4DCD44FF">
             <wp:extent cx="5274310" cy="2390140"/>
@@ -816,6 +989,9 @@
         <w:ind w:firstLine="0"/>
       </w:pPr>
       <w:r>
+        <w:rPr>
+          <w:noProof/>
+        </w:rPr>
         <w:lastRenderedPageBreak/>
         <w:drawing>
           <wp:inline distT="0" distB="0" distL="0" distR="0" wp14:anchorId="51297EB2" wp14:editId="42C0E0D9">
@@ -859,6 +1035,9 @@
         <w:ind w:firstLine="0"/>
       </w:pPr>
       <w:r>
+        <w:rPr>
+          <w:noProof/>
+        </w:rPr>
         <w:drawing>
           <wp:inline distT="0" distB="0" distL="0" distR="0" wp14:anchorId="5CC83270" wp14:editId="71DD962B">
             <wp:extent cx="5274310" cy="1236345"/>
@@ -899,8 +1078,33 @@
     <w:p>
       <w:pPr>
         <w:ind w:firstLine="0"/>
-      </w:pPr>
-      <w:r>
+        <w:rPr>
+          <w:rFonts w:hint="eastAsia"/>
+        </w:rPr>
+      </w:pPr>
+      <w:proofErr w:type="gramStart"/>
+      <w:r>
+        <w:rPr>
+          <w:rFonts w:hint="eastAsia"/>
+        </w:rPr>
+        <w:t>一</w:t>
+      </w:r>
+      <w:proofErr w:type="gramEnd"/>
+      <w:r>
+        <w:rPr>
+          <w:rFonts w:hint="eastAsia"/>
+        </w:rPr>
+        <w:t>步步写出来，然后做替换</w:t>
+      </w:r>
+    </w:p>
+    <w:p>
+      <w:pPr>
+        <w:ind w:firstLine="0"/>
+      </w:pPr>
+      <w:r>
+        <w:rPr>
+          <w:noProof/>
+        </w:rPr>
         <w:drawing>
           <wp:inline distT="0" distB="0" distL="0" distR="0" wp14:anchorId="16841F8D" wp14:editId="240D6F98">
             <wp:extent cx="5274310" cy="645795"/>
@@ -943,6 +1147,9 @@
         <w:ind w:firstLine="0"/>
       </w:pPr>
       <w:r>
+        <w:rPr>
+          <w:noProof/>
+        </w:rPr>
         <w:drawing>
           <wp:inline distT="0" distB="0" distL="0" distR="0" wp14:anchorId="03DADC67" wp14:editId="7735FC51">
             <wp:extent cx="5274310" cy="873125"/>
@@ -985,6 +1192,9 @@
         <w:ind w:firstLine="0"/>
       </w:pPr>
       <w:r>
+        <w:rPr>
+          <w:noProof/>
+        </w:rPr>
         <w:drawing>
           <wp:inline distT="0" distB="0" distL="0" distR="0" wp14:anchorId="079B1B44" wp14:editId="1DB32645">
             <wp:extent cx="5274310" cy="1867535"/>
@@ -1025,7 +1235,381 @@
     <w:p>
       <w:pPr>
         <w:ind w:firstLine="0"/>
-      </w:pPr>
+        <w:rPr>
+          <w:b/>
+          <w:bCs/>
+        </w:rPr>
+      </w:pPr>
+      <m:oMathPara>
+        <m:oMath>
+          <m:borderBox>
+            <m:borderBoxPr>
+              <m:ctrlPr>
+                <w:rPr>
+                  <w:rFonts w:ascii="Cambria Math" w:hAnsi="Cambria Math"/>
+                </w:rPr>
+              </m:ctrlPr>
+            </m:borderBoxPr>
+            <m:e>
+              <m:r>
+                <w:rPr>
+                  <w:rFonts w:ascii="Cambria Math" w:hAnsi="Cambria Math"/>
+                </w:rPr>
+                <m:t>(a)</m:t>
+              </m:r>
+              <m:r>
+                <m:rPr>
+                  <m:nor/>
+                </m:rPr>
+                <m:t> </m:t>
+              </m:r>
+              <m:r>
+                <m:rPr>
+                  <m:nor/>
+                </m:rPr>
+                <m:t>对线性系统，</m:t>
+              </m:r>
+              <m:r>
+                <m:rPr>
+                  <m:nor/>
+                </m:rPr>
+                <m:t>causal </m:t>
+              </m:r>
+              <m:r>
+                <m:rPr>
+                  <m:nor/>
+                </m:rPr>
+                <m:t>等价于：输入在</m:t>
+              </m:r>
+              <m:r>
+                <m:rPr>
+                  <m:nor/>
+                </m:rPr>
+                <m:t> </m:t>
+              </m:r>
+              <m:r>
+                <w:rPr>
+                  <w:rFonts w:ascii="Cambria Math" w:hAnsi="Cambria Math"/>
+                </w:rPr>
+                <m:t>t&lt;</m:t>
+              </m:r>
+              <m:sSub>
+                <m:sSubPr>
+                  <m:ctrlPr>
+                    <w:rPr>
+                      <w:rFonts w:ascii="Cambria Math" w:hAnsi="Cambria Math"/>
+                    </w:rPr>
+                  </m:ctrlPr>
+                </m:sSubPr>
+                <m:e>
+                  <m:r>
+                    <w:rPr>
+                      <w:rFonts w:ascii="Cambria Math" w:hAnsi="Cambria Math"/>
+                    </w:rPr>
+                    <m:t>t</m:t>
+                  </m:r>
+                </m:e>
+                <m:sub>
+                  <m:r>
+                    <w:rPr>
+                      <w:rFonts w:ascii="Cambria Math" w:hAnsi="Cambria Math"/>
+                    </w:rPr>
+                    <m:t>0</m:t>
+                  </m:r>
+                </m:sub>
+              </m:sSub>
+              <m:r>
+                <m:rPr>
+                  <m:nor/>
+                </m:rPr>
+                <m:t> </m:t>
+              </m:r>
+              <m:r>
+                <m:rPr>
+                  <m:nor/>
+                </m:rPr>
+                <m:t>为零，则输出也在</m:t>
+              </m:r>
+              <m:r>
+                <m:rPr>
+                  <m:nor/>
+                </m:rPr>
+                <m:t> </m:t>
+              </m:r>
+              <m:r>
+                <w:rPr>
+                  <w:rFonts w:ascii="Cambria Math" w:hAnsi="Cambria Math"/>
+                </w:rPr>
+                <m:t>t&lt;</m:t>
+              </m:r>
+              <m:sSub>
+                <m:sSubPr>
+                  <m:ctrlPr>
+                    <w:rPr>
+                      <w:rFonts w:ascii="Cambria Math" w:hAnsi="Cambria Math"/>
+                    </w:rPr>
+                  </m:ctrlPr>
+                </m:sSubPr>
+                <m:e>
+                  <m:r>
+                    <w:rPr>
+                      <w:rFonts w:ascii="Cambria Math" w:hAnsi="Cambria Math"/>
+                    </w:rPr>
+                    <m:t>t</m:t>
+                  </m:r>
+                </m:e>
+                <m:sub>
+                  <m:r>
+                    <w:rPr>
+                      <w:rFonts w:ascii="Cambria Math" w:hAnsi="Cambria Math"/>
+                    </w:rPr>
+                    <m:t>0</m:t>
+                  </m:r>
+                </m:sub>
+              </m:sSub>
+              <m:r>
+                <m:rPr>
+                  <m:nor/>
+                </m:rPr>
+                <m:t> </m:t>
+              </m:r>
+              <m:r>
+                <m:rPr>
+                  <m:nor/>
+                </m:rPr>
+                <m:t>为零</m:t>
+              </m:r>
+            </m:e>
+          </m:borderBox>
+          <m:r>
+            <w:br/>
+          </m:r>
+          <m:borderBox>
+            <m:borderBoxPr>
+              <m:ctrlPr>
+                <w:rPr>
+                  <w:rFonts w:ascii="Cambria Math" w:hAnsi="Cambria Math"/>
+                </w:rPr>
+              </m:ctrlPr>
+            </m:borderBoxPr>
+            <m:e>
+              <m:d>
+                <m:dPr>
+                  <m:ctrlPr>
+                    <w:rPr>
+                      <w:rFonts w:ascii="Cambria Math" w:hAnsi="Cambria Math"/>
+                    </w:rPr>
+                  </m:ctrlPr>
+                </m:dPr>
+                <m:e>
+                  <m:r>
+                    <w:rPr>
+                      <w:rFonts w:ascii="Cambria Math" w:hAnsi="Cambria Math"/>
+                    </w:rPr>
+                    <m:t>b)</m:t>
+                  </m:r>
+                  <m:r>
+                    <m:rPr>
+                      <m:sty m:val="p"/>
+                    </m:rPr>
+                    <w:rPr>
+                      <w:rFonts w:ascii="Cambria Math" w:hAnsi="Cambria Math"/>
+                    </w:rPr>
+                    <m:t> </m:t>
+                  </m:r>
+                  <m:r>
+                    <w:rPr>
+                      <w:rFonts w:ascii="Cambria Math" w:hAnsi="Cambria Math"/>
+                    </w:rPr>
+                    <m:t>y(t)=x(t)x(t+1</m:t>
+                  </m:r>
+                </m:e>
+              </m:d>
+            </m:e>
+          </m:borderBox>
+        </m:oMath>
+      </m:oMathPara>
+      <w:r>
+        <w:t>满足</w:t>
+      </w:r>
+      <w:r>
+        <w:t xml:space="preserve"> foregoing condition</w:t>
+      </w:r>
+      <w:r>
+        <w:t>，但</w:t>
+      </w:r>
+      <w:r>
+        <w:t xml:space="preserve"> non-causal</w:t>
+      </w:r>
+      <w:r>
+        <w:t>。</w:t>
+      </w:r>
+    </w:p>
+    <w:p>
+      <w:pPr>
+        <w:ind w:firstLine="0"/>
+      </w:pPr>
+      <m:oMath>
+        <m:borderBox>
+          <m:borderBoxPr>
+            <m:ctrlPr>
+              <w:rPr>
+                <w:rFonts w:ascii="Cambria Math" w:hAnsi="Cambria Math"/>
+              </w:rPr>
+            </m:ctrlPr>
+          </m:borderBoxPr>
+          <m:e>
+            <m:r>
+              <w:rPr>
+                <w:rFonts w:ascii="Cambria Math" w:hAnsi="Cambria Math"/>
+              </w:rPr>
+              <m:t>(c)</m:t>
+            </m:r>
+            <m:r>
+              <m:rPr>
+                <m:sty m:val="p"/>
+              </m:rPr>
+              <w:rPr>
+                <w:rFonts w:ascii="Cambria Math" w:hAnsi="Cambria Math"/>
+              </w:rPr>
+              <m:t> </m:t>
+            </m:r>
+            <m:r>
+              <w:rPr>
+                <w:rFonts w:ascii="Cambria Math" w:hAnsi="Cambria Math"/>
+              </w:rPr>
+              <m:t>y(t)=x(t)+1</m:t>
+            </m:r>
+          </m:e>
+        </m:borderBox>
+      </m:oMath>
+      <w:r>
+        <w:t>causal</w:t>
+      </w:r>
+      <w:r>
+        <w:t>，但不满足</w:t>
+      </w:r>
+      <w:r>
+        <w:t xml:space="preserve"> foregoing condition</w:t>
+      </w:r>
+      <w:r>
+        <w:t>。</w:t>
+      </w:r>
+      <m:oMath>
+        <m:borderBox>
+          <m:borderBoxPr>
+            <m:ctrlPr>
+              <w:rPr>
+                <w:rFonts w:ascii="Cambria Math" w:hAnsi="Cambria Math"/>
+              </w:rPr>
+            </m:ctrlPr>
+          </m:borderBoxPr>
+          <m:e>
+            <m:r>
+              <w:rPr>
+                <w:rFonts w:ascii="Cambria Math" w:hAnsi="Cambria Math"/>
+              </w:rPr>
+              <m:t>(d)</m:t>
+            </m:r>
+            <m:r>
+              <m:rPr>
+                <m:nor/>
+              </m:rPr>
+              <m:t> </m:t>
+            </m:r>
+            <m:r>
+              <m:rPr>
+                <m:nor/>
+              </m:rPr>
+              <m:t>对线性系统，</m:t>
+            </m:r>
+            <m:r>
+              <m:rPr>
+                <m:nor/>
+              </m:rPr>
+              <m:t>invertible </m:t>
+            </m:r>
+            <m:r>
+              <m:rPr>
+                <m:nor/>
+              </m:rPr>
+              <m:t>等价于：唯一产生零输出的是零输入</m:t>
+            </m:r>
+          </m:e>
+        </m:borderBox>
+      </m:oMath>
+    </w:p>
+    <w:p>
+      <w:pPr>
+        <w:ind w:firstLine="0"/>
+      </w:pPr>
+      <m:oMathPara>
+        <m:oMath>
+          <m:borderBox>
+            <m:borderBoxPr>
+              <m:ctrlPr>
+                <w:rPr>
+                  <w:rFonts w:ascii="Cambria Math" w:hAnsi="Cambria Math"/>
+                </w:rPr>
+              </m:ctrlPr>
+            </m:borderBoxPr>
+            <m:e>
+              <m:r>
+                <w:rPr>
+                  <w:rFonts w:ascii="Cambria Math" w:hAnsi="Cambria Math"/>
+                </w:rPr>
+                <m:t>(e)</m:t>
+              </m:r>
+              <m:r>
+                <m:rPr>
+                  <m:sty m:val="p"/>
+                </m:rPr>
+                <w:rPr>
+                  <w:rFonts w:ascii="Cambria Math" w:hAnsi="Cambria Math"/>
+                </w:rPr>
+                <m:t> </m:t>
+              </m:r>
+              <m:r>
+                <w:rPr>
+                  <w:rFonts w:ascii="Cambria Math" w:hAnsi="Cambria Math"/>
+                </w:rPr>
+                <m:t>y[n]=</m:t>
+              </m:r>
+              <m:sSup>
+                <m:sSupPr>
+                  <m:ctrlPr>
+                    <w:rPr>
+                      <w:rFonts w:ascii="Cambria Math" w:hAnsi="Cambria Math"/>
+                    </w:rPr>
+                  </m:ctrlPr>
+                </m:sSupPr>
+                <m:e>
+                  <m:r>
+                    <w:rPr>
+                      <w:rFonts w:ascii="Cambria Math" w:hAnsi="Cambria Math"/>
+                    </w:rPr>
+                    <m:t>x</m:t>
+                  </m:r>
+                </m:e>
+                <m:sup>
+                  <m:r>
+                    <w:rPr>
+                      <w:rFonts w:ascii="Cambria Math" w:hAnsi="Cambria Math"/>
+                    </w:rPr>
+                    <m:t>2</m:t>
+                  </m:r>
+                </m:sup>
+              </m:sSup>
+              <m:r>
+                <w:rPr>
+                  <w:rFonts w:ascii="Cambria Math" w:hAnsi="Cambria Math"/>
+                </w:rPr>
+                <m:t>[n]</m:t>
+              </m:r>
+            </m:e>
+          </m:borderBox>
+        </m:oMath>
+      </m:oMathPara>
     </w:p>
     <w:p>
       <w:pPr>
@@ -1046,6 +1630,9 @@
         <w:ind w:firstLine="0"/>
       </w:pPr>
       <w:r>
+        <w:rPr>
+          <w:noProof/>
+        </w:rPr>
         <w:drawing>
           <wp:inline distT="0" distB="0" distL="0" distR="0" wp14:anchorId="3D8A6024" wp14:editId="2F599058">
             <wp:extent cx="5274310" cy="901700"/>
@@ -1099,7 +1686,9 @@
         <w:ind w:firstLine="0"/>
       </w:pPr>
       <w:r>
-        <w:lastRenderedPageBreak/>
+        <w:rPr>
+          <w:noProof/>
+        </w:rPr>
         <w:drawing>
           <wp:inline distT="0" distB="0" distL="0" distR="0" wp14:anchorId="70A2DDE4" wp14:editId="3B19E233">
             <wp:extent cx="5274310" cy="1066165"/>
@@ -1142,6 +1731,9 @@
         <w:ind w:firstLine="0"/>
       </w:pPr>
       <w:r>
+        <w:rPr>
+          <w:noProof/>
+        </w:rPr>
         <w:drawing>
           <wp:inline distT="0" distB="0" distL="0" distR="0" wp14:anchorId="7BC1E532" wp14:editId="1DE5C8C6">
             <wp:extent cx="5274310" cy="817880"/>
@@ -1195,6 +1787,9 @@
         <w:ind w:firstLine="0"/>
       </w:pPr>
       <w:r>
+        <w:rPr>
+          <w:noProof/>
+        </w:rPr>
         <w:drawing>
           <wp:inline distT="0" distB="0" distL="0" distR="0" wp14:anchorId="36933C1B" wp14:editId="1DE76EBE">
             <wp:extent cx="5274310" cy="671830"/>
@@ -1304,6 +1899,9 @@
         <w:ind w:firstLine="0"/>
       </w:pPr>
       <w:r>
+        <w:rPr>
+          <w:noProof/>
+        </w:rPr>
         <w:drawing>
           <wp:inline distT="0" distB="0" distL="0" distR="0" wp14:anchorId="2C484748" wp14:editId="46CFD1EC">
             <wp:extent cx="5274310" cy="661035"/>
@@ -1371,6 +1969,9 @@
         <w:ind w:firstLine="0"/>
       </w:pPr>
       <w:r>
+        <w:rPr>
+          <w:noProof/>
+        </w:rPr>
         <w:drawing>
           <wp:inline distT="0" distB="0" distL="0" distR="0" wp14:anchorId="3A782670" wp14:editId="4AF1CAB1">
             <wp:extent cx="5274310" cy="1102995"/>
@@ -1413,6 +2014,10 @@
         <w:ind w:firstLine="0"/>
       </w:pPr>
       <w:r>
+        <w:rPr>
+          <w:noProof/>
+        </w:rPr>
+        <w:lastRenderedPageBreak/>
         <w:drawing>
           <wp:inline distT="0" distB="0" distL="0" distR="0" wp14:anchorId="1CCE0278" wp14:editId="58602D3E">
             <wp:extent cx="5274310" cy="2587625"/>
@@ -1453,9 +2058,72 @@
     <w:p>
       <w:pPr>
         <w:ind w:firstLine="0"/>
-      </w:pPr>
-      <w:r>
-        <w:lastRenderedPageBreak/>
+        <w:rPr>
+          <w:rFonts w:hint="eastAsia"/>
+        </w:rPr>
+      </w:pPr>
+      <w:r>
+        <w:t>F</w:t>
+      </w:r>
+      <w:r>
+        <w:rPr>
+          <w:rFonts w:hint="eastAsia"/>
+        </w:rPr>
+        <w:t xml:space="preserve">requency response </w:t>
+      </w:r>
+      <w:r>
+        <w:rPr>
+          <w:rFonts w:hint="eastAsia"/>
+        </w:rPr>
+        <w:t>中的</w:t>
+      </w:r>
+      <w:proofErr w:type="spellStart"/>
+      <w:r>
+        <w:rPr>
+          <w:rFonts w:hint="eastAsia"/>
+        </w:rPr>
+        <w:t>jw</w:t>
+      </w:r>
+      <w:proofErr w:type="spellEnd"/>
+      <w:r>
+        <w:rPr>
+          <w:rFonts w:hint="eastAsia"/>
+        </w:rPr>
+        <w:t>中的</w:t>
+      </w:r>
+      <w:r>
+        <w:rPr>
+          <w:rFonts w:hint="eastAsia"/>
+        </w:rPr>
+        <w:t>w</w:t>
+      </w:r>
+      <w:r>
+        <w:rPr>
+          <w:rFonts w:hint="eastAsia"/>
+        </w:rPr>
+        <w:t>用</w:t>
+      </w:r>
+      <w:r>
+        <w:rPr>
+          <w:rFonts w:hint="eastAsia"/>
+        </w:rPr>
+        <w:t>w0k</w:t>
+      </w:r>
+      <w:r>
+        <w:rPr>
+          <w:rFonts w:hint="eastAsia"/>
+        </w:rPr>
+        <w:t>带入其中</w:t>
+      </w:r>
+    </w:p>
+    <w:p>
+      <w:pPr>
+        <w:ind w:firstLine="0"/>
+      </w:pPr>
+      <w:r>
+        <w:rPr>
+          <w:noProof/>
+        </w:rPr>
         <w:drawing>
           <wp:inline distT="0" distB="0" distL="0" distR="0" wp14:anchorId="73063553" wp14:editId="56B5DA93">
             <wp:extent cx="5274310" cy="1123950"/>
@@ -1498,6 +2166,9 @@
         <w:ind w:firstLine="0"/>
       </w:pPr>
       <w:r>
+        <w:rPr>
+          <w:noProof/>
+        </w:rPr>
         <w:drawing>
           <wp:inline distT="0" distB="0" distL="0" distR="0" wp14:anchorId="2CF19196" wp14:editId="4CD9B801">
             <wp:extent cx="5274310" cy="1100455"/>
@@ -1538,8 +2209,37 @@
     <w:p>
       <w:pPr>
         <w:ind w:firstLine="0"/>
-      </w:pPr>
-      <w:r>
+        <w:rPr>
+          <w:rFonts w:hint="eastAsia"/>
+        </w:rPr>
+      </w:pPr>
+      <w:r>
+        <w:rPr>
+          <w:rFonts w:hint="eastAsia"/>
+        </w:rPr>
+        <w:t>核心思想：</w:t>
+      </w:r>
+      <w:r>
+        <w:rPr>
+          <w:rFonts w:hint="eastAsia"/>
+        </w:rPr>
+        <w:t>LTI</w:t>
+      </w:r>
+      <w:r>
+        <w:rPr>
+          <w:rFonts w:hint="eastAsia"/>
+        </w:rPr>
+        <w:t>系统不能产生输入信号没有的新频率</w:t>
+      </w:r>
+    </w:p>
+    <w:p>
+      <w:pPr>
+        <w:ind w:firstLine="0"/>
+      </w:pPr>
+      <w:r>
+        <w:rPr>
+          <w:noProof/>
+        </w:rPr>
         <w:drawing>
           <wp:inline distT="0" distB="0" distL="0" distR="0" wp14:anchorId="24E361E5" wp14:editId="6E0B6749">
             <wp:extent cx="5274310" cy="1406525"/>
@@ -1582,6 +2282,9 @@
         <w:ind w:firstLine="0"/>
       </w:pPr>
       <w:r>
+        <w:rPr>
+          <w:noProof/>
+        </w:rPr>
         <w:drawing>
           <wp:inline distT="0" distB="0" distL="0" distR="0" wp14:anchorId="247F6FB9" wp14:editId="56E2FD3A">
             <wp:extent cx="5274310" cy="492760"/>
@@ -1767,6 +2470,7 @@
         <w:ind w:firstLine="0"/>
       </w:pPr>
       <w:r>
+        <w:lastRenderedPageBreak/>
         <w:t>代入微分方程：</w:t>
       </w:r>
     </w:p>
@@ -1921,6 +2625,9 @@
             </m:sup>
           </m:sSup>
           <m:r>
+            <m:rPr>
+              <m:sty m:val="p"/>
+            </m:rPr>
             <w:br/>
           </m:r>
         </m:oMath>
@@ -2549,11 +3256,13 @@
         <w:ind w:firstLine="0"/>
       </w:pPr>
       <w:r>
-        <w:lastRenderedPageBreak/>
+        <w:rPr>
+          <w:noProof/>
+        </w:rPr>
         <w:drawing>
-          <wp:inline distT="0" distB="0" distL="0" distR="0" wp14:anchorId="6EB86F35" wp14:editId="77E3A0B4">
-            <wp:extent cx="5274310" cy="2324735"/>
-            <wp:effectExtent l="0" t="0" r="2540" b="0"/>
+          <wp:inline distT="0" distB="0" distL="0" distR="0" wp14:anchorId="6EB86F35" wp14:editId="662CCAD6">
+            <wp:extent cx="5274310" cy="1425771"/>
+            <wp:effectExtent l="0" t="0" r="2540" b="3175"/>
             <wp:docPr id="1579172245" name="图片 1"/>
             <wp:cNvGraphicFramePr>
               <a:graphicFrameLocks xmlns:a="http://schemas.openxmlformats.org/drawingml/2006/main" noChangeAspect="1"/>
@@ -2565,20 +3274,29 @@
                     <pic:cNvPr id="1579172245" name=""/>
                     <pic:cNvPicPr/>
                   </pic:nvPicPr>
-                  <pic:blipFill>
+                  <pic:blipFill rotWithShape="1">
                     <a:blip r:embed="rId38"/>
+                    <a:srcRect b="38669"/>
                     <a:stretch>
                       <a:fillRect/>
                     </a:stretch>
                   </pic:blipFill>
-                  <pic:spPr>
+                  <pic:spPr bwMode="auto">
                     <a:xfrm>
                       <a:off x="0" y="0"/>
-                      <a:ext cx="5274310" cy="2324735"/>
+                      <a:ext cx="5274310" cy="1425771"/>
                     </a:xfrm>
                     <a:prstGeom prst="rect">
                       <a:avLst/>
                     </a:prstGeom>
+                    <a:ln>
+                      <a:noFill/>
+                    </a:ln>
+                    <a:extLst>
+                      <a:ext uri="{53640926-AAD7-44D8-BBD7-CCE9431645EC}">
+                        <a14:shadowObscured xmlns:a14="http://schemas.microsoft.com/office/drawing/2010/main"/>
+                      </a:ext>
+                    </a:extLst>
                   </pic:spPr>
                 </pic:pic>
               </a:graphicData>
@@ -2592,6 +3310,9 @@
         <w:ind w:firstLine="0"/>
       </w:pPr>
       <w:r>
+        <w:rPr>
+          <w:noProof/>
+        </w:rPr>
         <w:drawing>
           <wp:inline distT="0" distB="0" distL="0" distR="0" wp14:anchorId="371C859E" wp14:editId="34F8DD6C">
             <wp:extent cx="5274310" cy="1263650"/>
@@ -3098,10 +3819,5975 @@
     <w:p>
       <w:pPr>
         <w:ind w:firstLine="0"/>
+      </w:pPr>
+      <w:r>
+        <w:rPr>
+          <w:noProof/>
+        </w:rPr>
+        <w:lastRenderedPageBreak/>
+        <w:drawing>
+          <wp:inline distT="0" distB="0" distL="0" distR="0" wp14:anchorId="635A68AC" wp14:editId="463E4D89">
+            <wp:extent cx="5274310" cy="936625"/>
+            <wp:effectExtent l="0" t="0" r="2540" b="0"/>
+            <wp:docPr id="543407774" name="图片 1"/>
+            <wp:cNvGraphicFramePr>
+              <a:graphicFrameLocks xmlns:a="http://schemas.openxmlformats.org/drawingml/2006/main" noChangeAspect="1"/>
+            </wp:cNvGraphicFramePr>
+            <a:graphic xmlns:a="http://schemas.openxmlformats.org/drawingml/2006/main">
+              <a:graphicData uri="http://schemas.openxmlformats.org/drawingml/2006/picture">
+                <pic:pic xmlns:pic="http://schemas.openxmlformats.org/drawingml/2006/picture">
+                  <pic:nvPicPr>
+                    <pic:cNvPr id="543407774" name=""/>
+                    <pic:cNvPicPr/>
+                  </pic:nvPicPr>
+                  <pic:blipFill>
+                    <a:blip r:embed="rId40"/>
+                    <a:stretch>
+                      <a:fillRect/>
+                    </a:stretch>
+                  </pic:blipFill>
+                  <pic:spPr>
+                    <a:xfrm>
+                      <a:off x="0" y="0"/>
+                      <a:ext cx="5274310" cy="936625"/>
+                    </a:xfrm>
+                    <a:prstGeom prst="rect">
+                      <a:avLst/>
+                    </a:prstGeom>
+                  </pic:spPr>
+                </pic:pic>
+              </a:graphicData>
+            </a:graphic>
+          </wp:inline>
+        </w:drawing>
+      </w:r>
+    </w:p>
+    <w:p>
+      <w:pPr>
+        <w:ind w:firstLine="0"/>
+      </w:pPr>
+      <w:r>
+        <w:t>把偶数项和奇数项分开：</w:t>
+      </w:r>
+    </w:p>
+    <w:p>
+      <w:pPr>
+        <w:ind w:firstLine="0"/>
+      </w:pPr>
+      <m:oMathPara>
+        <m:oMath>
+          <m:r>
+            <w:rPr>
+              <w:rFonts w:ascii="Cambria Math" w:hAnsi="Cambria Math"/>
+            </w:rPr>
+            <m:t>x(t)=</m:t>
+          </m:r>
+          <m:nary>
+            <m:naryPr>
+              <m:chr m:val="∑"/>
+              <m:limLoc m:val="undOvr"/>
+              <m:grow m:val="1"/>
+              <m:ctrlPr>
+                <w:rPr>
+                  <w:rFonts w:ascii="Cambria Math" w:hAnsi="Cambria Math"/>
+                </w:rPr>
+              </m:ctrlPr>
+            </m:naryPr>
+            <m:sub>
+              <m:r>
+                <w:rPr>
+                  <w:rFonts w:ascii="Cambria Math" w:hAnsi="Cambria Math"/>
+                </w:rPr>
+                <m:t>k=-</m:t>
+              </m:r>
+              <m:r>
+                <m:rPr>
+                  <m:sty m:val="p"/>
+                </m:rPr>
+                <w:rPr>
+                  <w:rFonts w:ascii="Cambria Math" w:hAnsi="Cambria Math"/>
+                </w:rPr>
+                <m:t>∞</m:t>
+              </m:r>
+            </m:sub>
+            <m:sup>
+              <m:r>
+                <m:rPr>
+                  <m:sty m:val="p"/>
+                </m:rPr>
+                <w:rPr>
+                  <w:rFonts w:ascii="Cambria Math" w:hAnsi="Cambria Math"/>
+                </w:rPr>
+                <m:t>∞</m:t>
+              </m:r>
+            </m:sup>
+            <m:e>
+              <m:sSub>
+                <m:sSubPr>
+                  <m:ctrlPr>
+                    <w:rPr>
+                      <w:rFonts w:ascii="Cambria Math" w:hAnsi="Cambria Math"/>
+                    </w:rPr>
+                  </m:ctrlPr>
+                </m:sSubPr>
+                <m:e>
+                  <m:r>
+                    <w:rPr>
+                      <w:rFonts w:ascii="Cambria Math" w:hAnsi="Cambria Math"/>
+                    </w:rPr>
+                    <m:t>a</m:t>
+                  </m:r>
+                </m:e>
+                <m:sub>
+                  <m:r>
+                    <w:rPr>
+                      <w:rFonts w:ascii="Cambria Math" w:hAnsi="Cambria Math"/>
+                    </w:rPr>
+                    <m:t>k</m:t>
+                  </m:r>
+                </m:sub>
+              </m:sSub>
+            </m:e>
+          </m:nary>
+          <m:sSup>
+            <m:sSupPr>
+              <m:ctrlPr>
+                <w:rPr>
+                  <w:rFonts w:ascii="Cambria Math" w:hAnsi="Cambria Math"/>
+                </w:rPr>
+              </m:ctrlPr>
+            </m:sSupPr>
+            <m:e>
+              <m:r>
+                <w:rPr>
+                  <w:rFonts w:ascii="Cambria Math" w:hAnsi="Cambria Math"/>
+                </w:rPr>
+                <m:t>e</m:t>
+              </m:r>
+            </m:e>
+            <m:sup>
+              <m:r>
+                <w:rPr>
+                  <w:rFonts w:ascii="Cambria Math" w:hAnsi="Cambria Math"/>
+                </w:rPr>
+                <m:t>jkπt</m:t>
+              </m:r>
+            </m:sup>
+          </m:sSup>
+        </m:oMath>
+      </m:oMathPara>
+    </w:p>
+    <w:p>
+      <w:pPr>
+        <w:ind w:firstLine="0"/>
+      </w:pPr>
+      <w:proofErr w:type="gramStart"/>
+      <w:r>
+        <w:t>偶数项令</w:t>
+      </w:r>
+      <w:proofErr w:type="gramEnd"/>
+      <w:r>
+        <w:t xml:space="preserve"> </w:t>
+      </w:r>
+      <m:oMath>
+        <m:r>
+          <w:rPr>
+            <w:rFonts w:ascii="Cambria Math" w:hAnsi="Cambria Math"/>
+          </w:rPr>
+          <m:t>k=2m</m:t>
+        </m:r>
+      </m:oMath>
+      <w:r>
+        <w:t>：</w:t>
+      </w:r>
+    </w:p>
+    <w:p>
+      <w:pPr>
+        <w:ind w:firstLine="0"/>
+      </w:pPr>
+      <m:oMathPara>
+        <m:oMath>
+          <m:nary>
+            <m:naryPr>
+              <m:chr m:val="∑"/>
+              <m:limLoc m:val="undOvr"/>
+              <m:grow m:val="1"/>
+              <m:ctrlPr>
+                <w:rPr>
+                  <w:rFonts w:ascii="Cambria Math" w:hAnsi="Cambria Math"/>
+                </w:rPr>
+              </m:ctrlPr>
+            </m:naryPr>
+            <m:sub>
+              <m:r>
+                <w:rPr>
+                  <w:rFonts w:ascii="Cambria Math" w:hAnsi="Cambria Math"/>
+                </w:rPr>
+                <m:t>m=-</m:t>
+              </m:r>
+              <m:r>
+                <m:rPr>
+                  <m:sty m:val="p"/>
+                </m:rPr>
+                <w:rPr>
+                  <w:rFonts w:ascii="Cambria Math" w:hAnsi="Cambria Math"/>
+                </w:rPr>
+                <m:t>∞</m:t>
+              </m:r>
+            </m:sub>
+            <m:sup>
+              <m:r>
+                <m:rPr>
+                  <m:sty m:val="p"/>
+                </m:rPr>
+                <w:rPr>
+                  <w:rFonts w:ascii="Cambria Math" w:hAnsi="Cambria Math"/>
+                </w:rPr>
+                <m:t>∞</m:t>
+              </m:r>
+            </m:sup>
+            <m:e>
+              <m:r>
+                <w:rPr>
+                  <w:rFonts w:ascii="Cambria Math" w:hAnsi="Cambria Math"/>
+                </w:rPr>
+                <m:t>A</m:t>
+              </m:r>
+            </m:e>
+          </m:nary>
+          <m:sSup>
+            <m:sSupPr>
+              <m:ctrlPr>
+                <w:rPr>
+                  <w:rFonts w:ascii="Cambria Math" w:hAnsi="Cambria Math"/>
+                </w:rPr>
+              </m:ctrlPr>
+            </m:sSupPr>
+            <m:e>
+              <m:r>
+                <w:rPr>
+                  <w:rFonts w:ascii="Cambria Math" w:hAnsi="Cambria Math"/>
+                </w:rPr>
+                <m:t>e</m:t>
+              </m:r>
+            </m:e>
+            <m:sup>
+              <m:r>
+                <w:rPr>
+                  <w:rFonts w:ascii="Cambria Math" w:hAnsi="Cambria Math"/>
+                </w:rPr>
+                <m:t>j2mπt</m:t>
+              </m:r>
+            </m:sup>
+          </m:sSup>
+          <m:r>
+            <w:rPr>
+              <w:rFonts w:ascii="Cambria Math" w:hAnsi="Cambria Math"/>
+            </w:rPr>
+            <m:t>=A</m:t>
+          </m:r>
+          <m:nary>
+            <m:naryPr>
+              <m:chr m:val="∑"/>
+              <m:limLoc m:val="undOvr"/>
+              <m:grow m:val="1"/>
+              <m:ctrlPr>
+                <w:rPr>
+                  <w:rFonts w:ascii="Cambria Math" w:hAnsi="Cambria Math"/>
+                </w:rPr>
+              </m:ctrlPr>
+            </m:naryPr>
+            <m:sub>
+              <m:r>
+                <w:rPr>
+                  <w:rFonts w:ascii="Cambria Math" w:hAnsi="Cambria Math"/>
+                </w:rPr>
+                <m:t>m=-</m:t>
+              </m:r>
+              <m:r>
+                <m:rPr>
+                  <m:sty m:val="p"/>
+                </m:rPr>
+                <w:rPr>
+                  <w:rFonts w:ascii="Cambria Math" w:hAnsi="Cambria Math"/>
+                </w:rPr>
+                <m:t>∞</m:t>
+              </m:r>
+            </m:sub>
+            <m:sup>
+              <m:r>
+                <m:rPr>
+                  <m:sty m:val="p"/>
+                </m:rPr>
+                <w:rPr>
+                  <w:rFonts w:ascii="Cambria Math" w:hAnsi="Cambria Math"/>
+                </w:rPr>
+                <m:t>∞</m:t>
+              </m:r>
+            </m:sup>
+            <m:e>
+              <m:sSup>
+                <m:sSupPr>
+                  <m:ctrlPr>
+                    <w:rPr>
+                      <w:rFonts w:ascii="Cambria Math" w:hAnsi="Cambria Math"/>
+                    </w:rPr>
+                  </m:ctrlPr>
+                </m:sSupPr>
+                <m:e>
+                  <m:r>
+                    <w:rPr>
+                      <w:rFonts w:ascii="Cambria Math" w:hAnsi="Cambria Math"/>
+                    </w:rPr>
+                    <m:t>e</m:t>
+                  </m:r>
+                </m:e>
+                <m:sup>
+                  <m:r>
+                    <w:rPr>
+                      <w:rFonts w:ascii="Cambria Math" w:hAnsi="Cambria Math"/>
+                    </w:rPr>
+                    <m:t>j2πmt</m:t>
+                  </m:r>
+                </m:sup>
+              </m:sSup>
+            </m:e>
+          </m:nary>
+        </m:oMath>
+      </m:oMathPara>
+    </w:p>
+    <w:p>
+      <w:pPr>
+        <w:ind w:firstLine="0"/>
+      </w:pPr>
+      <w:proofErr w:type="gramStart"/>
+      <w:r>
+        <w:t>奇数项令</w:t>
+      </w:r>
+      <w:proofErr w:type="gramEnd"/>
+      <w:r>
+        <w:t xml:space="preserve"> </w:t>
+      </w:r>
+      <m:oMath>
+        <m:r>
+          <w:rPr>
+            <w:rFonts w:ascii="Cambria Math" w:hAnsi="Cambria Math"/>
+          </w:rPr>
+          <m:t>k=2m+1</m:t>
+        </m:r>
+      </m:oMath>
+      <w:r>
+        <w:t>：</w:t>
+      </w:r>
+    </w:p>
+    <w:p>
+      <w:pPr>
+        <w:ind w:firstLine="0"/>
+      </w:pPr>
+      <m:oMathPara>
+        <m:oMath>
+          <m:nary>
+            <m:naryPr>
+              <m:chr m:val="∑"/>
+              <m:limLoc m:val="undOvr"/>
+              <m:grow m:val="1"/>
+              <m:ctrlPr>
+                <w:rPr>
+                  <w:rFonts w:ascii="Cambria Math" w:hAnsi="Cambria Math"/>
+                </w:rPr>
+              </m:ctrlPr>
+            </m:naryPr>
+            <m:sub>
+              <m:r>
+                <w:rPr>
+                  <w:rFonts w:ascii="Cambria Math" w:hAnsi="Cambria Math"/>
+                </w:rPr>
+                <m:t>m=-</m:t>
+              </m:r>
+              <m:r>
+                <m:rPr>
+                  <m:sty m:val="p"/>
+                </m:rPr>
+                <w:rPr>
+                  <w:rFonts w:ascii="Cambria Math" w:hAnsi="Cambria Math"/>
+                </w:rPr>
+                <m:t>∞</m:t>
+              </m:r>
+            </m:sub>
+            <m:sup>
+              <m:r>
+                <m:rPr>
+                  <m:sty m:val="p"/>
+                </m:rPr>
+                <w:rPr>
+                  <w:rFonts w:ascii="Cambria Math" w:hAnsi="Cambria Math"/>
+                </w:rPr>
+                <m:t>∞</m:t>
+              </m:r>
+            </m:sup>
+            <m:e>
+              <m:r>
+                <w:rPr>
+                  <w:rFonts w:ascii="Cambria Math" w:hAnsi="Cambria Math"/>
+                </w:rPr>
+                <m:t>B</m:t>
+              </m:r>
+            </m:e>
+          </m:nary>
+          <m:sSup>
+            <m:sSupPr>
+              <m:ctrlPr>
+                <w:rPr>
+                  <w:rFonts w:ascii="Cambria Math" w:hAnsi="Cambria Math"/>
+                </w:rPr>
+              </m:ctrlPr>
+            </m:sSupPr>
+            <m:e>
+              <m:r>
+                <w:rPr>
+                  <w:rFonts w:ascii="Cambria Math" w:hAnsi="Cambria Math"/>
+                </w:rPr>
+                <m:t>e</m:t>
+              </m:r>
+            </m:e>
+            <m:sup>
+              <m:r>
+                <w:rPr>
+                  <w:rFonts w:ascii="Cambria Math" w:hAnsi="Cambria Math"/>
+                </w:rPr>
+                <m:t>j(2m+1)πt</m:t>
+              </m:r>
+            </m:sup>
+          </m:sSup>
+          <m:r>
+            <w:rPr>
+              <w:rFonts w:ascii="Cambria Math" w:hAnsi="Cambria Math"/>
+            </w:rPr>
+            <m:t>=B</m:t>
+          </m:r>
+          <m:sSup>
+            <m:sSupPr>
+              <m:ctrlPr>
+                <w:rPr>
+                  <w:rFonts w:ascii="Cambria Math" w:hAnsi="Cambria Math"/>
+                </w:rPr>
+              </m:ctrlPr>
+            </m:sSupPr>
+            <m:e>
+              <m:r>
+                <w:rPr>
+                  <w:rFonts w:ascii="Cambria Math" w:hAnsi="Cambria Math"/>
+                </w:rPr>
+                <m:t>e</m:t>
+              </m:r>
+            </m:e>
+            <m:sup>
+              <m:r>
+                <w:rPr>
+                  <w:rFonts w:ascii="Cambria Math" w:hAnsi="Cambria Math"/>
+                </w:rPr>
+                <m:t>jπt</m:t>
+              </m:r>
+            </m:sup>
+          </m:sSup>
+          <m:nary>
+            <m:naryPr>
+              <m:chr m:val="∑"/>
+              <m:limLoc m:val="undOvr"/>
+              <m:grow m:val="1"/>
+              <m:ctrlPr>
+                <w:rPr>
+                  <w:rFonts w:ascii="Cambria Math" w:hAnsi="Cambria Math"/>
+                </w:rPr>
+              </m:ctrlPr>
+            </m:naryPr>
+            <m:sub>
+              <m:r>
+                <w:rPr>
+                  <w:rFonts w:ascii="Cambria Math" w:hAnsi="Cambria Math"/>
+                </w:rPr>
+                <m:t>m=-</m:t>
+              </m:r>
+              <m:r>
+                <m:rPr>
+                  <m:sty m:val="p"/>
+                </m:rPr>
+                <w:rPr>
+                  <w:rFonts w:ascii="Cambria Math" w:hAnsi="Cambria Math"/>
+                </w:rPr>
+                <m:t>∞</m:t>
+              </m:r>
+            </m:sub>
+            <m:sup>
+              <m:r>
+                <m:rPr>
+                  <m:sty m:val="p"/>
+                </m:rPr>
+                <w:rPr>
+                  <w:rFonts w:ascii="Cambria Math" w:hAnsi="Cambria Math"/>
+                </w:rPr>
+                <m:t>∞</m:t>
+              </m:r>
+            </m:sup>
+            <m:e>
+              <m:sSup>
+                <m:sSupPr>
+                  <m:ctrlPr>
+                    <w:rPr>
+                      <w:rFonts w:ascii="Cambria Math" w:hAnsi="Cambria Math"/>
+                    </w:rPr>
+                  </m:ctrlPr>
+                </m:sSupPr>
+                <m:e>
+                  <m:r>
+                    <w:rPr>
+                      <w:rFonts w:ascii="Cambria Math" w:hAnsi="Cambria Math"/>
+                    </w:rPr>
+                    <m:t>e</m:t>
+                  </m:r>
+                </m:e>
+                <m:sup>
+                  <m:r>
+                    <w:rPr>
+                      <w:rFonts w:ascii="Cambria Math" w:hAnsi="Cambria Math"/>
+                    </w:rPr>
+                    <m:t>j2πmt</m:t>
+                  </m:r>
+                </m:sup>
+              </m:sSup>
+            </m:e>
+          </m:nary>
+        </m:oMath>
+      </m:oMathPara>
+    </w:p>
+    <w:p>
+      <w:pPr>
+        <w:ind w:firstLine="0"/>
+      </w:pPr>
+      <w:r>
+        <w:t>所以：</w:t>
+      </w:r>
+    </w:p>
+    <w:p>
+      <w:pPr>
+        <w:ind w:firstLine="0"/>
+      </w:pPr>
+      <m:oMathPara>
+        <m:oMath>
+          <m:r>
+            <w:rPr>
+              <w:rFonts w:ascii="Cambria Math" w:hAnsi="Cambria Math"/>
+            </w:rPr>
+            <m:t>x(t)=</m:t>
+          </m:r>
+          <m:d>
+            <m:dPr>
+              <m:sepChr m:val="+"/>
+              <m:ctrlPr>
+                <w:rPr>
+                  <w:rFonts w:ascii="Cambria Math" w:hAnsi="Cambria Math"/>
+                </w:rPr>
+              </m:ctrlPr>
+            </m:dPr>
+            <m:e>
+              <m:r>
+                <w:rPr>
+                  <w:rFonts w:ascii="Cambria Math" w:hAnsi="Cambria Math"/>
+                </w:rPr>
+                <m:t>A</m:t>
+              </m:r>
+            </m:e>
+            <m:e>
+              <m:r>
+                <w:rPr>
+                  <w:rFonts w:ascii="Cambria Math" w:hAnsi="Cambria Math"/>
+                </w:rPr>
+                <m:t>B</m:t>
+              </m:r>
+              <m:sSup>
+                <m:sSupPr>
+                  <m:ctrlPr>
+                    <w:rPr>
+                      <w:rFonts w:ascii="Cambria Math" w:hAnsi="Cambria Math"/>
+                    </w:rPr>
+                  </m:ctrlPr>
+                </m:sSupPr>
+                <m:e>
+                  <m:r>
+                    <w:rPr>
+                      <w:rFonts w:ascii="Cambria Math" w:hAnsi="Cambria Math"/>
+                    </w:rPr>
+                    <m:t>e</m:t>
+                  </m:r>
+                </m:e>
+                <m:sup>
+                  <m:r>
+                    <w:rPr>
+                      <w:rFonts w:ascii="Cambria Math" w:hAnsi="Cambria Math"/>
+                    </w:rPr>
+                    <m:t>jπt</m:t>
+                  </m:r>
+                </m:sup>
+              </m:sSup>
+            </m:e>
+          </m:d>
+          <m:nary>
+            <m:naryPr>
+              <m:chr m:val="∑"/>
+              <m:limLoc m:val="undOvr"/>
+              <m:grow m:val="1"/>
+              <m:ctrlPr>
+                <w:rPr>
+                  <w:rFonts w:ascii="Cambria Math" w:hAnsi="Cambria Math"/>
+                </w:rPr>
+              </m:ctrlPr>
+            </m:naryPr>
+            <m:sub>
+              <m:r>
+                <w:rPr>
+                  <w:rFonts w:ascii="Cambria Math" w:hAnsi="Cambria Math"/>
+                </w:rPr>
+                <m:t>m=-</m:t>
+              </m:r>
+              <m:r>
+                <m:rPr>
+                  <m:sty m:val="p"/>
+                </m:rPr>
+                <w:rPr>
+                  <w:rFonts w:ascii="Cambria Math" w:hAnsi="Cambria Math"/>
+                </w:rPr>
+                <m:t>∞</m:t>
+              </m:r>
+            </m:sub>
+            <m:sup>
+              <m:r>
+                <m:rPr>
+                  <m:sty m:val="p"/>
+                </m:rPr>
+                <w:rPr>
+                  <w:rFonts w:ascii="Cambria Math" w:hAnsi="Cambria Math"/>
+                </w:rPr>
+                <m:t>∞</m:t>
+              </m:r>
+            </m:sup>
+            <m:e>
+              <m:sSup>
+                <m:sSupPr>
+                  <m:ctrlPr>
+                    <w:rPr>
+                      <w:rFonts w:ascii="Cambria Math" w:hAnsi="Cambria Math"/>
+                    </w:rPr>
+                  </m:ctrlPr>
+                </m:sSupPr>
+                <m:e>
+                  <m:r>
+                    <w:rPr>
+                      <w:rFonts w:ascii="Cambria Math" w:hAnsi="Cambria Math"/>
+                    </w:rPr>
+                    <m:t>e</m:t>
+                  </m:r>
+                </m:e>
+                <m:sup>
+                  <m:r>
+                    <w:rPr>
+                      <w:rFonts w:ascii="Cambria Math" w:hAnsi="Cambria Math"/>
+                    </w:rPr>
+                    <m:t>j2πmt</m:t>
+                  </m:r>
+                </m:sup>
+              </m:sSup>
+            </m:e>
+          </m:nary>
+        </m:oMath>
+      </m:oMathPara>
+    </w:p>
+    <w:p>
+      <w:pPr>
+        <w:ind w:firstLine="0"/>
+      </w:pPr>
+      <w:r>
+        <w:t>关键现在是理解：</w:t>
+      </w:r>
+    </w:p>
+    <w:p>
+      <w:pPr>
+        <w:ind w:firstLine="0"/>
+      </w:pPr>
+      <m:oMathPara>
+        <m:oMath>
+          <m:nary>
+            <m:naryPr>
+              <m:chr m:val="∑"/>
+              <m:limLoc m:val="undOvr"/>
+              <m:grow m:val="1"/>
+              <m:ctrlPr>
+                <w:rPr>
+                  <w:rFonts w:ascii="Cambria Math" w:hAnsi="Cambria Math"/>
+                </w:rPr>
+              </m:ctrlPr>
+            </m:naryPr>
+            <m:sub>
+              <m:r>
+                <w:rPr>
+                  <w:rFonts w:ascii="Cambria Math" w:hAnsi="Cambria Math"/>
+                </w:rPr>
+                <m:t>m=-</m:t>
+              </m:r>
+              <m:r>
+                <m:rPr>
+                  <m:sty m:val="p"/>
+                </m:rPr>
+                <w:rPr>
+                  <w:rFonts w:ascii="Cambria Math" w:hAnsi="Cambria Math"/>
+                </w:rPr>
+                <m:t>∞</m:t>
+              </m:r>
+            </m:sub>
+            <m:sup>
+              <m:r>
+                <m:rPr>
+                  <m:sty m:val="p"/>
+                </m:rPr>
+                <w:rPr>
+                  <w:rFonts w:ascii="Cambria Math" w:hAnsi="Cambria Math"/>
+                </w:rPr>
+                <m:t>∞</m:t>
+              </m:r>
+            </m:sup>
+            <m:e>
+              <m:sSup>
+                <m:sSupPr>
+                  <m:ctrlPr>
+                    <w:rPr>
+                      <w:rFonts w:ascii="Cambria Math" w:hAnsi="Cambria Math"/>
+                    </w:rPr>
+                  </m:ctrlPr>
+                </m:sSupPr>
+                <m:e>
+                  <m:r>
+                    <w:rPr>
+                      <w:rFonts w:ascii="Cambria Math" w:hAnsi="Cambria Math"/>
+                    </w:rPr>
+                    <m:t>e</m:t>
+                  </m:r>
+                </m:e>
+                <m:sup>
+                  <m:r>
+                    <w:rPr>
+                      <w:rFonts w:ascii="Cambria Math" w:hAnsi="Cambria Math"/>
+                    </w:rPr>
+                    <m:t>j2πmt</m:t>
+                  </m:r>
+                </m:sup>
+              </m:sSup>
+            </m:e>
+          </m:nary>
+        </m:oMath>
+      </m:oMathPara>
+    </w:p>
+    <w:p>
+      <w:pPr>
+        <w:ind w:firstLine="0"/>
+      </w:pPr>
+      <w:r>
+        <w:t>它不是普通函数。它等价于周期为</w:t>
+      </w:r>
+      <w:r>
+        <w:t xml:space="preserve"> 1 </w:t>
+      </w:r>
+      <w:r>
+        <w:t>的冲激串：</w:t>
+      </w:r>
+    </w:p>
+    <w:p>
+      <w:pPr>
+        <w:ind w:firstLine="0"/>
+      </w:pPr>
+      <m:oMathPara>
+        <m:oMath>
+          <m:nary>
+            <m:naryPr>
+              <m:chr m:val="∑"/>
+              <m:limLoc m:val="undOvr"/>
+              <m:grow m:val="1"/>
+              <m:ctrlPr>
+                <w:rPr>
+                  <w:rFonts w:ascii="Cambria Math" w:hAnsi="Cambria Math"/>
+                </w:rPr>
+              </m:ctrlPr>
+            </m:naryPr>
+            <m:sub>
+              <m:r>
+                <w:rPr>
+                  <w:rFonts w:ascii="Cambria Math" w:hAnsi="Cambria Math"/>
+                </w:rPr>
+                <m:t>m=-</m:t>
+              </m:r>
+              <m:r>
+                <m:rPr>
+                  <m:sty m:val="p"/>
+                </m:rPr>
+                <w:rPr>
+                  <w:rFonts w:ascii="Cambria Math" w:hAnsi="Cambria Math"/>
+                </w:rPr>
+                <m:t>∞</m:t>
+              </m:r>
+            </m:sub>
+            <m:sup>
+              <m:r>
+                <m:rPr>
+                  <m:sty m:val="p"/>
+                </m:rPr>
+                <w:rPr>
+                  <w:rFonts w:ascii="Cambria Math" w:hAnsi="Cambria Math"/>
+                </w:rPr>
+                <m:t>∞</m:t>
+              </m:r>
+            </m:sup>
+            <m:e>
+              <m:sSup>
+                <m:sSupPr>
+                  <m:ctrlPr>
+                    <w:rPr>
+                      <w:rFonts w:ascii="Cambria Math" w:hAnsi="Cambria Math"/>
+                    </w:rPr>
+                  </m:ctrlPr>
+                </m:sSupPr>
+                <m:e>
+                  <m:r>
+                    <w:rPr>
+                      <w:rFonts w:ascii="Cambria Math" w:hAnsi="Cambria Math"/>
+                    </w:rPr>
+                    <m:t>e</m:t>
+                  </m:r>
+                </m:e>
+                <m:sup>
+                  <m:r>
+                    <w:rPr>
+                      <w:rFonts w:ascii="Cambria Math" w:hAnsi="Cambria Math"/>
+                    </w:rPr>
+                    <m:t>j2πmt</m:t>
+                  </m:r>
+                </m:sup>
+              </m:sSup>
+            </m:e>
+          </m:nary>
+          <m:r>
+            <w:rPr>
+              <w:rFonts w:ascii="Cambria Math" w:hAnsi="Cambria Math"/>
+            </w:rPr>
+            <m:t>=</m:t>
+          </m:r>
+          <m:nary>
+            <m:naryPr>
+              <m:chr m:val="∑"/>
+              <m:limLoc m:val="undOvr"/>
+              <m:grow m:val="1"/>
+              <m:ctrlPr>
+                <w:rPr>
+                  <w:rFonts w:ascii="Cambria Math" w:hAnsi="Cambria Math"/>
+                </w:rPr>
+              </m:ctrlPr>
+            </m:naryPr>
+            <m:sub>
+              <m:r>
+                <w:rPr>
+                  <w:rFonts w:ascii="Cambria Math" w:hAnsi="Cambria Math"/>
+                </w:rPr>
+                <m:t>n=-</m:t>
+              </m:r>
+              <m:r>
+                <m:rPr>
+                  <m:sty m:val="p"/>
+                </m:rPr>
+                <w:rPr>
+                  <w:rFonts w:ascii="Cambria Math" w:hAnsi="Cambria Math"/>
+                </w:rPr>
+                <m:t>∞</m:t>
+              </m:r>
+            </m:sub>
+            <m:sup>
+              <m:r>
+                <m:rPr>
+                  <m:sty m:val="p"/>
+                </m:rPr>
+                <w:rPr>
+                  <w:rFonts w:ascii="Cambria Math" w:hAnsi="Cambria Math"/>
+                </w:rPr>
+                <m:t>∞</m:t>
+              </m:r>
+            </m:sup>
+            <m:e>
+              <m:r>
+                <w:rPr>
+                  <w:rFonts w:ascii="Cambria Math" w:hAnsi="Cambria Math"/>
+                </w:rPr>
+                <m:t>δ(t-n)</m:t>
+              </m:r>
+            </m:e>
+          </m:nary>
+        </m:oMath>
+      </m:oMathPara>
+    </w:p>
+    <w:p>
+      <w:pPr>
+        <w:ind w:firstLine="0"/>
+      </w:pPr>
+      <w:r>
+        <w:t>为什么？因为周期为</w:t>
+      </w:r>
+      <w:r>
+        <w:t xml:space="preserve"> 1 </w:t>
+      </w:r>
+      <w:r>
+        <w:t>的冲激串</w:t>
+      </w:r>
+    </w:p>
+    <w:p>
+      <w:pPr>
+        <w:ind w:firstLine="0"/>
+      </w:pPr>
+      <m:oMathPara>
+        <m:oMath>
+          <m:r>
+            <w:rPr>
+              <w:rFonts w:ascii="Cambria Math" w:hAnsi="Cambria Math"/>
+            </w:rPr>
+            <m:t>p(t)=</m:t>
+          </m:r>
+          <m:nary>
+            <m:naryPr>
+              <m:chr m:val="∑"/>
+              <m:limLoc m:val="undOvr"/>
+              <m:grow m:val="1"/>
+              <m:ctrlPr>
+                <w:rPr>
+                  <w:rFonts w:ascii="Cambria Math" w:hAnsi="Cambria Math"/>
+                </w:rPr>
+              </m:ctrlPr>
+            </m:naryPr>
+            <m:sub>
+              <m:r>
+                <w:rPr>
+                  <w:rFonts w:ascii="Cambria Math" w:hAnsi="Cambria Math"/>
+                </w:rPr>
+                <m:t>n=-</m:t>
+              </m:r>
+              <m:r>
+                <m:rPr>
+                  <m:sty m:val="p"/>
+                </m:rPr>
+                <w:rPr>
+                  <w:rFonts w:ascii="Cambria Math" w:hAnsi="Cambria Math"/>
+                </w:rPr>
+                <m:t>∞</m:t>
+              </m:r>
+            </m:sub>
+            <m:sup>
+              <m:r>
+                <m:rPr>
+                  <m:sty m:val="p"/>
+                </m:rPr>
+                <w:rPr>
+                  <w:rFonts w:ascii="Cambria Math" w:hAnsi="Cambria Math"/>
+                </w:rPr>
+                <m:t>∞</m:t>
+              </m:r>
+            </m:sup>
+            <m:e>
+              <m:r>
+                <w:rPr>
+                  <w:rFonts w:ascii="Cambria Math" w:hAnsi="Cambria Math"/>
+                </w:rPr>
+                <m:t>δ(t-n)</m:t>
+              </m:r>
+            </m:e>
+          </m:nary>
+        </m:oMath>
+      </m:oMathPara>
+    </w:p>
+    <w:p>
+      <w:pPr>
+        <w:ind w:firstLine="0"/>
+      </w:pPr>
+      <w:r>
+        <w:t>在一个周期内只有一个单位冲激。它的傅里叶系数是：</w:t>
+      </w:r>
+    </w:p>
+    <w:p>
+      <w:pPr>
+        <w:ind w:firstLine="0"/>
+      </w:pPr>
+      <m:oMathPara>
+        <m:oMath>
+          <m:sSub>
+            <m:sSubPr>
+              <m:ctrlPr>
+                <w:rPr>
+                  <w:rFonts w:ascii="Cambria Math" w:hAnsi="Cambria Math"/>
+                </w:rPr>
+              </m:ctrlPr>
+            </m:sSubPr>
+            <m:e>
+              <m:r>
+                <w:rPr>
+                  <w:rFonts w:ascii="Cambria Math" w:hAnsi="Cambria Math"/>
+                </w:rPr>
+                <m:t>c</m:t>
+              </m:r>
+            </m:e>
+            <m:sub>
+              <m:r>
+                <w:rPr>
+                  <w:rFonts w:ascii="Cambria Math" w:hAnsi="Cambria Math"/>
+                </w:rPr>
+                <m:t>m</m:t>
+              </m:r>
+            </m:sub>
+          </m:sSub>
+          <m:r>
+            <w:rPr>
+              <w:rFonts w:ascii="Cambria Math" w:hAnsi="Cambria Math"/>
+            </w:rPr>
+            <m:t>=</m:t>
+          </m:r>
+          <m:nary>
+            <m:naryPr>
+              <m:limLoc m:val="subSup"/>
+              <m:grow m:val="1"/>
+              <m:ctrlPr>
+                <w:rPr>
+                  <w:rFonts w:ascii="Cambria Math" w:hAnsi="Cambria Math"/>
+                </w:rPr>
+              </m:ctrlPr>
+            </m:naryPr>
+            <m:sub>
+              <m:r>
+                <w:rPr>
+                  <w:rFonts w:ascii="Cambria Math" w:hAnsi="Cambria Math"/>
+                </w:rPr>
+                <m:t>-0.5</m:t>
+              </m:r>
+            </m:sub>
+            <m:sup>
+              <m:r>
+                <w:rPr>
+                  <w:rFonts w:ascii="Cambria Math" w:hAnsi="Cambria Math"/>
+                </w:rPr>
+                <m:t>0.5</m:t>
+              </m:r>
+            </m:sup>
+            <m:e>
+              <m:r>
+                <w:rPr>
+                  <w:rFonts w:ascii="Cambria Math" w:hAnsi="Cambria Math"/>
+                </w:rPr>
+                <m:t>δ(t)</m:t>
+              </m:r>
+            </m:e>
+          </m:nary>
+          <m:sSup>
+            <m:sSupPr>
+              <m:ctrlPr>
+                <w:rPr>
+                  <w:rFonts w:ascii="Cambria Math" w:hAnsi="Cambria Math"/>
+                </w:rPr>
+              </m:ctrlPr>
+            </m:sSupPr>
+            <m:e>
+              <m:r>
+                <w:rPr>
+                  <w:rFonts w:ascii="Cambria Math" w:hAnsi="Cambria Math"/>
+                </w:rPr>
+                <m:t>e</m:t>
+              </m:r>
+            </m:e>
+            <m:sup>
+              <m:r>
+                <w:rPr>
+                  <w:rFonts w:ascii="Cambria Math" w:hAnsi="Cambria Math"/>
+                </w:rPr>
+                <m:t>-j2πmt</m:t>
+              </m:r>
+            </m:sup>
+          </m:sSup>
+          <m:r>
+            <w:rPr>
+              <w:rFonts w:ascii="Cambria Math" w:hAnsi="Cambria Math"/>
+            </w:rPr>
+            <m:t>dt=1</m:t>
+          </m:r>
+        </m:oMath>
+      </m:oMathPara>
+    </w:p>
+    <w:p>
+      <w:pPr>
+        <w:ind w:firstLine="0"/>
+      </w:pPr>
+      <w:r>
+        <w:t>所以它的傅里叶级数就是：</w:t>
+      </w:r>
+    </w:p>
+    <w:p>
+      <w:pPr>
+        <w:ind w:firstLine="0"/>
+      </w:pPr>
+      <m:oMathPara>
+        <m:oMath>
+          <m:r>
+            <w:rPr>
+              <w:rFonts w:ascii="Cambria Math" w:hAnsi="Cambria Math"/>
+            </w:rPr>
+            <m:t>p(t)=</m:t>
+          </m:r>
+          <m:nary>
+            <m:naryPr>
+              <m:chr m:val="∑"/>
+              <m:limLoc m:val="undOvr"/>
+              <m:grow m:val="1"/>
+              <m:ctrlPr>
+                <w:rPr>
+                  <w:rFonts w:ascii="Cambria Math" w:hAnsi="Cambria Math"/>
+                </w:rPr>
+              </m:ctrlPr>
+            </m:naryPr>
+            <m:sub>
+              <m:r>
+                <w:rPr>
+                  <w:rFonts w:ascii="Cambria Math" w:hAnsi="Cambria Math"/>
+                </w:rPr>
+                <m:t>m=-</m:t>
+              </m:r>
+              <m:r>
+                <m:rPr>
+                  <m:sty m:val="p"/>
+                </m:rPr>
+                <w:rPr>
+                  <w:rFonts w:ascii="Cambria Math" w:hAnsi="Cambria Math"/>
+                </w:rPr>
+                <m:t>∞</m:t>
+              </m:r>
+            </m:sub>
+            <m:sup>
+              <m:r>
+                <m:rPr>
+                  <m:sty m:val="p"/>
+                </m:rPr>
+                <w:rPr>
+                  <w:rFonts w:ascii="Cambria Math" w:hAnsi="Cambria Math"/>
+                </w:rPr>
+                <m:t>∞</m:t>
+              </m:r>
+            </m:sup>
+            <m:e>
+              <m:r>
+                <w:rPr>
+                  <w:rFonts w:ascii="Cambria Math" w:hAnsi="Cambria Math"/>
+                </w:rPr>
+                <m:t>1⋅</m:t>
+              </m:r>
+            </m:e>
+          </m:nary>
+          <m:sSup>
+            <m:sSupPr>
+              <m:ctrlPr>
+                <w:rPr>
+                  <w:rFonts w:ascii="Cambria Math" w:hAnsi="Cambria Math"/>
+                </w:rPr>
+              </m:ctrlPr>
+            </m:sSupPr>
+            <m:e>
+              <m:r>
+                <w:rPr>
+                  <w:rFonts w:ascii="Cambria Math" w:hAnsi="Cambria Math"/>
+                </w:rPr>
+                <m:t>e</m:t>
+              </m:r>
+            </m:e>
+            <m:sup>
+              <m:r>
+                <w:rPr>
+                  <w:rFonts w:ascii="Cambria Math" w:hAnsi="Cambria Math"/>
+                </w:rPr>
+                <m:t>j2πmt</m:t>
+              </m:r>
+            </m:sup>
+          </m:sSup>
+        </m:oMath>
+      </m:oMathPara>
+    </w:p>
+    <w:p>
+      <w:pPr>
+        <w:ind w:firstLine="0"/>
+      </w:pPr>
+      <w:r>
+        <w:t>也就是：</w:t>
+      </w:r>
+    </w:p>
+    <w:p>
+      <w:pPr>
+        <w:ind w:firstLine="0"/>
+      </w:pPr>
+      <m:oMathPara>
+        <m:oMath>
+          <m:nary>
+            <m:naryPr>
+              <m:chr m:val="∑"/>
+              <m:limLoc m:val="undOvr"/>
+              <m:grow m:val="1"/>
+              <m:ctrlPr>
+                <w:rPr>
+                  <w:rFonts w:ascii="Cambria Math" w:hAnsi="Cambria Math"/>
+                </w:rPr>
+              </m:ctrlPr>
+            </m:naryPr>
+            <m:sub>
+              <m:r>
+                <w:rPr>
+                  <w:rFonts w:ascii="Cambria Math" w:hAnsi="Cambria Math"/>
+                </w:rPr>
+                <m:t>m=-</m:t>
+              </m:r>
+              <m:r>
+                <m:rPr>
+                  <m:sty m:val="p"/>
+                </m:rPr>
+                <w:rPr>
+                  <w:rFonts w:ascii="Cambria Math" w:hAnsi="Cambria Math"/>
+                </w:rPr>
+                <m:t>∞</m:t>
+              </m:r>
+            </m:sub>
+            <m:sup>
+              <m:r>
+                <m:rPr>
+                  <m:sty m:val="p"/>
+                </m:rPr>
+                <w:rPr>
+                  <w:rFonts w:ascii="Cambria Math" w:hAnsi="Cambria Math"/>
+                </w:rPr>
+                <m:t>∞</m:t>
+              </m:r>
+            </m:sup>
+            <m:e>
+              <m:sSup>
+                <m:sSupPr>
+                  <m:ctrlPr>
+                    <w:rPr>
+                      <w:rFonts w:ascii="Cambria Math" w:hAnsi="Cambria Math"/>
+                    </w:rPr>
+                  </m:ctrlPr>
+                </m:sSupPr>
+                <m:e>
+                  <m:r>
+                    <w:rPr>
+                      <w:rFonts w:ascii="Cambria Math" w:hAnsi="Cambria Math"/>
+                    </w:rPr>
+                    <m:t>e</m:t>
+                  </m:r>
+                </m:e>
+                <m:sup>
+                  <m:r>
+                    <w:rPr>
+                      <w:rFonts w:ascii="Cambria Math" w:hAnsi="Cambria Math"/>
+                    </w:rPr>
+                    <m:t>j2πmt</m:t>
+                  </m:r>
+                </m:sup>
+              </m:sSup>
+            </m:e>
+          </m:nary>
+          <m:r>
+            <w:rPr>
+              <w:rFonts w:ascii="Cambria Math" w:hAnsi="Cambria Math"/>
+            </w:rPr>
+            <m:t>=</m:t>
+          </m:r>
+          <m:nary>
+            <m:naryPr>
+              <m:chr m:val="∑"/>
+              <m:limLoc m:val="undOvr"/>
+              <m:grow m:val="1"/>
+              <m:ctrlPr>
+                <w:rPr>
+                  <w:rFonts w:ascii="Cambria Math" w:hAnsi="Cambria Math"/>
+                </w:rPr>
+              </m:ctrlPr>
+            </m:naryPr>
+            <m:sub>
+              <m:r>
+                <w:rPr>
+                  <w:rFonts w:ascii="Cambria Math" w:hAnsi="Cambria Math"/>
+                </w:rPr>
+                <m:t>n=-</m:t>
+              </m:r>
+              <m:r>
+                <m:rPr>
+                  <m:sty m:val="p"/>
+                </m:rPr>
+                <w:rPr>
+                  <w:rFonts w:ascii="Cambria Math" w:hAnsi="Cambria Math"/>
+                </w:rPr>
+                <m:t>∞</m:t>
+              </m:r>
+            </m:sub>
+            <m:sup>
+              <m:r>
+                <m:rPr>
+                  <m:sty m:val="p"/>
+                </m:rPr>
+                <w:rPr>
+                  <w:rFonts w:ascii="Cambria Math" w:hAnsi="Cambria Math"/>
+                </w:rPr>
+                <m:t>∞</m:t>
+              </m:r>
+            </m:sup>
+            <m:e>
+              <m:r>
+                <w:rPr>
+                  <w:rFonts w:ascii="Cambria Math" w:hAnsi="Cambria Math"/>
+                </w:rPr>
+                <m:t>δ(t-n)</m:t>
+              </m:r>
+            </m:e>
+          </m:nary>
+        </m:oMath>
+      </m:oMathPara>
+    </w:p>
+    <w:p>
+      <w:pPr>
+        <w:ind w:firstLine="0"/>
+      </w:pPr>
+      <w:r>
+        <w:drawing>
+          <wp:inline distT="0" distB="0" distL="0" distR="0" wp14:anchorId="509B4854" wp14:editId="7CB2C366">
+            <wp:extent cx="5274310" cy="3513455"/>
+            <wp:effectExtent l="0" t="0" r="2540" b="0"/>
+            <wp:docPr id="1291448216" name="图片 1"/>
+            <wp:cNvGraphicFramePr>
+              <a:graphicFrameLocks xmlns:a="http://schemas.openxmlformats.org/drawingml/2006/main" noChangeAspect="1"/>
+            </wp:cNvGraphicFramePr>
+            <a:graphic xmlns:a="http://schemas.openxmlformats.org/drawingml/2006/main">
+              <a:graphicData uri="http://schemas.openxmlformats.org/drawingml/2006/picture">
+                <pic:pic xmlns:pic="http://schemas.openxmlformats.org/drawingml/2006/picture">
+                  <pic:nvPicPr>
+                    <pic:cNvPr id="1291448216" name=""/>
+                    <pic:cNvPicPr/>
+                  </pic:nvPicPr>
+                  <pic:blipFill>
+                    <a:blip r:embed="rId41"/>
+                    <a:stretch>
+                      <a:fillRect/>
+                    </a:stretch>
+                  </pic:blipFill>
+                  <pic:spPr>
+                    <a:xfrm>
+                      <a:off x="0" y="0"/>
+                      <a:ext cx="5274310" cy="3513455"/>
+                    </a:xfrm>
+                    <a:prstGeom prst="rect">
+                      <a:avLst/>
+                    </a:prstGeom>
+                  </pic:spPr>
+                </pic:pic>
+              </a:graphicData>
+            </a:graphic>
+          </wp:inline>
+        </w:drawing>
+      </w:r>
+    </w:p>
+    <w:p>
+      <w:pPr>
+        <w:ind w:firstLine="0"/>
+      </w:pPr>
+      <w:r>
+        <w:t>图</w:t>
+      </w:r>
+      <w:r>
+        <w:t xml:space="preserve"> (c) </w:t>
+      </w:r>
+      <w:r>
+        <w:t>是</w:t>
+      </w:r>
+      <w:r>
+        <w:rPr>
+          <w:b/>
+          <w:bCs/>
+        </w:rPr>
+        <w:t>周期三角波</w:t>
+      </w:r>
+      <w:r>
+        <w:t>，根据图像可取一个周期为</w:t>
+      </w:r>
+      <w:r>
+        <w:t xml:space="preserve"> </w:t>
+      </w:r>
+      <m:oMath>
+        <m:d>
+          <m:dPr>
+            <m:begChr m:val="["/>
+            <m:endChr m:val="]"/>
+            <m:ctrlPr>
+              <w:rPr>
+                <w:rFonts w:ascii="Cambria Math" w:hAnsi="Cambria Math"/>
+              </w:rPr>
+            </m:ctrlPr>
+          </m:dPr>
+          <m:e>
+            <m:r>
+              <w:rPr>
+                <w:rFonts w:ascii="Cambria Math" w:hAnsi="Cambria Math"/>
+              </w:rPr>
+              <m:t>-2,1</m:t>
+            </m:r>
+          </m:e>
+        </m:d>
+      </m:oMath>
+      <w:r>
+        <w:t>，周期为</w:t>
+      </w:r>
+      <w:r>
+        <w:t xml:space="preserve"> </w:t>
+      </w:r>
+    </w:p>
+    <w:p>
+      <w:pPr>
+        <w:ind w:firstLine="0"/>
+      </w:pPr>
+      <m:oMathPara>
+        <m:oMath>
+          <m:r>
+            <w:rPr>
+              <w:rFonts w:ascii="Cambria Math" w:hAnsi="Cambria Math"/>
+            </w:rPr>
+            <m:t>T=3,</m:t>
+          </m:r>
+          <m:sSub>
+            <m:sSubPr>
+              <m:ctrlPr>
+                <w:rPr>
+                  <w:rFonts w:ascii="Cambria Math" w:hAnsi="Cambria Math"/>
+                </w:rPr>
+              </m:ctrlPr>
+            </m:sSubPr>
+            <m:e>
+              <m:r>
+                <w:rPr>
+                  <w:rFonts w:ascii="Cambria Math" w:hAnsi="Cambria Math"/>
+                </w:rPr>
+                <m:t>ω</m:t>
+              </m:r>
+            </m:e>
+            <m:sub>
+              <m:r>
+                <w:rPr>
+                  <w:rFonts w:ascii="Cambria Math" w:hAnsi="Cambria Math"/>
+                </w:rPr>
+                <m:t>0</m:t>
+              </m:r>
+            </m:sub>
+          </m:sSub>
+          <m:r>
+            <w:rPr>
+              <w:rFonts w:ascii="Cambria Math" w:hAnsi="Cambria Math"/>
+            </w:rPr>
+            <m:t>=</m:t>
+          </m:r>
+          <m:f>
+            <m:fPr>
+              <m:ctrlPr>
+                <w:rPr>
+                  <w:rFonts w:ascii="Cambria Math" w:hAnsi="Cambria Math"/>
+                </w:rPr>
+              </m:ctrlPr>
+            </m:fPr>
+            <m:num>
+              <m:r>
+                <w:rPr>
+                  <w:rFonts w:ascii="Cambria Math" w:hAnsi="Cambria Math"/>
+                </w:rPr>
+                <m:t>2π</m:t>
+              </m:r>
+            </m:num>
+            <m:den>
+              <m:r>
+                <w:rPr>
+                  <w:rFonts w:ascii="Cambria Math" w:hAnsi="Cambria Math"/>
+                </w:rPr>
+                <m:t>T</m:t>
+              </m:r>
+            </m:den>
+          </m:f>
+          <m:r>
+            <w:rPr>
+              <w:rFonts w:ascii="Cambria Math" w:hAnsi="Cambria Math"/>
+            </w:rPr>
+            <m:t>=</m:t>
+          </m:r>
+          <m:f>
+            <m:fPr>
+              <m:ctrlPr>
+                <w:rPr>
+                  <w:rFonts w:ascii="Cambria Math" w:hAnsi="Cambria Math"/>
+                </w:rPr>
+              </m:ctrlPr>
+            </m:fPr>
+            <m:num>
+              <m:r>
+                <w:rPr>
+                  <w:rFonts w:ascii="Cambria Math" w:hAnsi="Cambria Math"/>
+                </w:rPr>
+                <m:t>2π</m:t>
+              </m:r>
+            </m:num>
+            <m:den>
+              <m:r>
+                <w:rPr>
+                  <w:rFonts w:ascii="Cambria Math" w:hAnsi="Cambria Math"/>
+                </w:rPr>
+                <m:t>3</m:t>
+              </m:r>
+            </m:den>
+          </m:f>
+        </m:oMath>
+      </m:oMathPara>
+    </w:p>
+    <w:p>
+      <w:pPr>
+        <w:ind w:firstLine="0"/>
+      </w:pPr>
+      <w:r>
+        <w:t>一个周期内：</w:t>
+      </w:r>
+    </w:p>
+    <w:p>
+      <w:pPr>
+        <w:ind w:firstLine="0"/>
+      </w:pPr>
+      <m:oMathPara>
+        <m:oMath>
+          <m:r>
+            <w:rPr>
+              <w:rFonts w:ascii="Cambria Math" w:hAnsi="Cambria Math"/>
+            </w:rPr>
+            <m:t>x(t)=</m:t>
+          </m:r>
+          <m:d>
+            <m:dPr>
+              <m:begChr m:val="{"/>
+              <m:endChr m:val=""/>
+              <m:ctrlPr>
+                <w:rPr>
+                  <w:rFonts w:ascii="Cambria Math" w:hAnsi="Cambria Math"/>
+                </w:rPr>
+              </m:ctrlPr>
+            </m:dPr>
+            <m:e>
+              <m:m>
+                <m:mPr>
+                  <m:plcHide m:val="1"/>
+                  <m:mcs>
+                    <m:mc>
+                      <m:mcPr>
+                        <m:count m:val="2"/>
+                        <m:mcJc m:val="center"/>
+                      </m:mcPr>
+                    </m:mc>
+                  </m:mcs>
+                  <m:ctrlPr>
+                    <w:rPr>
+                      <w:rFonts w:ascii="Cambria Math" w:hAnsi="Cambria Math"/>
+                    </w:rPr>
+                  </m:ctrlPr>
+                </m:mPr>
+                <m:mr>
+                  <m:e>
+                    <m:r>
+                      <w:rPr>
+                        <w:rFonts w:ascii="Cambria Math" w:hAnsi="Cambria Math"/>
+                      </w:rPr>
+                      <m:t>t+2,</m:t>
+                    </m:r>
+                  </m:e>
+                  <m:e>
+                    <m:r>
+                      <w:rPr>
+                        <w:rFonts w:ascii="Cambria Math" w:hAnsi="Cambria Math"/>
+                      </w:rPr>
+                      <m:t>-2&lt;t&lt;0</m:t>
+                    </m:r>
+                  </m:e>
+                </m:mr>
+                <m:mr>
+                  <m:e>
+                    <m:r>
+                      <w:rPr>
+                        <w:rFonts w:ascii="Cambria Math" w:hAnsi="Cambria Math"/>
+                      </w:rPr>
+                      <m:t>2-2t,</m:t>
+                    </m:r>
+                  </m:e>
+                  <m:e>
+                    <m:r>
+                      <w:rPr>
+                        <w:rFonts w:ascii="Cambria Math" w:hAnsi="Cambria Math"/>
+                      </w:rPr>
+                      <m:t>0&lt;t&lt;1</m:t>
+                    </m:r>
+                  </m:e>
+                </m:mr>
+              </m:m>
+            </m:e>
+          </m:d>
+        </m:oMath>
+      </m:oMathPara>
+    </w:p>
+    <w:p>
+      <w:pPr>
+        <w:ind w:firstLine="0"/>
+      </w:pPr>
+      <w:r>
+        <w:t>连续时间</w:t>
+      </w:r>
+      <w:proofErr w:type="gramStart"/>
+      <w:r>
+        <w:t>复指数</w:t>
+      </w:r>
+      <w:proofErr w:type="gramEnd"/>
+      <w:r>
+        <w:t>傅里叶级数形式：</w:t>
+      </w:r>
+    </w:p>
+    <w:p>
+      <w:pPr>
+        <w:ind w:firstLine="0"/>
+      </w:pPr>
+      <m:oMathPara>
+        <m:oMath>
+          <m:r>
+            <w:rPr>
+              <w:rFonts w:ascii="Cambria Math" w:hAnsi="Cambria Math"/>
+            </w:rPr>
+            <m:t>x(t)=</m:t>
+          </m:r>
+          <m:nary>
+            <m:naryPr>
+              <m:chr m:val="∑"/>
+              <m:limLoc m:val="undOvr"/>
+              <m:grow m:val="1"/>
+              <m:ctrlPr>
+                <w:rPr>
+                  <w:rFonts w:ascii="Cambria Math" w:hAnsi="Cambria Math"/>
+                </w:rPr>
+              </m:ctrlPr>
+            </m:naryPr>
+            <m:sub>
+              <m:r>
+                <w:rPr>
+                  <w:rFonts w:ascii="Cambria Math" w:hAnsi="Cambria Math"/>
+                </w:rPr>
+                <m:t>k=-</m:t>
+              </m:r>
+              <m:r>
+                <m:rPr>
+                  <m:sty m:val="p"/>
+                </m:rPr>
+                <w:rPr>
+                  <w:rFonts w:ascii="Cambria Math" w:hAnsi="Cambria Math"/>
+                </w:rPr>
+                <m:t>∞</m:t>
+              </m:r>
+            </m:sub>
+            <m:sup>
+              <m:r>
+                <m:rPr>
+                  <m:sty m:val="p"/>
+                </m:rPr>
+                <w:rPr>
+                  <w:rFonts w:ascii="Cambria Math" w:hAnsi="Cambria Math"/>
+                </w:rPr>
+                <m:t>∞</m:t>
+              </m:r>
+            </m:sup>
+            <m:e>
+              <m:sSub>
+                <m:sSubPr>
+                  <m:ctrlPr>
+                    <w:rPr>
+                      <w:rFonts w:ascii="Cambria Math" w:hAnsi="Cambria Math"/>
+                    </w:rPr>
+                  </m:ctrlPr>
+                </m:sSubPr>
+                <m:e>
+                  <m:r>
+                    <w:rPr>
+                      <w:rFonts w:ascii="Cambria Math" w:hAnsi="Cambria Math"/>
+                    </w:rPr>
+                    <m:t>a</m:t>
+                  </m:r>
+                </m:e>
+                <m:sub>
+                  <m:r>
+                    <w:rPr>
+                      <w:rFonts w:ascii="Cambria Math" w:hAnsi="Cambria Math"/>
+                    </w:rPr>
+                    <m:t>k</m:t>
+                  </m:r>
+                </m:sub>
+              </m:sSub>
+            </m:e>
+          </m:nary>
+          <m:sSup>
+            <m:sSupPr>
+              <m:ctrlPr>
+                <w:rPr>
+                  <w:rFonts w:ascii="Cambria Math" w:hAnsi="Cambria Math"/>
+                </w:rPr>
+              </m:ctrlPr>
+            </m:sSupPr>
+            <m:e>
+              <m:r>
+                <w:rPr>
+                  <w:rFonts w:ascii="Cambria Math" w:hAnsi="Cambria Math"/>
+                </w:rPr>
+                <m:t>e</m:t>
+              </m:r>
+            </m:e>
+            <m:sup>
+              <m:r>
+                <w:rPr>
+                  <w:rFonts w:ascii="Cambria Math" w:hAnsi="Cambria Math"/>
+                </w:rPr>
+                <m:t>jk</m:t>
+              </m:r>
+              <m:sSub>
+                <m:sSubPr>
+                  <m:ctrlPr>
+                    <w:rPr>
+                      <w:rFonts w:ascii="Cambria Math" w:hAnsi="Cambria Math"/>
+                    </w:rPr>
+                  </m:ctrlPr>
+                </m:sSubPr>
+                <m:e>
+                  <m:r>
+                    <w:rPr>
+                      <w:rFonts w:ascii="Cambria Math" w:hAnsi="Cambria Math"/>
+                    </w:rPr>
+                    <m:t>ω</m:t>
+                  </m:r>
+                </m:e>
+                <m:sub>
+                  <m:r>
+                    <w:rPr>
+                      <w:rFonts w:ascii="Cambria Math" w:hAnsi="Cambria Math"/>
+                    </w:rPr>
+                    <m:t>0</m:t>
+                  </m:r>
+                </m:sub>
+              </m:sSub>
+              <m:r>
+                <w:rPr>
+                  <w:rFonts w:ascii="Cambria Math" w:hAnsi="Cambria Math"/>
+                </w:rPr>
+                <m:t>t</m:t>
+              </m:r>
+            </m:sup>
+          </m:sSup>
+        </m:oMath>
+      </m:oMathPara>
+    </w:p>
+    <w:p>
+      <w:pPr>
+        <w:ind w:firstLine="0"/>
+      </w:pPr>
+      <w:r>
+        <w:t>其中</w:t>
+      </w:r>
+    </w:p>
+    <w:p>
+      <w:pPr>
+        <w:ind w:firstLine="0"/>
+      </w:pPr>
+      <m:oMathPara>
+        <m:oMath>
+          <m:sSub>
+            <m:sSubPr>
+              <m:ctrlPr>
+                <w:rPr>
+                  <w:rFonts w:ascii="Cambria Math" w:hAnsi="Cambria Math"/>
+                </w:rPr>
+              </m:ctrlPr>
+            </m:sSubPr>
+            <m:e>
+              <m:r>
+                <w:rPr>
+                  <w:rFonts w:ascii="Cambria Math" w:hAnsi="Cambria Math"/>
+                </w:rPr>
+                <m:t>a</m:t>
+              </m:r>
+            </m:e>
+            <m:sub>
+              <m:r>
+                <w:rPr>
+                  <w:rFonts w:ascii="Cambria Math" w:hAnsi="Cambria Math"/>
+                </w:rPr>
+                <m:t>k</m:t>
+              </m:r>
+            </m:sub>
+          </m:sSub>
+          <m:r>
+            <w:rPr>
+              <w:rFonts w:ascii="Cambria Math" w:hAnsi="Cambria Math"/>
+            </w:rPr>
+            <m:t>=</m:t>
+          </m:r>
+          <m:f>
+            <m:fPr>
+              <m:ctrlPr>
+                <w:rPr>
+                  <w:rFonts w:ascii="Cambria Math" w:hAnsi="Cambria Math"/>
+                </w:rPr>
+              </m:ctrlPr>
+            </m:fPr>
+            <m:num>
+              <m:r>
+                <w:rPr>
+                  <w:rFonts w:ascii="Cambria Math" w:hAnsi="Cambria Math"/>
+                </w:rPr>
+                <m:t>1</m:t>
+              </m:r>
+            </m:num>
+            <m:den>
+              <m:r>
+                <w:rPr>
+                  <w:rFonts w:ascii="Cambria Math" w:hAnsi="Cambria Math"/>
+                </w:rPr>
+                <m:t>T</m:t>
+              </m:r>
+            </m:den>
+          </m:f>
+          <m:nary>
+            <m:naryPr>
+              <m:limLoc m:val="subSup"/>
+              <m:grow m:val="1"/>
+              <m:supHide m:val="1"/>
+              <m:ctrlPr>
+                <w:rPr>
+                  <w:rFonts w:ascii="Cambria Math" w:hAnsi="Cambria Math"/>
+                </w:rPr>
+              </m:ctrlPr>
+            </m:naryPr>
+            <m:sub>
+              <m:r>
+                <w:rPr>
+                  <w:rFonts w:ascii="Cambria Math" w:hAnsi="Cambria Math"/>
+                </w:rPr>
+                <m:t>T</m:t>
+              </m:r>
+            </m:sub>
+            <m:sup/>
+            <m:e>
+              <m:r>
+                <w:rPr>
+                  <w:rFonts w:ascii="Cambria Math" w:hAnsi="Cambria Math"/>
+                </w:rPr>
+                <m:t>x(t)</m:t>
+              </m:r>
+            </m:e>
+          </m:nary>
+          <m:sSup>
+            <m:sSupPr>
+              <m:ctrlPr>
+                <w:rPr>
+                  <w:rFonts w:ascii="Cambria Math" w:hAnsi="Cambria Math"/>
+                </w:rPr>
+              </m:ctrlPr>
+            </m:sSupPr>
+            <m:e>
+              <m:r>
+                <w:rPr>
+                  <w:rFonts w:ascii="Cambria Math" w:hAnsi="Cambria Math"/>
+                </w:rPr>
+                <m:t>e</m:t>
+              </m:r>
+            </m:e>
+            <m:sup>
+              <m:r>
+                <w:rPr>
+                  <w:rFonts w:ascii="Cambria Math" w:hAnsi="Cambria Math"/>
+                </w:rPr>
+                <m:t>-jk</m:t>
+              </m:r>
+              <m:sSub>
+                <m:sSubPr>
+                  <m:ctrlPr>
+                    <w:rPr>
+                      <w:rFonts w:ascii="Cambria Math" w:hAnsi="Cambria Math"/>
+                    </w:rPr>
+                  </m:ctrlPr>
+                </m:sSubPr>
+                <m:e>
+                  <m:r>
+                    <w:rPr>
+                      <w:rFonts w:ascii="Cambria Math" w:hAnsi="Cambria Math"/>
+                    </w:rPr>
+                    <m:t>ω</m:t>
+                  </m:r>
+                </m:e>
+                <m:sub>
+                  <m:r>
+                    <w:rPr>
+                      <w:rFonts w:ascii="Cambria Math" w:hAnsi="Cambria Math"/>
+                    </w:rPr>
+                    <m:t>0</m:t>
+                  </m:r>
+                </m:sub>
+              </m:sSub>
+              <m:r>
+                <w:rPr>
+                  <w:rFonts w:ascii="Cambria Math" w:hAnsi="Cambria Math"/>
+                </w:rPr>
+                <m:t>t</m:t>
+              </m:r>
+            </m:sup>
+          </m:sSup>
+          <m:r>
+            <w:rPr>
+              <w:rFonts w:ascii="Cambria Math" w:hAnsi="Cambria Math"/>
+            </w:rPr>
+            <m:t>dt</m:t>
+          </m:r>
+        </m:oMath>
+      </m:oMathPara>
+    </w:p>
+    <w:p>
+      <w:pPr>
+        <w:ind w:firstLine="0"/>
+      </w:pPr>
+      <w:r>
+        <w:t>所以</w:t>
+      </w:r>
+    </w:p>
+    <w:p>
+      <w:pPr>
+        <w:ind w:firstLine="0"/>
+      </w:pPr>
+      <m:oMathPara>
+        <m:oMath>
+          <m:sSub>
+            <m:sSubPr>
+              <m:ctrlPr>
+                <w:rPr>
+                  <w:rFonts w:ascii="Cambria Math" w:hAnsi="Cambria Math"/>
+                </w:rPr>
+              </m:ctrlPr>
+            </m:sSubPr>
+            <m:e>
+              <m:r>
+                <w:rPr>
+                  <w:rFonts w:ascii="Cambria Math" w:hAnsi="Cambria Math"/>
+                </w:rPr>
+                <m:t>a</m:t>
+              </m:r>
+            </m:e>
+            <m:sub>
+              <m:r>
+                <w:rPr>
+                  <w:rFonts w:ascii="Cambria Math" w:hAnsi="Cambria Math"/>
+                </w:rPr>
+                <m:t>k</m:t>
+              </m:r>
+            </m:sub>
+          </m:sSub>
+          <m:r>
+            <w:rPr>
+              <w:rFonts w:ascii="Cambria Math" w:hAnsi="Cambria Math"/>
+            </w:rPr>
+            <m:t>=</m:t>
+          </m:r>
+          <m:f>
+            <m:fPr>
+              <m:ctrlPr>
+                <w:rPr>
+                  <w:rFonts w:ascii="Cambria Math" w:hAnsi="Cambria Math"/>
+                </w:rPr>
+              </m:ctrlPr>
+            </m:fPr>
+            <m:num>
+              <m:r>
+                <w:rPr>
+                  <w:rFonts w:ascii="Cambria Math" w:hAnsi="Cambria Math"/>
+                </w:rPr>
+                <m:t>1</m:t>
+              </m:r>
+            </m:num>
+            <m:den>
+              <m:r>
+                <w:rPr>
+                  <w:rFonts w:ascii="Cambria Math" w:hAnsi="Cambria Math"/>
+                </w:rPr>
+                <m:t>3</m:t>
+              </m:r>
+            </m:den>
+          </m:f>
+          <m:d>
+            <m:dPr>
+              <m:begChr m:val="["/>
+              <m:endChr m:val="]"/>
+              <m:ctrlPr>
+                <w:rPr>
+                  <w:rFonts w:ascii="Cambria Math" w:hAnsi="Cambria Math"/>
+                </w:rPr>
+              </m:ctrlPr>
+            </m:dPr>
+            <m:e>
+              <m:nary>
+                <m:naryPr>
+                  <m:limLoc m:val="subSup"/>
+                  <m:grow m:val="1"/>
+                  <m:ctrlPr>
+                    <w:rPr>
+                      <w:rFonts w:ascii="Cambria Math" w:hAnsi="Cambria Math"/>
+                    </w:rPr>
+                  </m:ctrlPr>
+                </m:naryPr>
+                <m:sub>
+                  <m:r>
+                    <w:rPr>
+                      <w:rFonts w:ascii="Cambria Math" w:hAnsi="Cambria Math"/>
+                    </w:rPr>
+                    <m:t>-2</m:t>
+                  </m:r>
+                </m:sub>
+                <m:sup>
+                  <m:r>
+                    <w:rPr>
+                      <w:rFonts w:ascii="Cambria Math" w:hAnsi="Cambria Math"/>
+                    </w:rPr>
+                    <m:t>0</m:t>
+                  </m:r>
+                </m:sup>
+                <m:e>
+                  <m:r>
+                    <w:rPr>
+                      <w:rFonts w:ascii="Cambria Math" w:hAnsi="Cambria Math"/>
+                    </w:rPr>
+                    <m:t>(</m:t>
+                  </m:r>
+                </m:e>
+              </m:nary>
+              <m:r>
+                <w:rPr>
+                  <w:rFonts w:ascii="Cambria Math" w:hAnsi="Cambria Math"/>
+                </w:rPr>
+                <m:t>t+2)</m:t>
+              </m:r>
+              <m:sSup>
+                <m:sSupPr>
+                  <m:ctrlPr>
+                    <w:rPr>
+                      <w:rFonts w:ascii="Cambria Math" w:hAnsi="Cambria Math"/>
+                    </w:rPr>
+                  </m:ctrlPr>
+                </m:sSupPr>
+                <m:e>
+                  <m:r>
+                    <w:rPr>
+                      <w:rFonts w:ascii="Cambria Math" w:hAnsi="Cambria Math"/>
+                    </w:rPr>
+                    <m:t>e</m:t>
+                  </m:r>
+                </m:e>
+                <m:sup>
+                  <m:r>
+                    <w:rPr>
+                      <w:rFonts w:ascii="Cambria Math" w:hAnsi="Cambria Math"/>
+                    </w:rPr>
+                    <m:t>-jk</m:t>
+                  </m:r>
+                  <m:f>
+                    <m:fPr>
+                      <m:ctrlPr>
+                        <w:rPr>
+                          <w:rFonts w:ascii="Cambria Math" w:hAnsi="Cambria Math"/>
+                        </w:rPr>
+                      </m:ctrlPr>
+                    </m:fPr>
+                    <m:num>
+                      <m:r>
+                        <w:rPr>
+                          <w:rFonts w:ascii="Cambria Math" w:hAnsi="Cambria Math"/>
+                        </w:rPr>
+                        <m:t>2π</m:t>
+                      </m:r>
+                    </m:num>
+                    <m:den>
+                      <m:r>
+                        <w:rPr>
+                          <w:rFonts w:ascii="Cambria Math" w:hAnsi="Cambria Math"/>
+                        </w:rPr>
+                        <m:t>3</m:t>
+                      </m:r>
+                    </m:den>
+                  </m:f>
+                  <m:r>
+                    <w:rPr>
+                      <w:rFonts w:ascii="Cambria Math" w:hAnsi="Cambria Math"/>
+                    </w:rPr>
+                    <m:t>t</m:t>
+                  </m:r>
+                </m:sup>
+              </m:sSup>
+              <m:r>
+                <w:rPr>
+                  <w:rFonts w:ascii="Cambria Math" w:hAnsi="Cambria Math"/>
+                </w:rPr>
+                <m:t>dt+</m:t>
+              </m:r>
+              <m:nary>
+                <m:naryPr>
+                  <m:limLoc m:val="subSup"/>
+                  <m:grow m:val="1"/>
+                  <m:ctrlPr>
+                    <w:rPr>
+                      <w:rFonts w:ascii="Cambria Math" w:hAnsi="Cambria Math"/>
+                    </w:rPr>
+                  </m:ctrlPr>
+                </m:naryPr>
+                <m:sub>
+                  <m:r>
+                    <w:rPr>
+                      <w:rFonts w:ascii="Cambria Math" w:hAnsi="Cambria Math"/>
+                    </w:rPr>
+                    <m:t>0</m:t>
+                  </m:r>
+                </m:sub>
+                <m:sup>
+                  <m:r>
+                    <w:rPr>
+                      <w:rFonts w:ascii="Cambria Math" w:hAnsi="Cambria Math"/>
+                    </w:rPr>
+                    <m:t>1</m:t>
+                  </m:r>
+                </m:sup>
+                <m:e>
+                  <m:r>
+                    <w:rPr>
+                      <w:rFonts w:ascii="Cambria Math" w:hAnsi="Cambria Math"/>
+                    </w:rPr>
+                    <m:t>(</m:t>
+                  </m:r>
+                </m:e>
+              </m:nary>
+              <m:r>
+                <w:rPr>
+                  <w:rFonts w:ascii="Cambria Math" w:hAnsi="Cambria Math"/>
+                </w:rPr>
+                <m:t>2-2t)</m:t>
+              </m:r>
+              <m:sSup>
+                <m:sSupPr>
+                  <m:ctrlPr>
+                    <w:rPr>
+                      <w:rFonts w:ascii="Cambria Math" w:hAnsi="Cambria Math"/>
+                    </w:rPr>
+                  </m:ctrlPr>
+                </m:sSupPr>
+                <m:e>
+                  <m:r>
+                    <w:rPr>
+                      <w:rFonts w:ascii="Cambria Math" w:hAnsi="Cambria Math"/>
+                    </w:rPr>
+                    <m:t>e</m:t>
+                  </m:r>
+                </m:e>
+                <m:sup>
+                  <m:r>
+                    <w:rPr>
+                      <w:rFonts w:ascii="Cambria Math" w:hAnsi="Cambria Math"/>
+                    </w:rPr>
+                    <m:t>-jk</m:t>
+                  </m:r>
+                  <m:f>
+                    <m:fPr>
+                      <m:ctrlPr>
+                        <w:rPr>
+                          <w:rFonts w:ascii="Cambria Math" w:hAnsi="Cambria Math"/>
+                        </w:rPr>
+                      </m:ctrlPr>
+                    </m:fPr>
+                    <m:num>
+                      <m:r>
+                        <w:rPr>
+                          <w:rFonts w:ascii="Cambria Math" w:hAnsi="Cambria Math"/>
+                        </w:rPr>
+                        <m:t>2π</m:t>
+                      </m:r>
+                    </m:num>
+                    <m:den>
+                      <m:r>
+                        <w:rPr>
+                          <w:rFonts w:ascii="Cambria Math" w:hAnsi="Cambria Math"/>
+                        </w:rPr>
+                        <m:t>3</m:t>
+                      </m:r>
+                    </m:den>
+                  </m:f>
+                  <m:r>
+                    <w:rPr>
+                      <w:rFonts w:ascii="Cambria Math" w:hAnsi="Cambria Math"/>
+                    </w:rPr>
+                    <m:t>t</m:t>
+                  </m:r>
+                </m:sup>
+              </m:sSup>
+              <m:r>
+                <w:rPr>
+                  <w:rFonts w:ascii="Cambria Math" w:hAnsi="Cambria Math"/>
+                </w:rPr>
+                <m:t>dt</m:t>
+              </m:r>
+            </m:e>
+          </m:d>
+        </m:oMath>
+      </m:oMathPara>
+    </w:p>
+    <w:p>
+      <w:pPr>
+        <w:ind w:firstLine="0"/>
+      </w:pPr>
+      <w:r>
+        <w:pict w14:anchorId="7C129959">
+          <v:rect id="_x0000_i1031" style="width:0;height:1.5pt" o:hralign="center" o:hrstd="t" o:hr="t" fillcolor="#a0a0a0" stroked="f"/>
+        </w:pict>
+      </w:r>
+    </w:p>
+    <w:p>
+      <w:pPr>
+        <w:ind w:firstLine="0"/>
+        <w:rPr>
+          <w:b/>
+          <w:bCs/>
+        </w:rPr>
+      </w:pPr>
+      <w:r>
+        <w:rPr>
+          <w:b/>
+          <w:bCs/>
+        </w:rPr>
+        <w:t>结果</w:t>
+      </w:r>
+    </w:p>
+    <w:p>
+      <w:pPr>
+        <w:ind w:firstLine="0"/>
+        <w:rPr>
+          <w:b/>
+          <w:bCs/>
+        </w:rPr>
+      </w:pPr>
+      <w:r>
+        <w:rPr>
+          <w:b/>
+          <w:bCs/>
+        </w:rPr>
+        <w:t>当</w:t>
+      </w:r>
+      <w:r>
+        <w:rPr>
+          <w:b/>
+          <w:bCs/>
+        </w:rPr>
+        <w:t xml:space="preserve"> </w:t>
+      </w:r>
+      <m:oMath>
+        <m:r>
+          <m:rPr>
+            <m:sty m:val="bi"/>
+          </m:rPr>
+          <w:rPr>
+            <w:rFonts w:ascii="Cambria Math" w:hAnsi="Cambria Math"/>
+          </w:rPr>
+          <m:t>k=0</m:t>
+        </m:r>
+      </m:oMath>
+    </w:p>
+    <w:p>
+      <w:pPr>
+        <w:ind w:firstLine="0"/>
+      </w:pPr>
+      <m:oMathPara>
+        <m:oMath>
+          <m:sSub>
+            <m:sSubPr>
+              <m:ctrlPr>
+                <w:rPr>
+                  <w:rFonts w:ascii="Cambria Math" w:hAnsi="Cambria Math"/>
+                </w:rPr>
+              </m:ctrlPr>
+            </m:sSubPr>
+            <m:e>
+              <m:r>
+                <w:rPr>
+                  <w:rFonts w:ascii="Cambria Math" w:hAnsi="Cambria Math"/>
+                </w:rPr>
+                <m:t>a</m:t>
+              </m:r>
+            </m:e>
+            <m:sub>
+              <m:r>
+                <w:rPr>
+                  <w:rFonts w:ascii="Cambria Math" w:hAnsi="Cambria Math"/>
+                </w:rPr>
+                <m:t>0</m:t>
+              </m:r>
+            </m:sub>
+          </m:sSub>
+          <m:r>
+            <w:rPr>
+              <w:rFonts w:ascii="Cambria Math" w:hAnsi="Cambria Math"/>
+            </w:rPr>
+            <m:t>=</m:t>
+          </m:r>
+          <m:f>
+            <m:fPr>
+              <m:ctrlPr>
+                <w:rPr>
+                  <w:rFonts w:ascii="Cambria Math" w:hAnsi="Cambria Math"/>
+                </w:rPr>
+              </m:ctrlPr>
+            </m:fPr>
+            <m:num>
+              <m:r>
+                <w:rPr>
+                  <w:rFonts w:ascii="Cambria Math" w:hAnsi="Cambria Math"/>
+                </w:rPr>
+                <m:t>1</m:t>
+              </m:r>
+            </m:num>
+            <m:den>
+              <m:r>
+                <w:rPr>
+                  <w:rFonts w:ascii="Cambria Math" w:hAnsi="Cambria Math"/>
+                </w:rPr>
+                <m:t>3</m:t>
+              </m:r>
+            </m:den>
+          </m:f>
+          <m:r>
+            <w:rPr>
+              <w:rFonts w:ascii="Cambria Math" w:hAnsi="Cambria Math"/>
+            </w:rPr>
+            <m:t>⋅</m:t>
+          </m:r>
+          <m:r>
+            <m:rPr>
+              <m:nor/>
+            </m:rPr>
+            <m:t>area of one triangle</m:t>
+          </m:r>
+        </m:oMath>
+      </m:oMathPara>
+    </w:p>
+    <w:p>
+      <w:pPr>
+        <w:ind w:firstLine="0"/>
+      </w:pPr>
+      <w:r>
+        <w:t>三角形底为</w:t>
+      </w:r>
+      <w:r>
+        <w:t xml:space="preserve"> </w:t>
+      </w:r>
+      <m:oMath>
+        <m:r>
+          <w:rPr>
+            <w:rFonts w:ascii="Cambria Math" w:hAnsi="Cambria Math"/>
+          </w:rPr>
+          <m:t>3</m:t>
+        </m:r>
+      </m:oMath>
+      <w:r>
+        <w:t>，高为</w:t>
+      </w:r>
+      <w:r>
+        <w:t xml:space="preserve"> </w:t>
+      </w:r>
+      <m:oMath>
+        <m:r>
+          <w:rPr>
+            <w:rFonts w:ascii="Cambria Math" w:hAnsi="Cambria Math"/>
+          </w:rPr>
+          <m:t>2</m:t>
+        </m:r>
+      </m:oMath>
+      <w:r>
+        <w:t>，面积：</w:t>
+      </w:r>
+    </w:p>
+    <w:p>
+      <w:pPr>
+        <w:ind w:firstLine="0"/>
+      </w:pPr>
+      <m:oMathPara>
+        <m:oMath>
+          <m:f>
+            <m:fPr>
+              <m:ctrlPr>
+                <w:rPr>
+                  <w:rFonts w:ascii="Cambria Math" w:hAnsi="Cambria Math"/>
+                </w:rPr>
+              </m:ctrlPr>
+            </m:fPr>
+            <m:num>
+              <m:r>
+                <w:rPr>
+                  <w:rFonts w:ascii="Cambria Math" w:hAnsi="Cambria Math"/>
+                </w:rPr>
+                <m:t>1</m:t>
+              </m:r>
+            </m:num>
+            <m:den>
+              <m:r>
+                <w:rPr>
+                  <w:rFonts w:ascii="Cambria Math" w:hAnsi="Cambria Math"/>
+                </w:rPr>
+                <m:t>2</m:t>
+              </m:r>
+            </m:den>
+          </m:f>
+          <m:r>
+            <w:rPr>
+              <w:rFonts w:ascii="Cambria Math" w:hAnsi="Cambria Math"/>
+            </w:rPr>
+            <m:t>⋅3⋅2=3</m:t>
+          </m:r>
+        </m:oMath>
+      </m:oMathPara>
+    </w:p>
+    <w:p>
+      <w:pPr>
+        <w:ind w:firstLine="0"/>
+      </w:pPr>
+      <w:r>
+        <w:t>所以</w:t>
+      </w:r>
+    </w:p>
+    <w:p>
+      <w:pPr>
+        <w:ind w:firstLine="0"/>
+      </w:pPr>
+      <m:oMathPara>
+        <m:oMath>
+          <m:sSub>
+            <m:sSubPr>
+              <m:ctrlPr>
+                <w:rPr>
+                  <w:rFonts w:ascii="Cambria Math" w:hAnsi="Cambria Math"/>
+                </w:rPr>
+              </m:ctrlPr>
+            </m:sSubPr>
+            <m:e>
+              <m:r>
+                <w:rPr>
+                  <w:rFonts w:ascii="Cambria Math" w:hAnsi="Cambria Math"/>
+                </w:rPr>
+                <m:t>a</m:t>
+              </m:r>
+            </m:e>
+            <m:sub>
+              <m:r>
+                <w:rPr>
+                  <w:rFonts w:ascii="Cambria Math" w:hAnsi="Cambria Math"/>
+                </w:rPr>
+                <m:t>0</m:t>
+              </m:r>
+            </m:sub>
+          </m:sSub>
+          <m:r>
+            <w:rPr>
+              <w:rFonts w:ascii="Cambria Math" w:hAnsi="Cambria Math"/>
+            </w:rPr>
+            <m:t>=1</m:t>
+          </m:r>
+        </m:oMath>
+      </m:oMathPara>
+    </w:p>
+    <w:p>
+      <w:pPr>
+        <w:ind w:firstLine="0"/>
+        <w:rPr>
+          <w:b/>
+          <w:bCs/>
+        </w:rPr>
+      </w:pPr>
+      <w:r>
+        <w:rPr>
+          <w:b/>
+          <w:bCs/>
+        </w:rPr>
+        <w:t>当</w:t>
+      </w:r>
+      <w:r>
+        <w:rPr>
+          <w:b/>
+          <w:bCs/>
+        </w:rPr>
+        <w:t xml:space="preserve"> </w:t>
+      </w:r>
+      <m:oMath>
+        <m:r>
+          <m:rPr>
+            <m:sty m:val="bi"/>
+          </m:rPr>
+          <w:rPr>
+            <w:rFonts w:ascii="Cambria Math" w:hAnsi="Cambria Math"/>
+          </w:rPr>
+          <m:t>k</m:t>
+        </m:r>
+        <m:r>
+          <m:rPr>
+            <m:sty m:val="b"/>
+          </m:rPr>
+          <w:rPr>
+            <w:rFonts w:ascii="Cambria Math" w:hAnsi="Cambria Math"/>
+          </w:rPr>
+          <m:t>≠</m:t>
+        </m:r>
+        <m:r>
+          <m:rPr>
+            <m:sty m:val="bi"/>
+          </m:rPr>
+          <w:rPr>
+            <w:rFonts w:ascii="Cambria Math" w:hAnsi="Cambria Math"/>
+          </w:rPr>
+          <m:t>0</m:t>
+        </m:r>
+      </m:oMath>
+    </w:p>
+    <w:p>
+      <w:pPr>
+        <w:ind w:firstLine="0"/>
+      </w:pPr>
+      <m:oMathPara>
+        <m:oMath>
+          <m:sSub>
+            <m:sSubPr>
+              <m:ctrlPr>
+                <w:rPr>
+                  <w:rFonts w:ascii="Cambria Math" w:hAnsi="Cambria Math"/>
+                </w:rPr>
+              </m:ctrlPr>
+            </m:sSubPr>
+            <m:e>
+              <m:r>
+                <w:rPr>
+                  <w:rFonts w:ascii="Cambria Math" w:hAnsi="Cambria Math"/>
+                </w:rPr>
+                <m:t>a</m:t>
+              </m:r>
+            </m:e>
+            <m:sub>
+              <m:r>
+                <w:rPr>
+                  <w:rFonts w:ascii="Cambria Math" w:hAnsi="Cambria Math"/>
+                </w:rPr>
+                <m:t>k</m:t>
+              </m:r>
+            </m:sub>
+          </m:sSub>
+          <m:r>
+            <w:rPr>
+              <w:rFonts w:ascii="Cambria Math" w:hAnsi="Cambria Math"/>
+            </w:rPr>
+            <m:t>=</m:t>
+          </m:r>
+          <m:f>
+            <m:fPr>
+              <m:ctrlPr>
+                <w:rPr>
+                  <w:rFonts w:ascii="Cambria Math" w:hAnsi="Cambria Math"/>
+                </w:rPr>
+              </m:ctrlPr>
+            </m:fPr>
+            <m:num>
+              <m:r>
+                <w:rPr>
+                  <w:rFonts w:ascii="Cambria Math" w:hAnsi="Cambria Math"/>
+                </w:rPr>
+                <m:t>9</m:t>
+              </m:r>
+            </m:num>
+            <m:den>
+              <m:r>
+                <w:rPr>
+                  <w:rFonts w:ascii="Cambria Math" w:hAnsi="Cambria Math"/>
+                </w:rPr>
+                <m:t>4</m:t>
+              </m:r>
+              <m:sSup>
+                <m:sSupPr>
+                  <m:ctrlPr>
+                    <w:rPr>
+                      <w:rFonts w:ascii="Cambria Math" w:hAnsi="Cambria Math"/>
+                    </w:rPr>
+                  </m:ctrlPr>
+                </m:sSupPr>
+                <m:e>
+                  <m:r>
+                    <w:rPr>
+                      <w:rFonts w:ascii="Cambria Math" w:hAnsi="Cambria Math"/>
+                    </w:rPr>
+                    <m:t>π</m:t>
+                  </m:r>
+                </m:e>
+                <m:sup>
+                  <m:r>
+                    <w:rPr>
+                      <w:rFonts w:ascii="Cambria Math" w:hAnsi="Cambria Math"/>
+                    </w:rPr>
+                    <m:t>2</m:t>
+                  </m:r>
+                </m:sup>
+              </m:sSup>
+              <m:sSup>
+                <m:sSupPr>
+                  <m:ctrlPr>
+                    <w:rPr>
+                      <w:rFonts w:ascii="Cambria Math" w:hAnsi="Cambria Math"/>
+                    </w:rPr>
+                  </m:ctrlPr>
+                </m:sSupPr>
+                <m:e>
+                  <m:r>
+                    <w:rPr>
+                      <w:rFonts w:ascii="Cambria Math" w:hAnsi="Cambria Math"/>
+                    </w:rPr>
+                    <m:t>k</m:t>
+                  </m:r>
+                </m:e>
+                <m:sup>
+                  <m:r>
+                    <w:rPr>
+                      <w:rFonts w:ascii="Cambria Math" w:hAnsi="Cambria Math"/>
+                    </w:rPr>
+                    <m:t>2</m:t>
+                  </m:r>
+                </m:sup>
+              </m:sSup>
+            </m:den>
+          </m:f>
+          <m:d>
+            <m:dPr>
+              <m:sepChr m:val="−"/>
+              <m:ctrlPr>
+                <w:rPr>
+                  <w:rFonts w:ascii="Cambria Math" w:hAnsi="Cambria Math"/>
+                </w:rPr>
+              </m:ctrlPr>
+            </m:dPr>
+            <m:e>
+              <m:r>
+                <w:rPr>
+                  <w:rFonts w:ascii="Cambria Math" w:hAnsi="Cambria Math"/>
+                </w:rPr>
+                <m:t>1</m:t>
+              </m:r>
+            </m:e>
+            <m:e>
+              <m:sSup>
+                <m:sSupPr>
+                  <m:ctrlPr>
+                    <w:rPr>
+                      <w:rFonts w:ascii="Cambria Math" w:hAnsi="Cambria Math"/>
+                    </w:rPr>
+                  </m:ctrlPr>
+                </m:sSupPr>
+                <m:e>
+                  <m:r>
+                    <w:rPr>
+                      <w:rFonts w:ascii="Cambria Math" w:hAnsi="Cambria Math"/>
+                    </w:rPr>
+                    <m:t>e</m:t>
+                  </m:r>
+                </m:e>
+                <m:sup>
+                  <m:r>
+                    <w:rPr>
+                      <w:rFonts w:ascii="Cambria Math" w:hAnsi="Cambria Math"/>
+                    </w:rPr>
+                    <m:t>-j</m:t>
+                  </m:r>
+                  <m:f>
+                    <m:fPr>
+                      <m:ctrlPr>
+                        <w:rPr>
+                          <w:rFonts w:ascii="Cambria Math" w:hAnsi="Cambria Math"/>
+                        </w:rPr>
+                      </m:ctrlPr>
+                    </m:fPr>
+                    <m:num>
+                      <m:r>
+                        <w:rPr>
+                          <w:rFonts w:ascii="Cambria Math" w:hAnsi="Cambria Math"/>
+                        </w:rPr>
+                        <m:t>2π</m:t>
+                      </m:r>
+                    </m:num>
+                    <m:den>
+                      <m:r>
+                        <w:rPr>
+                          <w:rFonts w:ascii="Cambria Math" w:hAnsi="Cambria Math"/>
+                        </w:rPr>
+                        <m:t>3</m:t>
+                      </m:r>
+                    </m:den>
+                  </m:f>
+                  <m:r>
+                    <w:rPr>
+                      <w:rFonts w:ascii="Cambria Math" w:hAnsi="Cambria Math"/>
+                    </w:rPr>
+                    <m:t>k</m:t>
+                  </m:r>
+                </m:sup>
+              </m:sSup>
+            </m:e>
+          </m:d>
+        </m:oMath>
+      </m:oMathPara>
+    </w:p>
+    <w:p>
+      <w:pPr>
+        <w:ind w:firstLine="0"/>
+      </w:pPr>
+      <w:r>
+        <w:t>因此完整傅里叶级数为：</w:t>
+      </w:r>
+    </w:p>
+    <w:p>
+      <w:pPr>
+        <w:ind w:firstLine="0"/>
+      </w:pPr>
+      <m:oMathPara>
+        <m:oMath>
+          <m:borderBox>
+            <m:borderBoxPr>
+              <m:ctrlPr>
+                <w:rPr>
+                  <w:rFonts w:ascii="Cambria Math" w:hAnsi="Cambria Math"/>
+                </w:rPr>
+              </m:ctrlPr>
+            </m:borderBoxPr>
+            <m:e>
+              <m:r>
+                <w:rPr>
+                  <w:rFonts w:ascii="Cambria Math" w:hAnsi="Cambria Math"/>
+                </w:rPr>
+                <m:t>x(t)=1+</m:t>
+              </m:r>
+              <m:nary>
+                <m:naryPr>
+                  <m:chr m:val="∑"/>
+                  <m:limLoc m:val="undOvr"/>
+                  <m:grow m:val="1"/>
+                  <m:ctrlPr>
+                    <w:rPr>
+                      <w:rFonts w:ascii="Cambria Math" w:hAnsi="Cambria Math"/>
+                    </w:rPr>
+                  </m:ctrlPr>
+                </m:naryPr>
+                <m:sub>
+                  <m:eqArr>
+                    <m:eqArrPr>
+                      <m:ctrlPr>
+                        <w:rPr>
+                          <w:rFonts w:ascii="Cambria Math" w:hAnsi="Cambria Math"/>
+                        </w:rPr>
+                      </m:ctrlPr>
+                    </m:eqArrPr>
+                    <m:e>
+                      <m:r>
+                        <w:rPr>
+                          <w:rFonts w:ascii="Cambria Math" w:hAnsi="Cambria Math"/>
+                        </w:rPr>
+                        <m:t>k=-</m:t>
+                      </m:r>
+                      <m:r>
+                        <m:rPr>
+                          <m:sty m:val="p"/>
+                        </m:rPr>
+                        <w:rPr>
+                          <w:rFonts w:ascii="Cambria Math" w:hAnsi="Cambria Math"/>
+                        </w:rPr>
+                        <m:t>∞</m:t>
+                      </m:r>
+                    </m:e>
+                    <m:e>
+                      <m:r>
+                        <w:rPr>
+                          <w:rFonts w:ascii="Cambria Math" w:hAnsi="Cambria Math"/>
+                        </w:rPr>
+                        <m:t>k</m:t>
+                      </m:r>
+                      <m:r>
+                        <m:rPr>
+                          <m:sty m:val="p"/>
+                        </m:rPr>
+                        <w:rPr>
+                          <w:rFonts w:ascii="Cambria Math" w:hAnsi="Cambria Math"/>
+                        </w:rPr>
+                        <m:t>≠</m:t>
+                      </m:r>
+                      <m:r>
+                        <w:rPr>
+                          <w:rFonts w:ascii="Cambria Math" w:hAnsi="Cambria Math"/>
+                        </w:rPr>
+                        <m:t>0</m:t>
+                      </m:r>
+                    </m:e>
+                  </m:eqArr>
+                </m:sub>
+                <m:sup>
+                  <m:r>
+                    <m:rPr>
+                      <m:sty m:val="p"/>
+                    </m:rPr>
+                    <w:rPr>
+                      <w:rFonts w:ascii="Cambria Math" w:hAnsi="Cambria Math"/>
+                    </w:rPr>
+                    <m:t>∞</m:t>
+                  </m:r>
+                </m:sup>
+                <m:e>
+                  <m:f>
+                    <m:fPr>
+                      <m:ctrlPr>
+                        <w:rPr>
+                          <w:rFonts w:ascii="Cambria Math" w:hAnsi="Cambria Math"/>
+                        </w:rPr>
+                      </m:ctrlPr>
+                    </m:fPr>
+                    <m:num>
+                      <m:r>
+                        <w:rPr>
+                          <w:rFonts w:ascii="Cambria Math" w:hAnsi="Cambria Math"/>
+                        </w:rPr>
+                        <m:t>9</m:t>
+                      </m:r>
+                    </m:num>
+                    <m:den>
+                      <m:r>
+                        <w:rPr>
+                          <w:rFonts w:ascii="Cambria Math" w:hAnsi="Cambria Math"/>
+                        </w:rPr>
+                        <m:t>4</m:t>
+                      </m:r>
+                      <m:sSup>
+                        <m:sSupPr>
+                          <m:ctrlPr>
+                            <w:rPr>
+                              <w:rFonts w:ascii="Cambria Math" w:hAnsi="Cambria Math"/>
+                            </w:rPr>
+                          </m:ctrlPr>
+                        </m:sSupPr>
+                        <m:e>
+                          <m:r>
+                            <w:rPr>
+                              <w:rFonts w:ascii="Cambria Math" w:hAnsi="Cambria Math"/>
+                            </w:rPr>
+                            <m:t>π</m:t>
+                          </m:r>
+                        </m:e>
+                        <m:sup>
+                          <m:r>
+                            <w:rPr>
+                              <w:rFonts w:ascii="Cambria Math" w:hAnsi="Cambria Math"/>
+                            </w:rPr>
+                            <m:t>2</m:t>
+                          </m:r>
+                        </m:sup>
+                      </m:sSup>
+                      <m:sSup>
+                        <m:sSupPr>
+                          <m:ctrlPr>
+                            <w:rPr>
+                              <w:rFonts w:ascii="Cambria Math" w:hAnsi="Cambria Math"/>
+                            </w:rPr>
+                          </m:ctrlPr>
+                        </m:sSupPr>
+                        <m:e>
+                          <m:r>
+                            <w:rPr>
+                              <w:rFonts w:ascii="Cambria Math" w:hAnsi="Cambria Math"/>
+                            </w:rPr>
+                            <m:t>k</m:t>
+                          </m:r>
+                        </m:e>
+                        <m:sup>
+                          <m:r>
+                            <w:rPr>
+                              <w:rFonts w:ascii="Cambria Math" w:hAnsi="Cambria Math"/>
+                            </w:rPr>
+                            <m:t>2</m:t>
+                          </m:r>
+                        </m:sup>
+                      </m:sSup>
+                    </m:den>
+                  </m:f>
+                </m:e>
+              </m:nary>
+              <m:d>
+                <m:dPr>
+                  <m:sepChr m:val="−"/>
+                  <m:ctrlPr>
+                    <w:rPr>
+                      <w:rFonts w:ascii="Cambria Math" w:hAnsi="Cambria Math"/>
+                    </w:rPr>
+                  </m:ctrlPr>
+                </m:dPr>
+                <m:e>
+                  <m:r>
+                    <w:rPr>
+                      <w:rFonts w:ascii="Cambria Math" w:hAnsi="Cambria Math"/>
+                    </w:rPr>
+                    <m:t>1</m:t>
+                  </m:r>
+                </m:e>
+                <m:e>
+                  <m:sSup>
+                    <m:sSupPr>
+                      <m:ctrlPr>
+                        <w:rPr>
+                          <w:rFonts w:ascii="Cambria Math" w:hAnsi="Cambria Math"/>
+                        </w:rPr>
+                      </m:ctrlPr>
+                    </m:sSupPr>
+                    <m:e>
+                      <m:r>
+                        <w:rPr>
+                          <w:rFonts w:ascii="Cambria Math" w:hAnsi="Cambria Math"/>
+                        </w:rPr>
+                        <m:t>e</m:t>
+                      </m:r>
+                    </m:e>
+                    <m:sup>
+                      <m:r>
+                        <w:rPr>
+                          <w:rFonts w:ascii="Cambria Math" w:hAnsi="Cambria Math"/>
+                        </w:rPr>
+                        <m:t>-j</m:t>
+                      </m:r>
+                      <m:f>
+                        <m:fPr>
+                          <m:ctrlPr>
+                            <w:rPr>
+                              <w:rFonts w:ascii="Cambria Math" w:hAnsi="Cambria Math"/>
+                            </w:rPr>
+                          </m:ctrlPr>
+                        </m:fPr>
+                        <m:num>
+                          <m:r>
+                            <w:rPr>
+                              <w:rFonts w:ascii="Cambria Math" w:hAnsi="Cambria Math"/>
+                            </w:rPr>
+                            <m:t>2π</m:t>
+                          </m:r>
+                        </m:num>
+                        <m:den>
+                          <m:r>
+                            <w:rPr>
+                              <w:rFonts w:ascii="Cambria Math" w:hAnsi="Cambria Math"/>
+                            </w:rPr>
+                            <m:t>3</m:t>
+                          </m:r>
+                        </m:den>
+                      </m:f>
+                      <m:r>
+                        <w:rPr>
+                          <w:rFonts w:ascii="Cambria Math" w:hAnsi="Cambria Math"/>
+                        </w:rPr>
+                        <m:t>k</m:t>
+                      </m:r>
+                    </m:sup>
+                  </m:sSup>
+                </m:e>
+              </m:d>
+              <m:sSup>
+                <m:sSupPr>
+                  <m:ctrlPr>
+                    <w:rPr>
+                      <w:rFonts w:ascii="Cambria Math" w:hAnsi="Cambria Math"/>
+                    </w:rPr>
+                  </m:ctrlPr>
+                </m:sSupPr>
+                <m:e>
+                  <m:r>
+                    <w:rPr>
+                      <w:rFonts w:ascii="Cambria Math" w:hAnsi="Cambria Math"/>
+                    </w:rPr>
+                    <m:t>e</m:t>
+                  </m:r>
+                </m:e>
+                <m:sup>
+                  <m:r>
+                    <w:rPr>
+                      <w:rFonts w:ascii="Cambria Math" w:hAnsi="Cambria Math"/>
+                    </w:rPr>
+                    <m:t>jk</m:t>
+                  </m:r>
+                  <m:f>
+                    <m:fPr>
+                      <m:ctrlPr>
+                        <w:rPr>
+                          <w:rFonts w:ascii="Cambria Math" w:hAnsi="Cambria Math"/>
+                        </w:rPr>
+                      </m:ctrlPr>
+                    </m:fPr>
+                    <m:num>
+                      <m:r>
+                        <w:rPr>
+                          <w:rFonts w:ascii="Cambria Math" w:hAnsi="Cambria Math"/>
+                        </w:rPr>
+                        <m:t>2π</m:t>
+                      </m:r>
+                    </m:num>
+                    <m:den>
+                      <m:r>
+                        <w:rPr>
+                          <w:rFonts w:ascii="Cambria Math" w:hAnsi="Cambria Math"/>
+                        </w:rPr>
+                        <m:t>3</m:t>
+                      </m:r>
+                    </m:den>
+                  </m:f>
+                  <m:r>
+                    <w:rPr>
+                      <w:rFonts w:ascii="Cambria Math" w:hAnsi="Cambria Math"/>
+                    </w:rPr>
+                    <m:t>t</m:t>
+                  </m:r>
+                </m:sup>
+              </m:sSup>
+            </m:e>
+          </m:borderBox>
+        </m:oMath>
+      </m:oMathPara>
+    </w:p>
+    <w:p>
+      <w:pPr>
+        <w:ind w:firstLine="0"/>
+      </w:pPr>
+    </w:p>
+    <w:p>
+      <w:pPr>
+        <w:ind w:firstLine="0"/>
+        <w:rPr>
+          <w:b/>
+          <w:bCs/>
+        </w:rPr>
+      </w:pPr>
+      <w:r>
         <w:rPr>
           <w:rFonts w:hint="eastAsia"/>
         </w:rPr>
-      </w:pPr>
+        <w:t>注意这一步：</w:t>
+      </w:r>
+      <w:r>
+        <w:rPr>
+          <w:b/>
+          <w:bCs/>
+        </w:rPr>
+        <w:t xml:space="preserve">5. </w:t>
+      </w:r>
+      <w:r>
+        <w:rPr>
+          <w:b/>
+          <w:bCs/>
+        </w:rPr>
+        <w:t>利用</w:t>
+      </w:r>
+      <w:r>
+        <w:rPr>
+          <w:b/>
+          <w:bCs/>
+        </w:rPr>
+        <w:t xml:space="preserve"> </w:t>
+      </w:r>
+      <m:oMath>
+        <m:r>
+          <m:rPr>
+            <m:sty m:val="bi"/>
+          </m:rPr>
+          <w:rPr>
+            <w:rFonts w:ascii="Cambria Math" w:hAnsi="Cambria Math"/>
+          </w:rPr>
+          <m:t>k</m:t>
+        </m:r>
+      </m:oMath>
+      <w:r>
+        <w:rPr>
+          <w:b/>
+          <w:bCs/>
+        </w:rPr>
+        <w:t>是整数进行化简</w:t>
+      </w:r>
+    </w:p>
+    <w:p>
+      <w:pPr>
+        <w:ind w:firstLine="0"/>
+      </w:pPr>
+      <w:r>
+        <w:t>因为</w:t>
+      </w:r>
+    </w:p>
+    <w:p>
+      <w:pPr>
+        <w:ind w:firstLine="0"/>
+      </w:pPr>
+      <m:oMathPara>
+        <m:oMath>
+          <m:r>
+            <w:rPr>
+              <w:rFonts w:ascii="Cambria Math" w:hAnsi="Cambria Math"/>
+            </w:rPr>
+            <m:t>α=k</m:t>
+          </m:r>
+          <m:f>
+            <m:fPr>
+              <m:ctrlPr>
+                <w:rPr>
+                  <w:rFonts w:ascii="Cambria Math" w:hAnsi="Cambria Math"/>
+                </w:rPr>
+              </m:ctrlPr>
+            </m:fPr>
+            <m:num>
+              <m:r>
+                <w:rPr>
+                  <w:rFonts w:ascii="Cambria Math" w:hAnsi="Cambria Math"/>
+                </w:rPr>
+                <m:t>2π</m:t>
+              </m:r>
+            </m:num>
+            <m:den>
+              <m:r>
+                <w:rPr>
+                  <w:rFonts w:ascii="Cambria Math" w:hAnsi="Cambria Math"/>
+                </w:rPr>
+                <m:t>3</m:t>
+              </m:r>
+            </m:den>
+          </m:f>
+        </m:oMath>
+      </m:oMathPara>
+    </w:p>
+    <w:p>
+      <w:pPr>
+        <w:ind w:firstLine="0"/>
+      </w:pPr>
+      <w:r>
+        <w:t>所以</w:t>
+      </w:r>
+    </w:p>
+    <w:p>
+      <w:pPr>
+        <w:ind w:firstLine="0"/>
+      </w:pPr>
+      <m:oMathPara>
+        <m:oMath>
+          <m:r>
+            <w:rPr>
+              <w:rFonts w:ascii="Cambria Math" w:hAnsi="Cambria Math"/>
+            </w:rPr>
+            <m:t>3α=2πk</m:t>
+          </m:r>
+        </m:oMath>
+      </m:oMathPara>
+    </w:p>
+    <w:p>
+      <w:pPr>
+        <w:ind w:firstLine="0"/>
+      </w:pPr>
+      <w:r>
+        <w:t>于是</w:t>
+      </w:r>
+    </w:p>
+    <w:p>
+      <w:pPr>
+        <w:ind w:firstLine="0"/>
+      </w:pPr>
+      <m:oMathPara>
+        <m:oMath>
+          <m:sSup>
+            <m:sSupPr>
+              <m:ctrlPr>
+                <w:rPr>
+                  <w:rFonts w:ascii="Cambria Math" w:hAnsi="Cambria Math"/>
+                </w:rPr>
+              </m:ctrlPr>
+            </m:sSupPr>
+            <m:e>
+              <m:r>
+                <w:rPr>
+                  <w:rFonts w:ascii="Cambria Math" w:hAnsi="Cambria Math"/>
+                </w:rPr>
+                <m:t>e</m:t>
+              </m:r>
+            </m:e>
+            <m:sup>
+              <m:r>
+                <w:rPr>
+                  <w:rFonts w:ascii="Cambria Math" w:hAnsi="Cambria Math"/>
+                </w:rPr>
+                <m:t>j3α</m:t>
+              </m:r>
+            </m:sup>
+          </m:sSup>
+          <m:r>
+            <w:rPr>
+              <w:rFonts w:ascii="Cambria Math" w:hAnsi="Cambria Math"/>
+            </w:rPr>
+            <m:t>=</m:t>
+          </m:r>
+          <m:sSup>
+            <m:sSupPr>
+              <m:ctrlPr>
+                <w:rPr>
+                  <w:rFonts w:ascii="Cambria Math" w:hAnsi="Cambria Math"/>
+                </w:rPr>
+              </m:ctrlPr>
+            </m:sSupPr>
+            <m:e>
+              <m:r>
+                <w:rPr>
+                  <w:rFonts w:ascii="Cambria Math" w:hAnsi="Cambria Math"/>
+                </w:rPr>
+                <m:t>e</m:t>
+              </m:r>
+            </m:e>
+            <m:sup>
+              <m:r>
+                <w:rPr>
+                  <w:rFonts w:ascii="Cambria Math" w:hAnsi="Cambria Math"/>
+                </w:rPr>
+                <m:t>j2πk</m:t>
+              </m:r>
+            </m:sup>
+          </m:sSup>
+          <m:r>
+            <w:rPr>
+              <w:rFonts w:ascii="Cambria Math" w:hAnsi="Cambria Math"/>
+            </w:rPr>
+            <m:t>=1</m:t>
+          </m:r>
+        </m:oMath>
+      </m:oMathPara>
+    </w:p>
+    <w:p>
+      <w:pPr>
+        <w:ind w:firstLine="0"/>
+      </w:pPr>
+      <w:r>
+        <w:t>因此</w:t>
+      </w:r>
+    </w:p>
+    <w:p>
+      <w:pPr>
+        <w:ind w:firstLine="0"/>
+      </w:pPr>
+      <m:oMathPara>
+        <m:oMath>
+          <m:sSup>
+            <m:sSupPr>
+              <m:ctrlPr>
+                <w:rPr>
+                  <w:rFonts w:ascii="Cambria Math" w:hAnsi="Cambria Math"/>
+                </w:rPr>
+              </m:ctrlPr>
+            </m:sSupPr>
+            <m:e>
+              <m:r>
+                <w:rPr>
+                  <w:rFonts w:ascii="Cambria Math" w:hAnsi="Cambria Math"/>
+                </w:rPr>
+                <m:t>e</m:t>
+              </m:r>
+            </m:e>
+            <m:sup>
+              <m:r>
+                <w:rPr>
+                  <w:rFonts w:ascii="Cambria Math" w:hAnsi="Cambria Math"/>
+                </w:rPr>
+                <m:t>j2α</m:t>
+              </m:r>
+            </m:sup>
+          </m:sSup>
+          <m:r>
+            <w:rPr>
+              <w:rFonts w:ascii="Cambria Math" w:hAnsi="Cambria Math"/>
+            </w:rPr>
+            <m:t>=</m:t>
+          </m:r>
+          <m:sSup>
+            <m:sSupPr>
+              <m:ctrlPr>
+                <w:rPr>
+                  <w:rFonts w:ascii="Cambria Math" w:hAnsi="Cambria Math"/>
+                </w:rPr>
+              </m:ctrlPr>
+            </m:sSupPr>
+            <m:e>
+              <m:r>
+                <w:rPr>
+                  <w:rFonts w:ascii="Cambria Math" w:hAnsi="Cambria Math"/>
+                </w:rPr>
+                <m:t>e</m:t>
+              </m:r>
+            </m:e>
+            <m:sup>
+              <m:r>
+                <w:rPr>
+                  <w:rFonts w:ascii="Cambria Math" w:hAnsi="Cambria Math"/>
+                </w:rPr>
+                <m:t>-jα</m:t>
+              </m:r>
+            </m:sup>
+          </m:sSup>
+        </m:oMath>
+      </m:oMathPara>
+    </w:p>
+    <w:p>
+      <w:pPr>
+        <w:ind w:firstLine="0"/>
+      </w:pPr>
+      <w:r>
+        <w:t>原因是：</w:t>
+      </w:r>
+    </w:p>
+    <w:p>
+      <w:pPr>
+        <w:ind w:firstLine="0"/>
+      </w:pPr>
+      <m:oMathPara>
+        <m:oMath>
+          <m:sSup>
+            <m:sSupPr>
+              <m:ctrlPr>
+                <w:rPr>
+                  <w:rFonts w:ascii="Cambria Math" w:hAnsi="Cambria Math"/>
+                </w:rPr>
+              </m:ctrlPr>
+            </m:sSupPr>
+            <m:e>
+              <m:r>
+                <w:rPr>
+                  <w:rFonts w:ascii="Cambria Math" w:hAnsi="Cambria Math"/>
+                </w:rPr>
+                <m:t>e</m:t>
+              </m:r>
+            </m:e>
+            <m:sup>
+              <m:r>
+                <w:rPr>
+                  <w:rFonts w:ascii="Cambria Math" w:hAnsi="Cambria Math"/>
+                </w:rPr>
+                <m:t>j2α</m:t>
+              </m:r>
+            </m:sup>
+          </m:sSup>
+          <m:r>
+            <w:rPr>
+              <w:rFonts w:ascii="Cambria Math" w:hAnsi="Cambria Math"/>
+            </w:rPr>
+            <m:t>=</m:t>
+          </m:r>
+          <m:sSup>
+            <m:sSupPr>
+              <m:ctrlPr>
+                <w:rPr>
+                  <w:rFonts w:ascii="Cambria Math" w:hAnsi="Cambria Math"/>
+                </w:rPr>
+              </m:ctrlPr>
+            </m:sSupPr>
+            <m:e>
+              <m:r>
+                <w:rPr>
+                  <w:rFonts w:ascii="Cambria Math" w:hAnsi="Cambria Math"/>
+                </w:rPr>
+                <m:t>e</m:t>
+              </m:r>
+            </m:e>
+            <m:sup>
+              <m:r>
+                <w:rPr>
+                  <w:rFonts w:ascii="Cambria Math" w:hAnsi="Cambria Math"/>
+                </w:rPr>
+                <m:t>-jα</m:t>
+              </m:r>
+            </m:sup>
+          </m:sSup>
+          <m:sSup>
+            <m:sSupPr>
+              <m:ctrlPr>
+                <w:rPr>
+                  <w:rFonts w:ascii="Cambria Math" w:hAnsi="Cambria Math"/>
+                </w:rPr>
+              </m:ctrlPr>
+            </m:sSupPr>
+            <m:e>
+              <m:r>
+                <w:rPr>
+                  <w:rFonts w:ascii="Cambria Math" w:hAnsi="Cambria Math"/>
+                </w:rPr>
+                <m:t>e</m:t>
+              </m:r>
+            </m:e>
+            <m:sup>
+              <m:r>
+                <w:rPr>
+                  <w:rFonts w:ascii="Cambria Math" w:hAnsi="Cambria Math"/>
+                </w:rPr>
+                <m:t>j3α</m:t>
+              </m:r>
+            </m:sup>
+          </m:sSup>
+          <m:r>
+            <w:rPr>
+              <w:rFonts w:ascii="Cambria Math" w:hAnsi="Cambria Math"/>
+            </w:rPr>
+            <m:t>=</m:t>
+          </m:r>
+          <m:sSup>
+            <m:sSupPr>
+              <m:ctrlPr>
+                <w:rPr>
+                  <w:rFonts w:ascii="Cambria Math" w:hAnsi="Cambria Math"/>
+                </w:rPr>
+              </m:ctrlPr>
+            </m:sSupPr>
+            <m:e>
+              <m:r>
+                <w:rPr>
+                  <w:rFonts w:ascii="Cambria Math" w:hAnsi="Cambria Math"/>
+                </w:rPr>
+                <m:t>e</m:t>
+              </m:r>
+            </m:e>
+            <m:sup>
+              <m:r>
+                <w:rPr>
+                  <w:rFonts w:ascii="Cambria Math" w:hAnsi="Cambria Math"/>
+                </w:rPr>
+                <m:t>-jα</m:t>
+              </m:r>
+            </m:sup>
+          </m:sSup>
+        </m:oMath>
+      </m:oMathPara>
+    </w:p>
+    <w:p>
+      <w:pPr>
+        <w:ind w:firstLine="0"/>
+      </w:pPr>
+      <w:r>
+        <w:t>所以</w:t>
+      </w:r>
+    </w:p>
+    <w:p>
+      <w:pPr>
+        <w:ind w:firstLine="0"/>
+      </w:pPr>
+      <m:oMathPara>
+        <m:oMath>
+          <m:sSup>
+            <m:sSupPr>
+              <m:ctrlPr>
+                <w:rPr>
+                  <w:rFonts w:ascii="Cambria Math" w:hAnsi="Cambria Math"/>
+                </w:rPr>
+              </m:ctrlPr>
+            </m:sSupPr>
+            <m:e>
+              <m:r>
+                <w:rPr>
+                  <w:rFonts w:ascii="Cambria Math" w:hAnsi="Cambria Math"/>
+                </w:rPr>
+                <m:t>e</m:t>
+              </m:r>
+            </m:e>
+            <m:sup>
+              <m:r>
+                <w:rPr>
+                  <w:rFonts w:ascii="Cambria Math" w:hAnsi="Cambria Math"/>
+                </w:rPr>
+                <m:t>j2α</m:t>
+              </m:r>
+            </m:sup>
+          </m:sSup>
+          <m:r>
+            <w:rPr>
+              <w:rFonts w:ascii="Cambria Math" w:hAnsi="Cambria Math"/>
+            </w:rPr>
+            <m:t>+2</m:t>
+          </m:r>
+          <m:sSup>
+            <m:sSupPr>
+              <m:ctrlPr>
+                <w:rPr>
+                  <w:rFonts w:ascii="Cambria Math" w:hAnsi="Cambria Math"/>
+                </w:rPr>
+              </m:ctrlPr>
+            </m:sSupPr>
+            <m:e>
+              <m:r>
+                <w:rPr>
+                  <w:rFonts w:ascii="Cambria Math" w:hAnsi="Cambria Math"/>
+                </w:rPr>
+                <m:t>e</m:t>
+              </m:r>
+            </m:e>
+            <m:sup>
+              <m:r>
+                <w:rPr>
+                  <w:rFonts w:ascii="Cambria Math" w:hAnsi="Cambria Math"/>
+                </w:rPr>
+                <m:t>-jα</m:t>
+              </m:r>
+            </m:sup>
+          </m:sSup>
+          <m:r>
+            <w:rPr>
+              <w:rFonts w:ascii="Cambria Math" w:hAnsi="Cambria Math"/>
+            </w:rPr>
+            <m:t>-3=3</m:t>
+          </m:r>
+          <m:sSup>
+            <m:sSupPr>
+              <m:ctrlPr>
+                <w:rPr>
+                  <w:rFonts w:ascii="Cambria Math" w:hAnsi="Cambria Math"/>
+                </w:rPr>
+              </m:ctrlPr>
+            </m:sSupPr>
+            <m:e>
+              <m:r>
+                <w:rPr>
+                  <w:rFonts w:ascii="Cambria Math" w:hAnsi="Cambria Math"/>
+                </w:rPr>
+                <m:t>e</m:t>
+              </m:r>
+            </m:e>
+            <m:sup>
+              <m:r>
+                <w:rPr>
+                  <w:rFonts w:ascii="Cambria Math" w:hAnsi="Cambria Math"/>
+                </w:rPr>
+                <m:t>-jα</m:t>
+              </m:r>
+            </m:sup>
+          </m:sSup>
+          <m:r>
+            <w:rPr>
+              <w:rFonts w:ascii="Cambria Math" w:hAnsi="Cambria Math"/>
+            </w:rPr>
+            <m:t>-3=3(</m:t>
+          </m:r>
+          <m:sSup>
+            <m:sSupPr>
+              <m:ctrlPr>
+                <w:rPr>
+                  <w:rFonts w:ascii="Cambria Math" w:hAnsi="Cambria Math"/>
+                </w:rPr>
+              </m:ctrlPr>
+            </m:sSupPr>
+            <m:e>
+              <m:r>
+                <w:rPr>
+                  <w:rFonts w:ascii="Cambria Math" w:hAnsi="Cambria Math"/>
+                </w:rPr>
+                <m:t>e</m:t>
+              </m:r>
+            </m:e>
+            <m:sup>
+              <m:r>
+                <w:rPr>
+                  <w:rFonts w:ascii="Cambria Math" w:hAnsi="Cambria Math"/>
+                </w:rPr>
+                <m:t>-jα</m:t>
+              </m:r>
+            </m:sup>
+          </m:sSup>
+          <m:r>
+            <w:rPr>
+              <w:rFonts w:ascii="Cambria Math" w:hAnsi="Cambria Math"/>
+            </w:rPr>
+            <m:t>-1)</m:t>
+          </m:r>
+        </m:oMath>
+      </m:oMathPara>
+    </w:p>
+    <w:p>
+      <w:pPr>
+        <w:ind w:firstLine="0"/>
+      </w:pPr>
+      <w:r>
+        <w:t>于是</w:t>
+      </w:r>
+    </w:p>
+    <w:p>
+      <w:pPr>
+        <w:ind w:firstLine="0"/>
+      </w:pPr>
+      <m:oMathPara>
+        <m:oMath>
+          <m:sSub>
+            <m:sSubPr>
+              <m:ctrlPr>
+                <w:rPr>
+                  <w:rFonts w:ascii="Cambria Math" w:hAnsi="Cambria Math"/>
+                </w:rPr>
+              </m:ctrlPr>
+            </m:sSubPr>
+            <m:e>
+              <m:r>
+                <w:rPr>
+                  <w:rFonts w:ascii="Cambria Math" w:hAnsi="Cambria Math"/>
+                </w:rPr>
+                <m:t>I</m:t>
+              </m:r>
+            </m:e>
+            <m:sub>
+              <m:r>
+                <w:rPr>
+                  <w:rFonts w:ascii="Cambria Math" w:hAnsi="Cambria Math"/>
+                </w:rPr>
+                <m:t>1</m:t>
+              </m:r>
+            </m:sub>
+          </m:sSub>
+          <m:r>
+            <w:rPr>
+              <w:rFonts w:ascii="Cambria Math" w:hAnsi="Cambria Math"/>
+            </w:rPr>
+            <m:t>+</m:t>
+          </m:r>
+          <m:sSub>
+            <m:sSubPr>
+              <m:ctrlPr>
+                <w:rPr>
+                  <w:rFonts w:ascii="Cambria Math" w:hAnsi="Cambria Math"/>
+                </w:rPr>
+              </m:ctrlPr>
+            </m:sSubPr>
+            <m:e>
+              <m:r>
+                <w:rPr>
+                  <w:rFonts w:ascii="Cambria Math" w:hAnsi="Cambria Math"/>
+                </w:rPr>
+                <m:t>I</m:t>
+              </m:r>
+            </m:e>
+            <m:sub>
+              <m:r>
+                <w:rPr>
+                  <w:rFonts w:ascii="Cambria Math" w:hAnsi="Cambria Math"/>
+                </w:rPr>
+                <m:t>2</m:t>
+              </m:r>
+            </m:sub>
+          </m:sSub>
+          <m:r>
+            <w:rPr>
+              <w:rFonts w:ascii="Cambria Math" w:hAnsi="Cambria Math"/>
+            </w:rPr>
+            <m:t>=</m:t>
+          </m:r>
+          <m:f>
+            <m:fPr>
+              <m:ctrlPr>
+                <w:rPr>
+                  <w:rFonts w:ascii="Cambria Math" w:hAnsi="Cambria Math"/>
+                </w:rPr>
+              </m:ctrlPr>
+            </m:fPr>
+            <m:num>
+              <m:r>
+                <w:rPr>
+                  <w:rFonts w:ascii="Cambria Math" w:hAnsi="Cambria Math"/>
+                </w:rPr>
+                <m:t>3(</m:t>
+              </m:r>
+              <m:sSup>
+                <m:sSupPr>
+                  <m:ctrlPr>
+                    <w:rPr>
+                      <w:rFonts w:ascii="Cambria Math" w:hAnsi="Cambria Math"/>
+                    </w:rPr>
+                  </m:ctrlPr>
+                </m:sSupPr>
+                <m:e>
+                  <m:r>
+                    <w:rPr>
+                      <w:rFonts w:ascii="Cambria Math" w:hAnsi="Cambria Math"/>
+                    </w:rPr>
+                    <m:t>e</m:t>
+                  </m:r>
+                </m:e>
+                <m:sup>
+                  <m:r>
+                    <w:rPr>
+                      <w:rFonts w:ascii="Cambria Math" w:hAnsi="Cambria Math"/>
+                    </w:rPr>
+                    <m:t>-jα</m:t>
+                  </m:r>
+                </m:sup>
+              </m:sSup>
+              <m:r>
+                <w:rPr>
+                  <w:rFonts w:ascii="Cambria Math" w:hAnsi="Cambria Math"/>
+                </w:rPr>
+                <m:t>-1)</m:t>
+              </m:r>
+            </m:num>
+            <m:den>
+              <m:sSup>
+                <m:sSupPr>
+                  <m:ctrlPr>
+                    <w:rPr>
+                      <w:rFonts w:ascii="Cambria Math" w:hAnsi="Cambria Math"/>
+                    </w:rPr>
+                  </m:ctrlPr>
+                </m:sSupPr>
+                <m:e>
+                  <m:d>
+                    <m:dPr>
+                      <m:ctrlPr>
+                        <w:rPr>
+                          <w:rFonts w:ascii="Cambria Math" w:hAnsi="Cambria Math"/>
+                        </w:rPr>
+                      </m:ctrlPr>
+                    </m:dPr>
+                    <m:e>
+                      <m:r>
+                        <w:rPr>
+                          <w:rFonts w:ascii="Cambria Math" w:hAnsi="Cambria Math"/>
+                        </w:rPr>
+                        <m:t>-jα</m:t>
+                      </m:r>
+                    </m:e>
+                  </m:d>
+                </m:e>
+                <m:sup>
+                  <m:r>
+                    <w:rPr>
+                      <w:rFonts w:ascii="Cambria Math" w:hAnsi="Cambria Math"/>
+                    </w:rPr>
+                    <m:t>2</m:t>
+                  </m:r>
+                </m:sup>
+              </m:sSup>
+            </m:den>
+          </m:f>
+        </m:oMath>
+      </m:oMathPara>
+    </w:p>
+    <w:p>
+      <w:pPr>
+        <w:ind w:firstLine="0"/>
+      </w:pPr>
+      <w:r>
+        <w:t>又因为</w:t>
+      </w:r>
+    </w:p>
+    <w:p>
+      <w:pPr>
+        <w:ind w:firstLine="0"/>
+      </w:pPr>
+      <m:oMathPara>
+        <m:oMath>
+          <m:d>
+            <m:dPr>
+              <m:endChr m:val=""/>
+              <m:ctrlPr>
+                <w:rPr>
+                  <w:rFonts w:ascii="Cambria Math" w:hAnsi="Cambria Math"/>
+                </w:rPr>
+              </m:ctrlPr>
+            </m:dPr>
+            <m:e>
+              <m:r>
+                <w:rPr>
+                  <w:rFonts w:ascii="Cambria Math" w:hAnsi="Cambria Math"/>
+                </w:rPr>
+                <m:t>-jα</m:t>
+              </m:r>
+              <m:sSup>
+                <m:sSupPr>
+                  <m:ctrlPr>
+                    <w:rPr>
+                      <w:rFonts w:ascii="Cambria Math" w:hAnsi="Cambria Math"/>
+                    </w:rPr>
+                  </m:ctrlPr>
+                </m:sSupPr>
+                <m:e>
+                  <m:r>
+                    <w:rPr>
+                      <w:rFonts w:ascii="Cambria Math" w:hAnsi="Cambria Math"/>
+                    </w:rPr>
+                    <m:t>)</m:t>
+                  </m:r>
+                </m:e>
+                <m:sup>
+                  <m:r>
+                    <w:rPr>
+                      <w:rFonts w:ascii="Cambria Math" w:hAnsi="Cambria Math"/>
+                    </w:rPr>
+                    <m:t>2</m:t>
+                  </m:r>
+                </m:sup>
+              </m:sSup>
+              <m:r>
+                <w:rPr>
+                  <w:rFonts w:ascii="Cambria Math" w:hAnsi="Cambria Math"/>
+                </w:rPr>
+                <m:t>=-</m:t>
+              </m:r>
+              <m:sSup>
+                <m:sSupPr>
+                  <m:ctrlPr>
+                    <w:rPr>
+                      <w:rFonts w:ascii="Cambria Math" w:hAnsi="Cambria Math"/>
+                    </w:rPr>
+                  </m:ctrlPr>
+                </m:sSupPr>
+                <m:e>
+                  <m:r>
+                    <w:rPr>
+                      <w:rFonts w:ascii="Cambria Math" w:hAnsi="Cambria Math"/>
+                    </w:rPr>
+                    <m:t>α</m:t>
+                  </m:r>
+                </m:e>
+                <m:sup>
+                  <m:r>
+                    <w:rPr>
+                      <w:rFonts w:ascii="Cambria Math" w:hAnsi="Cambria Math"/>
+                    </w:rPr>
+                    <m:t>2</m:t>
+                  </m:r>
+                </m:sup>
+              </m:sSup>
+            </m:e>
+          </m:d>
+        </m:oMath>
+      </m:oMathPara>
+    </w:p>
+    <w:p>
+      <w:pPr>
+        <w:ind w:firstLine="0"/>
+      </w:pPr>
+      <w:r>
+        <w:t>所以</w:t>
+      </w:r>
+    </w:p>
+    <w:p>
+      <w:pPr>
+        <w:ind w:firstLine="0"/>
+      </w:pPr>
+      <m:oMathPara>
+        <m:oMath>
+          <m:sSub>
+            <m:sSubPr>
+              <m:ctrlPr>
+                <w:rPr>
+                  <w:rFonts w:ascii="Cambria Math" w:hAnsi="Cambria Math"/>
+                </w:rPr>
+              </m:ctrlPr>
+            </m:sSubPr>
+            <m:e>
+              <m:r>
+                <w:rPr>
+                  <w:rFonts w:ascii="Cambria Math" w:hAnsi="Cambria Math"/>
+                </w:rPr>
+                <m:t>I</m:t>
+              </m:r>
+            </m:e>
+            <m:sub>
+              <m:r>
+                <w:rPr>
+                  <w:rFonts w:ascii="Cambria Math" w:hAnsi="Cambria Math"/>
+                </w:rPr>
+                <m:t>1</m:t>
+              </m:r>
+            </m:sub>
+          </m:sSub>
+          <m:r>
+            <w:rPr>
+              <w:rFonts w:ascii="Cambria Math" w:hAnsi="Cambria Math"/>
+            </w:rPr>
+            <m:t>+</m:t>
+          </m:r>
+          <m:sSub>
+            <m:sSubPr>
+              <m:ctrlPr>
+                <w:rPr>
+                  <w:rFonts w:ascii="Cambria Math" w:hAnsi="Cambria Math"/>
+                </w:rPr>
+              </m:ctrlPr>
+            </m:sSubPr>
+            <m:e>
+              <m:r>
+                <w:rPr>
+                  <w:rFonts w:ascii="Cambria Math" w:hAnsi="Cambria Math"/>
+                </w:rPr>
+                <m:t>I</m:t>
+              </m:r>
+            </m:e>
+            <m:sub>
+              <m:r>
+                <w:rPr>
+                  <w:rFonts w:ascii="Cambria Math" w:hAnsi="Cambria Math"/>
+                </w:rPr>
+                <m:t>2</m:t>
+              </m:r>
+            </m:sub>
+          </m:sSub>
+          <m:r>
+            <w:rPr>
+              <w:rFonts w:ascii="Cambria Math" w:hAnsi="Cambria Math"/>
+            </w:rPr>
+            <m:t>=</m:t>
+          </m:r>
+          <m:f>
+            <m:fPr>
+              <m:ctrlPr>
+                <w:rPr>
+                  <w:rFonts w:ascii="Cambria Math" w:hAnsi="Cambria Math"/>
+                </w:rPr>
+              </m:ctrlPr>
+            </m:fPr>
+            <m:num>
+              <m:r>
+                <w:rPr>
+                  <w:rFonts w:ascii="Cambria Math" w:hAnsi="Cambria Math"/>
+                </w:rPr>
+                <m:t>3(</m:t>
+              </m:r>
+              <m:sSup>
+                <m:sSupPr>
+                  <m:ctrlPr>
+                    <w:rPr>
+                      <w:rFonts w:ascii="Cambria Math" w:hAnsi="Cambria Math"/>
+                    </w:rPr>
+                  </m:ctrlPr>
+                </m:sSupPr>
+                <m:e>
+                  <m:r>
+                    <w:rPr>
+                      <w:rFonts w:ascii="Cambria Math" w:hAnsi="Cambria Math"/>
+                    </w:rPr>
+                    <m:t>e</m:t>
+                  </m:r>
+                </m:e>
+                <m:sup>
+                  <m:r>
+                    <w:rPr>
+                      <w:rFonts w:ascii="Cambria Math" w:hAnsi="Cambria Math"/>
+                    </w:rPr>
+                    <m:t>-jα</m:t>
+                  </m:r>
+                </m:sup>
+              </m:sSup>
+              <m:r>
+                <w:rPr>
+                  <w:rFonts w:ascii="Cambria Math" w:hAnsi="Cambria Math"/>
+                </w:rPr>
+                <m:t>-1)</m:t>
+              </m:r>
+            </m:num>
+            <m:den>
+              <m:r>
+                <w:rPr>
+                  <w:rFonts w:ascii="Cambria Math" w:hAnsi="Cambria Math"/>
+                </w:rPr>
+                <m:t>-</m:t>
+              </m:r>
+              <m:sSup>
+                <m:sSupPr>
+                  <m:ctrlPr>
+                    <w:rPr>
+                      <w:rFonts w:ascii="Cambria Math" w:hAnsi="Cambria Math"/>
+                    </w:rPr>
+                  </m:ctrlPr>
+                </m:sSupPr>
+                <m:e>
+                  <m:r>
+                    <w:rPr>
+                      <w:rFonts w:ascii="Cambria Math" w:hAnsi="Cambria Math"/>
+                    </w:rPr>
+                    <m:t>α</m:t>
+                  </m:r>
+                </m:e>
+                <m:sup>
+                  <m:r>
+                    <w:rPr>
+                      <w:rFonts w:ascii="Cambria Math" w:hAnsi="Cambria Math"/>
+                    </w:rPr>
+                    <m:t>2</m:t>
+                  </m:r>
+                </m:sup>
+              </m:sSup>
+            </m:den>
+          </m:f>
+          <m:r>
+            <w:rPr>
+              <w:rFonts w:ascii="Cambria Math" w:hAnsi="Cambria Math"/>
+            </w:rPr>
+            <m:t>=</m:t>
+          </m:r>
+          <m:f>
+            <m:fPr>
+              <m:ctrlPr>
+                <w:rPr>
+                  <w:rFonts w:ascii="Cambria Math" w:hAnsi="Cambria Math"/>
+                </w:rPr>
+              </m:ctrlPr>
+            </m:fPr>
+            <m:num>
+              <m:r>
+                <w:rPr>
+                  <w:rFonts w:ascii="Cambria Math" w:hAnsi="Cambria Math"/>
+                </w:rPr>
+                <m:t>3(1-</m:t>
+              </m:r>
+              <m:sSup>
+                <m:sSupPr>
+                  <m:ctrlPr>
+                    <w:rPr>
+                      <w:rFonts w:ascii="Cambria Math" w:hAnsi="Cambria Math"/>
+                    </w:rPr>
+                  </m:ctrlPr>
+                </m:sSupPr>
+                <m:e>
+                  <m:r>
+                    <w:rPr>
+                      <w:rFonts w:ascii="Cambria Math" w:hAnsi="Cambria Math"/>
+                    </w:rPr>
+                    <m:t>e</m:t>
+                  </m:r>
+                </m:e>
+                <m:sup>
+                  <m:r>
+                    <w:rPr>
+                      <w:rFonts w:ascii="Cambria Math" w:hAnsi="Cambria Math"/>
+                    </w:rPr>
+                    <m:t>-jα</m:t>
+                  </m:r>
+                </m:sup>
+              </m:sSup>
+              <m:r>
+                <w:rPr>
+                  <w:rFonts w:ascii="Cambria Math" w:hAnsi="Cambria Math"/>
+                </w:rPr>
+                <m:t>)</m:t>
+              </m:r>
+            </m:num>
+            <m:den>
+              <m:sSup>
+                <m:sSupPr>
+                  <m:ctrlPr>
+                    <w:rPr>
+                      <w:rFonts w:ascii="Cambria Math" w:hAnsi="Cambria Math"/>
+                    </w:rPr>
+                  </m:ctrlPr>
+                </m:sSupPr>
+                <m:e>
+                  <m:r>
+                    <w:rPr>
+                      <w:rFonts w:ascii="Cambria Math" w:hAnsi="Cambria Math"/>
+                    </w:rPr>
+                    <m:t>α</m:t>
+                  </m:r>
+                </m:e>
+                <m:sup>
+                  <m:r>
+                    <w:rPr>
+                      <w:rFonts w:ascii="Cambria Math" w:hAnsi="Cambria Math"/>
+                    </w:rPr>
+                    <m:t>2</m:t>
+                  </m:r>
+                </m:sup>
+              </m:sSup>
+            </m:den>
+          </m:f>
+        </m:oMath>
+      </m:oMathPara>
+    </w:p>
+    <w:p>
+      <w:pPr>
+        <w:ind w:firstLine="0"/>
+      </w:pPr>
+      <w:r>
+        <w:t>凡是傅里叶级数积分后出现相差一个周期相位的指数项，都可以这样化简</w:t>
+      </w:r>
+    </w:p>
+    <w:p>
+      <w:pPr>
+        <w:ind w:firstLine="0"/>
+      </w:pPr>
+      <w:r>
+        <w:lastRenderedPageBreak/>
+        <w:drawing>
+          <wp:inline distT="0" distB="0" distL="0" distR="0" wp14:anchorId="388A1DC0" wp14:editId="525C6850">
+            <wp:extent cx="5274310" cy="1363980"/>
+            <wp:effectExtent l="0" t="0" r="2540" b="7620"/>
+            <wp:docPr id="1361860257" name="图片 1"/>
+            <wp:cNvGraphicFramePr>
+              <a:graphicFrameLocks xmlns:a="http://schemas.openxmlformats.org/drawingml/2006/main" noChangeAspect="1"/>
+            </wp:cNvGraphicFramePr>
+            <a:graphic xmlns:a="http://schemas.openxmlformats.org/drawingml/2006/main">
+              <a:graphicData uri="http://schemas.openxmlformats.org/drawingml/2006/picture">
+                <pic:pic xmlns:pic="http://schemas.openxmlformats.org/drawingml/2006/picture">
+                  <pic:nvPicPr>
+                    <pic:cNvPr id="1361860257" name=""/>
+                    <pic:cNvPicPr/>
+                  </pic:nvPicPr>
+                  <pic:blipFill>
+                    <a:blip r:embed="rId42"/>
+                    <a:stretch>
+                      <a:fillRect/>
+                    </a:stretch>
+                  </pic:blipFill>
+                  <pic:spPr>
+                    <a:xfrm>
+                      <a:off x="0" y="0"/>
+                      <a:ext cx="5274310" cy="1363980"/>
+                    </a:xfrm>
+                    <a:prstGeom prst="rect">
+                      <a:avLst/>
+                    </a:prstGeom>
+                  </pic:spPr>
+                </pic:pic>
+              </a:graphicData>
+            </a:graphic>
+          </wp:inline>
+        </w:drawing>
+      </w:r>
+      <w:r>
+        <w:rPr>
+          <w:rFonts w:hint="eastAsia"/>
+        </w:rPr>
+        <w:t>D</w:t>
+      </w:r>
+      <w:r>
+        <w:rPr>
+          <w:rFonts w:hint="eastAsia"/>
+        </w:rPr>
+        <w:t>: non-invertible; time-variant; linear</w:t>
+      </w:r>
+    </w:p>
+    <w:p>
+      <w:pPr>
+        <w:ind w:firstLine="0"/>
+        <w:rPr>
+          <w:rFonts w:hint="eastAsia"/>
+        </w:rPr>
+      </w:pPr>
+      <w:r>
+        <w:rPr>
+          <w:rFonts w:hint="eastAsia"/>
+        </w:rPr>
+        <w:t>有信息丢失；</w:t>
+      </w:r>
+      <w:r>
+        <w:rPr>
+          <w:rFonts w:hint="eastAsia"/>
+        </w:rPr>
+        <w:t xml:space="preserve"> </w:t>
+      </w:r>
+      <w:r>
+        <w:rPr>
+          <w:rFonts w:hint="eastAsia"/>
+        </w:rPr>
+        <w:t>时间边界</w:t>
+      </w:r>
+      <w:r>
+        <w:rPr>
+          <w:rFonts w:hint="eastAsia"/>
+        </w:rPr>
+        <w:t xml:space="preserve">t=0 </w:t>
+      </w:r>
+      <w:r>
+        <w:rPr>
+          <w:rFonts w:hint="eastAsia"/>
+        </w:rPr>
+        <w:t>不能改变，所以时变</w:t>
+      </w:r>
+    </w:p>
+    <w:p>
+      <w:pPr>
+        <w:ind w:firstLine="0"/>
+        <w:rPr>
+          <w:rFonts w:hint="eastAsia"/>
+        </w:rPr>
+      </w:pPr>
+      <w:r>
+        <w:t>E</w:t>
+      </w:r>
+      <w:r>
+        <w:rPr>
+          <w:rFonts w:hint="eastAsia"/>
+        </w:rPr>
+        <w:t>:</w:t>
+      </w:r>
+      <w:r>
+        <w:rPr>
+          <w:rFonts w:hint="eastAsia"/>
+        </w:rPr>
+        <w:t xml:space="preserve"> non-invertible; time-invariant; non-linear</w:t>
+      </w:r>
+    </w:p>
+    <w:p>
+      <w:pPr>
+        <w:ind w:firstLine="0"/>
+        <w:rPr>
+          <w:rFonts w:hint="eastAsia"/>
+        </w:rPr>
+      </w:pPr>
+      <w:r>
+        <w:rPr>
+          <w:rFonts w:hint="eastAsia"/>
+        </w:rPr>
+        <w:t>有信息丢失；</w:t>
+      </w:r>
+      <w:r>
+        <w:rPr>
+          <w:rFonts w:hint="eastAsia"/>
+        </w:rPr>
+        <w:t xml:space="preserve"> </w:t>
+      </w:r>
+      <w:r>
+        <w:rPr>
+          <w:rFonts w:hint="eastAsia"/>
+        </w:rPr>
+        <w:t>时间边界会随着一起改变；使用系数为负作为反例</w:t>
+      </w:r>
+    </w:p>
+    <w:p>
+      <w:pPr>
+        <w:ind w:firstLine="0"/>
+        <w:rPr>
+          <w:rFonts w:hint="eastAsia"/>
+        </w:rPr>
+      </w:pPr>
+      <w:r>
+        <w:drawing>
+          <wp:inline distT="0" distB="0" distL="0" distR="0" wp14:anchorId="5E0573B7" wp14:editId="41AE69F6">
+            <wp:extent cx="5274310" cy="482600"/>
+            <wp:effectExtent l="0" t="0" r="2540" b="0"/>
+            <wp:docPr id="1361117355" name="图片 1"/>
+            <wp:cNvGraphicFramePr>
+              <a:graphicFrameLocks xmlns:a="http://schemas.openxmlformats.org/drawingml/2006/main" noChangeAspect="1"/>
+            </wp:cNvGraphicFramePr>
+            <a:graphic xmlns:a="http://schemas.openxmlformats.org/drawingml/2006/main">
+              <a:graphicData uri="http://schemas.openxmlformats.org/drawingml/2006/picture">
+                <pic:pic xmlns:pic="http://schemas.openxmlformats.org/drawingml/2006/picture">
+                  <pic:nvPicPr>
+                    <pic:cNvPr id="1361117355" name=""/>
+                    <pic:cNvPicPr/>
+                  </pic:nvPicPr>
+                  <pic:blipFill>
+                    <a:blip r:embed="rId43"/>
+                    <a:stretch>
+                      <a:fillRect/>
+                    </a:stretch>
+                  </pic:blipFill>
+                  <pic:spPr>
+                    <a:xfrm>
+                      <a:off x="0" y="0"/>
+                      <a:ext cx="5274310" cy="482600"/>
+                    </a:xfrm>
+                    <a:prstGeom prst="rect">
+                      <a:avLst/>
+                    </a:prstGeom>
+                  </pic:spPr>
+                </pic:pic>
+              </a:graphicData>
+            </a:graphic>
+          </wp:inline>
+        </w:drawing>
+      </w:r>
+    </w:p>
+    <w:p>
+      <w:pPr>
+        <w:ind w:firstLine="0"/>
+        <w:rPr>
+          <w:b/>
+          <w:bCs/>
+        </w:rPr>
+      </w:pPr>
+      <w:r>
+        <w:rPr>
+          <w:b/>
+          <w:bCs/>
+        </w:rPr>
+        <w:t xml:space="preserve">1. </w:t>
+      </w:r>
+      <w:r>
+        <w:rPr>
+          <w:b/>
+          <w:bCs/>
+        </w:rPr>
+        <w:t>第一部分：</w:t>
+      </w:r>
+      <m:oMath>
+        <m:r>
+          <m:rPr>
+            <m:sty m:val="b"/>
+          </m:rPr>
+          <w:rPr>
+            <w:rFonts w:ascii="Cambria Math" w:hAnsi="Cambria Math"/>
+          </w:rPr>
+          <m:t>cos</m:t>
+        </m:r>
+        <m:r>
+          <m:rPr>
+            <m:sty m:val="bi"/>
+          </m:rPr>
+          <w:rPr>
+            <w:rFonts w:ascii="Cambria Math" w:hAnsi="Cambria Math"/>
+          </w:rPr>
+          <m:t>⁡(</m:t>
+        </m:r>
+        <m:sSub>
+          <m:sSubPr>
+            <m:ctrlPr>
+              <w:rPr>
+                <w:rFonts w:ascii="Cambria Math" w:hAnsi="Cambria Math"/>
+                <w:b/>
+                <w:bCs/>
+              </w:rPr>
+            </m:ctrlPr>
+          </m:sSubPr>
+          <m:e>
+            <m:r>
+              <m:rPr>
+                <m:sty m:val="bi"/>
+              </m:rPr>
+              <w:rPr>
+                <w:rFonts w:ascii="Cambria Math" w:hAnsi="Cambria Math"/>
+              </w:rPr>
+              <m:t>ω</m:t>
+            </m:r>
+          </m:e>
+          <m:sub>
+            <m:r>
+              <m:rPr>
+                <m:sty m:val="bi"/>
+              </m:rPr>
+              <w:rPr>
+                <w:rFonts w:ascii="Cambria Math" w:hAnsi="Cambria Math"/>
+              </w:rPr>
+              <m:t>0</m:t>
+            </m:r>
+          </m:sub>
+        </m:sSub>
+        <m:r>
+          <m:rPr>
+            <m:sty m:val="bi"/>
+          </m:rPr>
+          <w:rPr>
+            <w:rFonts w:ascii="Cambria Math" w:hAnsi="Cambria Math"/>
+          </w:rPr>
+          <m:t>t)</m:t>
+        </m:r>
+      </m:oMath>
+    </w:p>
+    <w:p>
+      <w:pPr>
+        <w:ind w:firstLine="0"/>
+      </w:pPr>
+      <m:oMathPara>
+        <m:oMath>
+          <m:r>
+            <m:rPr>
+              <m:sty m:val="p"/>
+            </m:rPr>
+            <w:rPr>
+              <w:rFonts w:ascii="Cambria Math" w:hAnsi="Cambria Math"/>
+            </w:rPr>
+            <m:t>cos</m:t>
+          </m:r>
+          <m:r>
+            <w:rPr>
+              <w:rFonts w:ascii="Cambria Math" w:hAnsi="Cambria Math"/>
+            </w:rPr>
+            <m:t>⁡(</m:t>
+          </m:r>
+          <m:sSub>
+            <m:sSubPr>
+              <m:ctrlPr>
+                <w:rPr>
+                  <w:rFonts w:ascii="Cambria Math" w:hAnsi="Cambria Math"/>
+                </w:rPr>
+              </m:ctrlPr>
+            </m:sSubPr>
+            <m:e>
+              <m:r>
+                <w:rPr>
+                  <w:rFonts w:ascii="Cambria Math" w:hAnsi="Cambria Math"/>
+                </w:rPr>
+                <m:t>ω</m:t>
+              </m:r>
+            </m:e>
+            <m:sub>
+              <m:r>
+                <w:rPr>
+                  <w:rFonts w:ascii="Cambria Math" w:hAnsi="Cambria Math"/>
+                </w:rPr>
+                <m:t>0</m:t>
+              </m:r>
+            </m:sub>
+          </m:sSub>
+          <m:r>
+            <w:rPr>
+              <w:rFonts w:ascii="Cambria Math" w:hAnsi="Cambria Math"/>
+            </w:rPr>
+            <m:t>t)=</m:t>
+          </m:r>
+          <m:f>
+            <m:fPr>
+              <m:ctrlPr>
+                <w:rPr>
+                  <w:rFonts w:ascii="Cambria Math" w:hAnsi="Cambria Math"/>
+                </w:rPr>
+              </m:ctrlPr>
+            </m:fPr>
+            <m:num>
+              <m:r>
+                <w:rPr>
+                  <w:rFonts w:ascii="Cambria Math" w:hAnsi="Cambria Math"/>
+                </w:rPr>
+                <m:t>1</m:t>
+              </m:r>
+            </m:num>
+            <m:den>
+              <m:r>
+                <w:rPr>
+                  <w:rFonts w:ascii="Cambria Math" w:hAnsi="Cambria Math"/>
+                </w:rPr>
+                <m:t>2</m:t>
+              </m:r>
+            </m:den>
+          </m:f>
+          <m:sSup>
+            <m:sSupPr>
+              <m:ctrlPr>
+                <w:rPr>
+                  <w:rFonts w:ascii="Cambria Math" w:hAnsi="Cambria Math"/>
+                </w:rPr>
+              </m:ctrlPr>
+            </m:sSupPr>
+            <m:e>
+              <m:r>
+                <w:rPr>
+                  <w:rFonts w:ascii="Cambria Math" w:hAnsi="Cambria Math"/>
+                </w:rPr>
+                <m:t>e</m:t>
+              </m:r>
+            </m:e>
+            <m:sup>
+              <m:r>
+                <w:rPr>
+                  <w:rFonts w:ascii="Cambria Math" w:hAnsi="Cambria Math"/>
+                </w:rPr>
+                <m:t>j</m:t>
+              </m:r>
+              <m:sSub>
+                <m:sSubPr>
+                  <m:ctrlPr>
+                    <w:rPr>
+                      <w:rFonts w:ascii="Cambria Math" w:hAnsi="Cambria Math"/>
+                    </w:rPr>
+                  </m:ctrlPr>
+                </m:sSubPr>
+                <m:e>
+                  <m:r>
+                    <w:rPr>
+                      <w:rFonts w:ascii="Cambria Math" w:hAnsi="Cambria Math"/>
+                    </w:rPr>
+                    <m:t>ω</m:t>
+                  </m:r>
+                </m:e>
+                <m:sub>
+                  <m:r>
+                    <w:rPr>
+                      <w:rFonts w:ascii="Cambria Math" w:hAnsi="Cambria Math"/>
+                    </w:rPr>
+                    <m:t>0</m:t>
+                  </m:r>
+                </m:sub>
+              </m:sSub>
+              <m:r>
+                <w:rPr>
+                  <w:rFonts w:ascii="Cambria Math" w:hAnsi="Cambria Math"/>
+                </w:rPr>
+                <m:t>t</m:t>
+              </m:r>
+            </m:sup>
+          </m:sSup>
+          <m:r>
+            <w:rPr>
+              <w:rFonts w:ascii="Cambria Math" w:hAnsi="Cambria Math"/>
+            </w:rPr>
+            <m:t>+</m:t>
+          </m:r>
+          <m:f>
+            <m:fPr>
+              <m:ctrlPr>
+                <w:rPr>
+                  <w:rFonts w:ascii="Cambria Math" w:hAnsi="Cambria Math"/>
+                </w:rPr>
+              </m:ctrlPr>
+            </m:fPr>
+            <m:num>
+              <m:r>
+                <w:rPr>
+                  <w:rFonts w:ascii="Cambria Math" w:hAnsi="Cambria Math"/>
+                </w:rPr>
+                <m:t>1</m:t>
+              </m:r>
+            </m:num>
+            <m:den>
+              <m:r>
+                <w:rPr>
+                  <w:rFonts w:ascii="Cambria Math" w:hAnsi="Cambria Math"/>
+                </w:rPr>
+                <m:t>2</m:t>
+              </m:r>
+            </m:den>
+          </m:f>
+          <m:sSup>
+            <m:sSupPr>
+              <m:ctrlPr>
+                <w:rPr>
+                  <w:rFonts w:ascii="Cambria Math" w:hAnsi="Cambria Math"/>
+                </w:rPr>
+              </m:ctrlPr>
+            </m:sSupPr>
+            <m:e>
+              <m:r>
+                <w:rPr>
+                  <w:rFonts w:ascii="Cambria Math" w:hAnsi="Cambria Math"/>
+                </w:rPr>
+                <m:t>e</m:t>
+              </m:r>
+            </m:e>
+            <m:sup>
+              <m:r>
+                <w:rPr>
+                  <w:rFonts w:ascii="Cambria Math" w:hAnsi="Cambria Math"/>
+                </w:rPr>
+                <m:t>-j</m:t>
+              </m:r>
+              <m:sSub>
+                <m:sSubPr>
+                  <m:ctrlPr>
+                    <w:rPr>
+                      <w:rFonts w:ascii="Cambria Math" w:hAnsi="Cambria Math"/>
+                    </w:rPr>
+                  </m:ctrlPr>
+                </m:sSubPr>
+                <m:e>
+                  <m:r>
+                    <w:rPr>
+                      <w:rFonts w:ascii="Cambria Math" w:hAnsi="Cambria Math"/>
+                    </w:rPr>
+                    <m:t>ω</m:t>
+                  </m:r>
+                </m:e>
+                <m:sub>
+                  <m:r>
+                    <w:rPr>
+                      <w:rFonts w:ascii="Cambria Math" w:hAnsi="Cambria Math"/>
+                    </w:rPr>
+                    <m:t>0</m:t>
+                  </m:r>
+                </m:sub>
+              </m:sSub>
+              <m:r>
+                <w:rPr>
+                  <w:rFonts w:ascii="Cambria Math" w:hAnsi="Cambria Math"/>
+                </w:rPr>
+                <m:t>t</m:t>
+              </m:r>
+            </m:sup>
+          </m:sSup>
+        </m:oMath>
+      </m:oMathPara>
+    </w:p>
+    <w:p>
+      <w:pPr>
+        <w:ind w:firstLine="0"/>
+      </w:pPr>
+      <w:r>
+        <w:t>所以它贡献：</w:t>
+      </w:r>
+    </w:p>
+    <w:p>
+      <w:pPr>
+        <w:ind w:firstLine="0"/>
+      </w:pPr>
+      <m:oMathPara>
+        <m:oMath>
+          <m:sSub>
+            <m:sSubPr>
+              <m:ctrlPr>
+                <w:rPr>
+                  <w:rFonts w:ascii="Cambria Math" w:hAnsi="Cambria Math"/>
+                </w:rPr>
+              </m:ctrlPr>
+            </m:sSubPr>
+            <m:e>
+              <m:r>
+                <w:rPr>
+                  <w:rFonts w:ascii="Cambria Math" w:hAnsi="Cambria Math"/>
+                </w:rPr>
+                <m:t>a</m:t>
+              </m:r>
+            </m:e>
+            <m:sub>
+              <m:r>
+                <w:rPr>
+                  <w:rFonts w:ascii="Cambria Math" w:hAnsi="Cambria Math"/>
+                </w:rPr>
+                <m:t>1</m:t>
+              </m:r>
+            </m:sub>
+          </m:sSub>
+          <m:r>
+            <w:rPr>
+              <w:rFonts w:ascii="Cambria Math" w:hAnsi="Cambria Math"/>
+            </w:rPr>
+            <m:t>=</m:t>
+          </m:r>
+          <m:f>
+            <m:fPr>
+              <m:ctrlPr>
+                <w:rPr>
+                  <w:rFonts w:ascii="Cambria Math" w:hAnsi="Cambria Math"/>
+                </w:rPr>
+              </m:ctrlPr>
+            </m:fPr>
+            <m:num>
+              <m:r>
+                <w:rPr>
+                  <w:rFonts w:ascii="Cambria Math" w:hAnsi="Cambria Math"/>
+                </w:rPr>
+                <m:t>1</m:t>
+              </m:r>
+            </m:num>
+            <m:den>
+              <m:r>
+                <w:rPr>
+                  <w:rFonts w:ascii="Cambria Math" w:hAnsi="Cambria Math"/>
+                </w:rPr>
+                <m:t>2</m:t>
+              </m:r>
+            </m:den>
+          </m:f>
+          <m:r>
+            <w:rPr>
+              <w:rFonts w:ascii="Cambria Math" w:hAnsi="Cambria Math"/>
+            </w:rPr>
+            <m:t>,</m:t>
+          </m:r>
+          <m:sSub>
+            <m:sSubPr>
+              <m:ctrlPr>
+                <w:rPr>
+                  <w:rFonts w:ascii="Cambria Math" w:hAnsi="Cambria Math"/>
+                </w:rPr>
+              </m:ctrlPr>
+            </m:sSubPr>
+            <m:e>
+              <m:r>
+                <w:rPr>
+                  <w:rFonts w:ascii="Cambria Math" w:hAnsi="Cambria Math"/>
+                </w:rPr>
+                <m:t>a</m:t>
+              </m:r>
+            </m:e>
+            <m:sub>
+              <m:r>
+                <w:rPr>
+                  <w:rFonts w:ascii="Cambria Math" w:hAnsi="Cambria Math"/>
+                </w:rPr>
+                <m:t>-1</m:t>
+              </m:r>
+            </m:sub>
+          </m:sSub>
+          <m:r>
+            <w:rPr>
+              <w:rFonts w:ascii="Cambria Math" w:hAnsi="Cambria Math"/>
+            </w:rPr>
+            <m:t>=</m:t>
+          </m:r>
+          <m:f>
+            <m:fPr>
+              <m:ctrlPr>
+                <w:rPr>
+                  <w:rFonts w:ascii="Cambria Math" w:hAnsi="Cambria Math"/>
+                </w:rPr>
+              </m:ctrlPr>
+            </m:fPr>
+            <m:num>
+              <m:r>
+                <w:rPr>
+                  <w:rFonts w:ascii="Cambria Math" w:hAnsi="Cambria Math"/>
+                </w:rPr>
+                <m:t>1</m:t>
+              </m:r>
+            </m:num>
+            <m:den>
+              <m:r>
+                <w:rPr>
+                  <w:rFonts w:ascii="Cambria Math" w:hAnsi="Cambria Math"/>
+                </w:rPr>
+                <m:t>2</m:t>
+              </m:r>
+            </m:den>
+          </m:f>
+        </m:oMath>
+      </m:oMathPara>
+    </w:p>
+    <w:p>
+      <w:pPr>
+        <w:ind w:firstLine="0"/>
+        <w:rPr>
+          <w:b/>
+          <w:bCs/>
+        </w:rPr>
+      </w:pPr>
+      <w:r>
+        <w:rPr>
+          <w:b/>
+          <w:bCs/>
+        </w:rPr>
+        <w:t xml:space="preserve">2. </w:t>
+      </w:r>
+      <w:r>
+        <w:rPr>
+          <w:b/>
+          <w:bCs/>
+        </w:rPr>
+        <w:t>第二部分：</w:t>
+      </w:r>
+      <m:oMath>
+        <m:r>
+          <m:rPr>
+            <m:sty m:val="b"/>
+          </m:rPr>
+          <w:rPr>
+            <w:rFonts w:ascii="Cambria Math" w:hAnsi="Cambria Math"/>
+          </w:rPr>
+          <m:t>∣cos</m:t>
+        </m:r>
+        <m:r>
+          <m:rPr>
+            <m:sty m:val="bi"/>
+          </m:rPr>
+          <w:rPr>
+            <w:rFonts w:ascii="Cambria Math" w:hAnsi="Cambria Math"/>
+          </w:rPr>
+          <m:t>⁡(</m:t>
+        </m:r>
+        <m:sSub>
+          <m:sSubPr>
+            <m:ctrlPr>
+              <w:rPr>
+                <w:rFonts w:ascii="Cambria Math" w:hAnsi="Cambria Math"/>
+                <w:b/>
+                <w:bCs/>
+              </w:rPr>
+            </m:ctrlPr>
+          </m:sSubPr>
+          <m:e>
+            <m:r>
+              <m:rPr>
+                <m:sty m:val="bi"/>
+              </m:rPr>
+              <w:rPr>
+                <w:rFonts w:ascii="Cambria Math" w:hAnsi="Cambria Math"/>
+              </w:rPr>
+              <m:t>ω</m:t>
+            </m:r>
+          </m:e>
+          <m:sub>
+            <m:r>
+              <m:rPr>
+                <m:sty m:val="bi"/>
+              </m:rPr>
+              <w:rPr>
+                <w:rFonts w:ascii="Cambria Math" w:hAnsi="Cambria Math"/>
+              </w:rPr>
+              <m:t>0</m:t>
+            </m:r>
+          </m:sub>
+        </m:sSub>
+        <m:r>
+          <m:rPr>
+            <m:sty m:val="bi"/>
+          </m:rPr>
+          <w:rPr>
+            <w:rFonts w:ascii="Cambria Math" w:hAnsi="Cambria Math"/>
+          </w:rPr>
+          <m:t>t)</m:t>
+        </m:r>
+        <m:r>
+          <m:rPr>
+            <m:sty m:val="b"/>
+          </m:rPr>
+          <w:rPr>
+            <w:rFonts w:ascii="Cambria Math" w:hAnsi="Cambria Math"/>
+          </w:rPr>
+          <m:t>∣</m:t>
+        </m:r>
+      </m:oMath>
+    </w:p>
+    <w:p>
+      <w:pPr>
+        <w:ind w:firstLine="0"/>
+      </w:pPr>
+      <w:r>
+        <w:t>标准展开为：</w:t>
+      </w:r>
+    </w:p>
+    <w:p>
+      <w:pPr>
+        <w:ind w:firstLine="0"/>
+      </w:pPr>
+      <m:oMathPara>
+        <m:oMath>
+          <m:r>
+            <m:rPr>
+              <m:sty m:val="p"/>
+            </m:rPr>
+            <w:rPr>
+              <w:rFonts w:ascii="Cambria Math" w:hAnsi="Cambria Math"/>
+            </w:rPr>
+            <m:t>∣cos</m:t>
+          </m:r>
+          <m:r>
+            <w:rPr>
+              <w:rFonts w:ascii="Cambria Math" w:hAnsi="Cambria Math"/>
+            </w:rPr>
+            <m:t>⁡θ</m:t>
+          </m:r>
+          <m:r>
+            <m:rPr>
+              <m:sty m:val="p"/>
+            </m:rPr>
+            <w:rPr>
+              <w:rFonts w:ascii="Cambria Math" w:hAnsi="Cambria Math"/>
+            </w:rPr>
+            <m:t>∣</m:t>
+          </m:r>
+          <m:r>
+            <w:rPr>
+              <w:rFonts w:ascii="Cambria Math" w:hAnsi="Cambria Math"/>
+            </w:rPr>
+            <m:t>=</m:t>
+          </m:r>
+          <m:f>
+            <m:fPr>
+              <m:ctrlPr>
+                <w:rPr>
+                  <w:rFonts w:ascii="Cambria Math" w:hAnsi="Cambria Math"/>
+                </w:rPr>
+              </m:ctrlPr>
+            </m:fPr>
+            <m:num>
+              <m:r>
+                <w:rPr>
+                  <w:rFonts w:ascii="Cambria Math" w:hAnsi="Cambria Math"/>
+                </w:rPr>
+                <m:t>2</m:t>
+              </m:r>
+            </m:num>
+            <m:den>
+              <m:r>
+                <w:rPr>
+                  <w:rFonts w:ascii="Cambria Math" w:hAnsi="Cambria Math"/>
+                </w:rPr>
+                <m:t>π</m:t>
+              </m:r>
+            </m:den>
+          </m:f>
+          <m:r>
+            <w:rPr>
+              <w:rFonts w:ascii="Cambria Math" w:hAnsi="Cambria Math"/>
+            </w:rPr>
+            <m:t>+</m:t>
+          </m:r>
+          <m:f>
+            <m:fPr>
+              <m:ctrlPr>
+                <w:rPr>
+                  <w:rFonts w:ascii="Cambria Math" w:hAnsi="Cambria Math"/>
+                </w:rPr>
+              </m:ctrlPr>
+            </m:fPr>
+            <m:num>
+              <m:r>
+                <w:rPr>
+                  <w:rFonts w:ascii="Cambria Math" w:hAnsi="Cambria Math"/>
+                </w:rPr>
+                <m:t>4</m:t>
+              </m:r>
+            </m:num>
+            <m:den>
+              <m:r>
+                <w:rPr>
+                  <w:rFonts w:ascii="Cambria Math" w:hAnsi="Cambria Math"/>
+                </w:rPr>
+                <m:t>π</m:t>
+              </m:r>
+            </m:den>
+          </m:f>
+          <m:nary>
+            <m:naryPr>
+              <m:chr m:val="∑"/>
+              <m:limLoc m:val="undOvr"/>
+              <m:grow m:val="1"/>
+              <m:ctrlPr>
+                <w:rPr>
+                  <w:rFonts w:ascii="Cambria Math" w:hAnsi="Cambria Math"/>
+                </w:rPr>
+              </m:ctrlPr>
+            </m:naryPr>
+            <m:sub>
+              <m:r>
+                <w:rPr>
+                  <w:rFonts w:ascii="Cambria Math" w:hAnsi="Cambria Math"/>
+                </w:rPr>
+                <m:t>m=1</m:t>
+              </m:r>
+            </m:sub>
+            <m:sup>
+              <m:r>
+                <m:rPr>
+                  <m:sty m:val="p"/>
+                </m:rPr>
+                <w:rPr>
+                  <w:rFonts w:ascii="Cambria Math" w:hAnsi="Cambria Math"/>
+                </w:rPr>
+                <m:t>∞</m:t>
+              </m:r>
+            </m:sup>
+            <m:e>
+              <m:f>
+                <m:fPr>
+                  <m:ctrlPr>
+                    <w:rPr>
+                      <w:rFonts w:ascii="Cambria Math" w:hAnsi="Cambria Math"/>
+                    </w:rPr>
+                  </m:ctrlPr>
+                </m:fPr>
+                <m:num>
+                  <m:sSup>
+                    <m:sSupPr>
+                      <m:ctrlPr>
+                        <w:rPr>
+                          <w:rFonts w:ascii="Cambria Math" w:hAnsi="Cambria Math"/>
+                        </w:rPr>
+                      </m:ctrlPr>
+                    </m:sSupPr>
+                    <m:e>
+                      <m:d>
+                        <m:dPr>
+                          <m:ctrlPr>
+                            <w:rPr>
+                              <w:rFonts w:ascii="Cambria Math" w:hAnsi="Cambria Math"/>
+                            </w:rPr>
+                          </m:ctrlPr>
+                        </m:dPr>
+                        <m:e>
+                          <m:r>
+                            <w:rPr>
+                              <w:rFonts w:ascii="Cambria Math" w:hAnsi="Cambria Math"/>
+                            </w:rPr>
+                            <m:t>-1</m:t>
+                          </m:r>
+                        </m:e>
+                      </m:d>
+                    </m:e>
+                    <m:sup>
+                      <m:r>
+                        <w:rPr>
+                          <w:rFonts w:ascii="Cambria Math" w:hAnsi="Cambria Math"/>
+                        </w:rPr>
+                        <m:t>m+1</m:t>
+                      </m:r>
+                    </m:sup>
+                  </m:sSup>
+                </m:num>
+                <m:den>
+                  <m:r>
+                    <w:rPr>
+                      <w:rFonts w:ascii="Cambria Math" w:hAnsi="Cambria Math"/>
+                    </w:rPr>
+                    <m:t>4</m:t>
+                  </m:r>
+                  <m:sSup>
+                    <m:sSupPr>
+                      <m:ctrlPr>
+                        <w:rPr>
+                          <w:rFonts w:ascii="Cambria Math" w:hAnsi="Cambria Math"/>
+                        </w:rPr>
+                      </m:ctrlPr>
+                    </m:sSupPr>
+                    <m:e>
+                      <m:r>
+                        <w:rPr>
+                          <w:rFonts w:ascii="Cambria Math" w:hAnsi="Cambria Math"/>
+                        </w:rPr>
+                        <m:t>m</m:t>
+                      </m:r>
+                    </m:e>
+                    <m:sup>
+                      <m:r>
+                        <w:rPr>
+                          <w:rFonts w:ascii="Cambria Math" w:hAnsi="Cambria Math"/>
+                        </w:rPr>
+                        <m:t>2</m:t>
+                      </m:r>
+                    </m:sup>
+                  </m:sSup>
+                  <m:r>
+                    <w:rPr>
+                      <w:rFonts w:ascii="Cambria Math" w:hAnsi="Cambria Math"/>
+                    </w:rPr>
+                    <m:t>-1</m:t>
+                  </m:r>
+                </m:den>
+              </m:f>
+            </m:e>
+          </m:nary>
+          <m:r>
+            <m:rPr>
+              <m:sty m:val="p"/>
+            </m:rPr>
+            <w:rPr>
+              <w:rFonts w:ascii="Cambria Math" w:hAnsi="Cambria Math"/>
+            </w:rPr>
+            <m:t>cos</m:t>
+          </m:r>
+          <m:r>
+            <w:rPr>
+              <w:rFonts w:ascii="Cambria Math" w:hAnsi="Cambria Math"/>
+            </w:rPr>
+            <m:t>⁡(2mθ)</m:t>
+          </m:r>
+        </m:oMath>
+      </m:oMathPara>
+    </w:p>
+    <w:p>
+      <w:pPr>
+        <w:ind w:firstLine="0"/>
+      </w:pPr>
+      <w:r>
+        <w:t>令：</w:t>
+      </w:r>
+    </w:p>
+    <w:p>
+      <w:pPr>
+        <w:ind w:firstLine="0"/>
+      </w:pPr>
+      <m:oMathPara>
+        <m:oMath>
+          <m:r>
+            <w:rPr>
+              <w:rFonts w:ascii="Cambria Math" w:hAnsi="Cambria Math"/>
+            </w:rPr>
+            <m:t>θ=</m:t>
+          </m:r>
+          <m:sSub>
+            <m:sSubPr>
+              <m:ctrlPr>
+                <w:rPr>
+                  <w:rFonts w:ascii="Cambria Math" w:hAnsi="Cambria Math"/>
+                </w:rPr>
+              </m:ctrlPr>
+            </m:sSubPr>
+            <m:e>
+              <m:r>
+                <w:rPr>
+                  <w:rFonts w:ascii="Cambria Math" w:hAnsi="Cambria Math"/>
+                </w:rPr>
+                <m:t>ω</m:t>
+              </m:r>
+            </m:e>
+            <m:sub>
+              <m:r>
+                <w:rPr>
+                  <w:rFonts w:ascii="Cambria Math" w:hAnsi="Cambria Math"/>
+                </w:rPr>
+                <m:t>0</m:t>
+              </m:r>
+            </m:sub>
+          </m:sSub>
+          <m:r>
+            <w:rPr>
+              <w:rFonts w:ascii="Cambria Math" w:hAnsi="Cambria Math"/>
+            </w:rPr>
+            <m:t>t</m:t>
+          </m:r>
+        </m:oMath>
+      </m:oMathPara>
+    </w:p>
+    <w:p>
+      <w:pPr>
+        <w:ind w:firstLine="0"/>
+      </w:pPr>
+      <w:r>
+        <w:t>得到：</w:t>
+      </w:r>
+    </w:p>
+    <w:p>
+      <w:pPr>
+        <w:ind w:firstLine="0"/>
+      </w:pPr>
+      <m:oMathPara>
+        <m:oMath>
+          <m:r>
+            <m:rPr>
+              <m:sty m:val="p"/>
+            </m:rPr>
+            <w:rPr>
+              <w:rFonts w:ascii="Cambria Math" w:hAnsi="Cambria Math"/>
+            </w:rPr>
+            <m:t>∣cos</m:t>
+          </m:r>
+          <m:r>
+            <w:rPr>
+              <w:rFonts w:ascii="Cambria Math" w:hAnsi="Cambria Math"/>
+            </w:rPr>
+            <m:t>⁡(</m:t>
+          </m:r>
+          <m:sSub>
+            <m:sSubPr>
+              <m:ctrlPr>
+                <w:rPr>
+                  <w:rFonts w:ascii="Cambria Math" w:hAnsi="Cambria Math"/>
+                </w:rPr>
+              </m:ctrlPr>
+            </m:sSubPr>
+            <m:e>
+              <m:r>
+                <w:rPr>
+                  <w:rFonts w:ascii="Cambria Math" w:hAnsi="Cambria Math"/>
+                </w:rPr>
+                <m:t>ω</m:t>
+              </m:r>
+            </m:e>
+            <m:sub>
+              <m:r>
+                <w:rPr>
+                  <w:rFonts w:ascii="Cambria Math" w:hAnsi="Cambria Math"/>
+                </w:rPr>
+                <m:t>0</m:t>
+              </m:r>
+            </m:sub>
+          </m:sSub>
+          <m:r>
+            <w:rPr>
+              <w:rFonts w:ascii="Cambria Math" w:hAnsi="Cambria Math"/>
+            </w:rPr>
+            <m:t>t)</m:t>
+          </m:r>
+          <m:r>
+            <m:rPr>
+              <m:sty m:val="p"/>
+            </m:rPr>
+            <w:rPr>
+              <w:rFonts w:ascii="Cambria Math" w:hAnsi="Cambria Math"/>
+            </w:rPr>
+            <m:t>∣</m:t>
+          </m:r>
+          <m:r>
+            <w:rPr>
+              <w:rFonts w:ascii="Cambria Math" w:hAnsi="Cambria Math"/>
+            </w:rPr>
+            <m:t>=</m:t>
+          </m:r>
+          <m:f>
+            <m:fPr>
+              <m:ctrlPr>
+                <w:rPr>
+                  <w:rFonts w:ascii="Cambria Math" w:hAnsi="Cambria Math"/>
+                </w:rPr>
+              </m:ctrlPr>
+            </m:fPr>
+            <m:num>
+              <m:r>
+                <w:rPr>
+                  <w:rFonts w:ascii="Cambria Math" w:hAnsi="Cambria Math"/>
+                </w:rPr>
+                <m:t>2</m:t>
+              </m:r>
+            </m:num>
+            <m:den>
+              <m:r>
+                <w:rPr>
+                  <w:rFonts w:ascii="Cambria Math" w:hAnsi="Cambria Math"/>
+                </w:rPr>
+                <m:t>π</m:t>
+              </m:r>
+            </m:den>
+          </m:f>
+          <m:r>
+            <w:rPr>
+              <w:rFonts w:ascii="Cambria Math" w:hAnsi="Cambria Math"/>
+            </w:rPr>
+            <m:t>+</m:t>
+          </m:r>
+          <m:f>
+            <m:fPr>
+              <m:ctrlPr>
+                <w:rPr>
+                  <w:rFonts w:ascii="Cambria Math" w:hAnsi="Cambria Math"/>
+                </w:rPr>
+              </m:ctrlPr>
+            </m:fPr>
+            <m:num>
+              <m:r>
+                <w:rPr>
+                  <w:rFonts w:ascii="Cambria Math" w:hAnsi="Cambria Math"/>
+                </w:rPr>
+                <m:t>4</m:t>
+              </m:r>
+            </m:num>
+            <m:den>
+              <m:r>
+                <w:rPr>
+                  <w:rFonts w:ascii="Cambria Math" w:hAnsi="Cambria Math"/>
+                </w:rPr>
+                <m:t>π</m:t>
+              </m:r>
+            </m:den>
+          </m:f>
+          <m:nary>
+            <m:naryPr>
+              <m:chr m:val="∑"/>
+              <m:limLoc m:val="undOvr"/>
+              <m:grow m:val="1"/>
+              <m:ctrlPr>
+                <w:rPr>
+                  <w:rFonts w:ascii="Cambria Math" w:hAnsi="Cambria Math"/>
+                </w:rPr>
+              </m:ctrlPr>
+            </m:naryPr>
+            <m:sub>
+              <m:r>
+                <w:rPr>
+                  <w:rFonts w:ascii="Cambria Math" w:hAnsi="Cambria Math"/>
+                </w:rPr>
+                <m:t>m=1</m:t>
+              </m:r>
+            </m:sub>
+            <m:sup>
+              <m:r>
+                <m:rPr>
+                  <m:sty m:val="p"/>
+                </m:rPr>
+                <w:rPr>
+                  <w:rFonts w:ascii="Cambria Math" w:hAnsi="Cambria Math"/>
+                </w:rPr>
+                <m:t>∞</m:t>
+              </m:r>
+            </m:sup>
+            <m:e>
+              <m:f>
+                <m:fPr>
+                  <m:ctrlPr>
+                    <w:rPr>
+                      <w:rFonts w:ascii="Cambria Math" w:hAnsi="Cambria Math"/>
+                    </w:rPr>
+                  </m:ctrlPr>
+                </m:fPr>
+                <m:num>
+                  <m:sSup>
+                    <m:sSupPr>
+                      <m:ctrlPr>
+                        <w:rPr>
+                          <w:rFonts w:ascii="Cambria Math" w:hAnsi="Cambria Math"/>
+                        </w:rPr>
+                      </m:ctrlPr>
+                    </m:sSupPr>
+                    <m:e>
+                      <m:d>
+                        <m:dPr>
+                          <m:ctrlPr>
+                            <w:rPr>
+                              <w:rFonts w:ascii="Cambria Math" w:hAnsi="Cambria Math"/>
+                            </w:rPr>
+                          </m:ctrlPr>
+                        </m:dPr>
+                        <m:e>
+                          <m:r>
+                            <w:rPr>
+                              <w:rFonts w:ascii="Cambria Math" w:hAnsi="Cambria Math"/>
+                            </w:rPr>
+                            <m:t>-1</m:t>
+                          </m:r>
+                        </m:e>
+                      </m:d>
+                    </m:e>
+                    <m:sup>
+                      <m:r>
+                        <w:rPr>
+                          <w:rFonts w:ascii="Cambria Math" w:hAnsi="Cambria Math"/>
+                        </w:rPr>
+                        <m:t>m+1</m:t>
+                      </m:r>
+                    </m:sup>
+                  </m:sSup>
+                </m:num>
+                <m:den>
+                  <m:r>
+                    <w:rPr>
+                      <w:rFonts w:ascii="Cambria Math" w:hAnsi="Cambria Math"/>
+                    </w:rPr>
+                    <m:t>4</m:t>
+                  </m:r>
+                  <m:sSup>
+                    <m:sSupPr>
+                      <m:ctrlPr>
+                        <w:rPr>
+                          <w:rFonts w:ascii="Cambria Math" w:hAnsi="Cambria Math"/>
+                        </w:rPr>
+                      </m:ctrlPr>
+                    </m:sSupPr>
+                    <m:e>
+                      <m:r>
+                        <w:rPr>
+                          <w:rFonts w:ascii="Cambria Math" w:hAnsi="Cambria Math"/>
+                        </w:rPr>
+                        <m:t>m</m:t>
+                      </m:r>
+                    </m:e>
+                    <m:sup>
+                      <m:r>
+                        <w:rPr>
+                          <w:rFonts w:ascii="Cambria Math" w:hAnsi="Cambria Math"/>
+                        </w:rPr>
+                        <m:t>2</m:t>
+                      </m:r>
+                    </m:sup>
+                  </m:sSup>
+                  <m:r>
+                    <w:rPr>
+                      <w:rFonts w:ascii="Cambria Math" w:hAnsi="Cambria Math"/>
+                    </w:rPr>
+                    <m:t>-1</m:t>
+                  </m:r>
+                </m:den>
+              </m:f>
+            </m:e>
+          </m:nary>
+          <m:r>
+            <m:rPr>
+              <m:sty m:val="p"/>
+            </m:rPr>
+            <w:rPr>
+              <w:rFonts w:ascii="Cambria Math" w:hAnsi="Cambria Math"/>
+            </w:rPr>
+            <m:t>cos</m:t>
+          </m:r>
+          <m:r>
+            <w:rPr>
+              <w:rFonts w:ascii="Cambria Math" w:hAnsi="Cambria Math"/>
+            </w:rPr>
+            <m:t>⁡(2m</m:t>
+          </m:r>
+          <m:sSub>
+            <m:sSubPr>
+              <m:ctrlPr>
+                <w:rPr>
+                  <w:rFonts w:ascii="Cambria Math" w:hAnsi="Cambria Math"/>
+                </w:rPr>
+              </m:ctrlPr>
+            </m:sSubPr>
+            <m:e>
+              <m:r>
+                <w:rPr>
+                  <w:rFonts w:ascii="Cambria Math" w:hAnsi="Cambria Math"/>
+                </w:rPr>
+                <m:t>ω</m:t>
+              </m:r>
+            </m:e>
+            <m:sub>
+              <m:r>
+                <w:rPr>
+                  <w:rFonts w:ascii="Cambria Math" w:hAnsi="Cambria Math"/>
+                </w:rPr>
+                <m:t>0</m:t>
+              </m:r>
+            </m:sub>
+          </m:sSub>
+          <m:r>
+            <w:rPr>
+              <w:rFonts w:ascii="Cambria Math" w:hAnsi="Cambria Math"/>
+            </w:rPr>
+            <m:t>t)</m:t>
+          </m:r>
+        </m:oMath>
+      </m:oMathPara>
+    </w:p>
+    <w:p>
+      <w:pPr>
+        <w:ind w:firstLine="0"/>
+      </w:pPr>
+      <w:r>
+        <w:t>再把余弦转成复指数：</w:t>
+      </w:r>
+    </w:p>
+    <w:p>
+      <w:pPr>
+        <w:ind w:firstLine="0"/>
+      </w:pPr>
+      <m:oMathPara>
+        <m:oMath>
+          <m:r>
+            <m:rPr>
+              <m:sty m:val="p"/>
+            </m:rPr>
+            <w:rPr>
+              <w:rFonts w:ascii="Cambria Math" w:hAnsi="Cambria Math"/>
+            </w:rPr>
+            <m:t>cos</m:t>
+          </m:r>
+          <m:r>
+            <w:rPr>
+              <w:rFonts w:ascii="Cambria Math" w:hAnsi="Cambria Math"/>
+            </w:rPr>
+            <m:t>⁡(2m</m:t>
+          </m:r>
+          <m:sSub>
+            <m:sSubPr>
+              <m:ctrlPr>
+                <w:rPr>
+                  <w:rFonts w:ascii="Cambria Math" w:hAnsi="Cambria Math"/>
+                </w:rPr>
+              </m:ctrlPr>
+            </m:sSubPr>
+            <m:e>
+              <m:r>
+                <w:rPr>
+                  <w:rFonts w:ascii="Cambria Math" w:hAnsi="Cambria Math"/>
+                </w:rPr>
+                <m:t>ω</m:t>
+              </m:r>
+            </m:e>
+            <m:sub>
+              <m:r>
+                <w:rPr>
+                  <w:rFonts w:ascii="Cambria Math" w:hAnsi="Cambria Math"/>
+                </w:rPr>
+                <m:t>0</m:t>
+              </m:r>
+            </m:sub>
+          </m:sSub>
+          <m:r>
+            <w:rPr>
+              <w:rFonts w:ascii="Cambria Math" w:hAnsi="Cambria Math"/>
+            </w:rPr>
+            <m:t>t)=</m:t>
+          </m:r>
+          <m:f>
+            <m:fPr>
+              <m:ctrlPr>
+                <w:rPr>
+                  <w:rFonts w:ascii="Cambria Math" w:hAnsi="Cambria Math"/>
+                </w:rPr>
+              </m:ctrlPr>
+            </m:fPr>
+            <m:num>
+              <m:r>
+                <w:rPr>
+                  <w:rFonts w:ascii="Cambria Math" w:hAnsi="Cambria Math"/>
+                </w:rPr>
+                <m:t>1</m:t>
+              </m:r>
+            </m:num>
+            <m:den>
+              <m:r>
+                <w:rPr>
+                  <w:rFonts w:ascii="Cambria Math" w:hAnsi="Cambria Math"/>
+                </w:rPr>
+                <m:t>2</m:t>
+              </m:r>
+            </m:den>
+          </m:f>
+          <m:sSup>
+            <m:sSupPr>
+              <m:ctrlPr>
+                <w:rPr>
+                  <w:rFonts w:ascii="Cambria Math" w:hAnsi="Cambria Math"/>
+                </w:rPr>
+              </m:ctrlPr>
+            </m:sSupPr>
+            <m:e>
+              <m:r>
+                <w:rPr>
+                  <w:rFonts w:ascii="Cambria Math" w:hAnsi="Cambria Math"/>
+                </w:rPr>
+                <m:t>e</m:t>
+              </m:r>
+            </m:e>
+            <m:sup>
+              <m:r>
+                <w:rPr>
+                  <w:rFonts w:ascii="Cambria Math" w:hAnsi="Cambria Math"/>
+                </w:rPr>
+                <m:t>j2m</m:t>
+              </m:r>
+              <m:sSub>
+                <m:sSubPr>
+                  <m:ctrlPr>
+                    <w:rPr>
+                      <w:rFonts w:ascii="Cambria Math" w:hAnsi="Cambria Math"/>
+                    </w:rPr>
+                  </m:ctrlPr>
+                </m:sSubPr>
+                <m:e>
+                  <m:r>
+                    <w:rPr>
+                      <w:rFonts w:ascii="Cambria Math" w:hAnsi="Cambria Math"/>
+                    </w:rPr>
+                    <m:t>ω</m:t>
+                  </m:r>
+                </m:e>
+                <m:sub>
+                  <m:r>
+                    <w:rPr>
+                      <w:rFonts w:ascii="Cambria Math" w:hAnsi="Cambria Math"/>
+                    </w:rPr>
+                    <m:t>0</m:t>
+                  </m:r>
+                </m:sub>
+              </m:sSub>
+              <m:r>
+                <w:rPr>
+                  <w:rFonts w:ascii="Cambria Math" w:hAnsi="Cambria Math"/>
+                </w:rPr>
+                <m:t>t</m:t>
+              </m:r>
+            </m:sup>
+          </m:sSup>
+          <m:r>
+            <w:rPr>
+              <w:rFonts w:ascii="Cambria Math" w:hAnsi="Cambria Math"/>
+            </w:rPr>
+            <m:t>+</m:t>
+          </m:r>
+          <m:f>
+            <m:fPr>
+              <m:ctrlPr>
+                <w:rPr>
+                  <w:rFonts w:ascii="Cambria Math" w:hAnsi="Cambria Math"/>
+                </w:rPr>
+              </m:ctrlPr>
+            </m:fPr>
+            <m:num>
+              <m:r>
+                <w:rPr>
+                  <w:rFonts w:ascii="Cambria Math" w:hAnsi="Cambria Math"/>
+                </w:rPr>
+                <m:t>1</m:t>
+              </m:r>
+            </m:num>
+            <m:den>
+              <m:r>
+                <w:rPr>
+                  <w:rFonts w:ascii="Cambria Math" w:hAnsi="Cambria Math"/>
+                </w:rPr>
+                <m:t>2</m:t>
+              </m:r>
+            </m:den>
+          </m:f>
+          <m:sSup>
+            <m:sSupPr>
+              <m:ctrlPr>
+                <w:rPr>
+                  <w:rFonts w:ascii="Cambria Math" w:hAnsi="Cambria Math"/>
+                </w:rPr>
+              </m:ctrlPr>
+            </m:sSupPr>
+            <m:e>
+              <m:r>
+                <w:rPr>
+                  <w:rFonts w:ascii="Cambria Math" w:hAnsi="Cambria Math"/>
+                </w:rPr>
+                <m:t>e</m:t>
+              </m:r>
+            </m:e>
+            <m:sup>
+              <m:r>
+                <w:rPr>
+                  <w:rFonts w:ascii="Cambria Math" w:hAnsi="Cambria Math"/>
+                </w:rPr>
+                <m:t>-j2m</m:t>
+              </m:r>
+              <m:sSub>
+                <m:sSubPr>
+                  <m:ctrlPr>
+                    <w:rPr>
+                      <w:rFonts w:ascii="Cambria Math" w:hAnsi="Cambria Math"/>
+                    </w:rPr>
+                  </m:ctrlPr>
+                </m:sSubPr>
+                <m:e>
+                  <m:r>
+                    <w:rPr>
+                      <w:rFonts w:ascii="Cambria Math" w:hAnsi="Cambria Math"/>
+                    </w:rPr>
+                    <m:t>ω</m:t>
+                  </m:r>
+                </m:e>
+                <m:sub>
+                  <m:r>
+                    <w:rPr>
+                      <w:rFonts w:ascii="Cambria Math" w:hAnsi="Cambria Math"/>
+                    </w:rPr>
+                    <m:t>0</m:t>
+                  </m:r>
+                </m:sub>
+              </m:sSub>
+              <m:r>
+                <w:rPr>
+                  <w:rFonts w:ascii="Cambria Math" w:hAnsi="Cambria Math"/>
+                </w:rPr>
+                <m:t>t</m:t>
+              </m:r>
+            </m:sup>
+          </m:sSup>
+        </m:oMath>
+      </m:oMathPara>
+    </w:p>
+    <w:p>
+      <w:pPr>
+        <w:ind w:firstLine="0"/>
+      </w:pPr>
+      <w:r>
+        <w:t>所以</w:t>
+      </w:r>
+      <w:r>
+        <w:t xml:space="preserve"> </w:t>
+      </w:r>
+      <m:oMath>
+        <m:r>
+          <m:rPr>
+            <m:sty m:val="p"/>
+          </m:rPr>
+          <w:rPr>
+            <w:rFonts w:ascii="Cambria Math" w:hAnsi="Cambria Math"/>
+          </w:rPr>
+          <m:t>∣cos</m:t>
+        </m:r>
+        <m:r>
+          <w:rPr>
+            <w:rFonts w:ascii="Cambria Math" w:hAnsi="Cambria Math"/>
+          </w:rPr>
+          <m:t>⁡(</m:t>
+        </m:r>
+        <m:sSub>
+          <m:sSubPr>
+            <m:ctrlPr>
+              <w:rPr>
+                <w:rFonts w:ascii="Cambria Math" w:hAnsi="Cambria Math"/>
+              </w:rPr>
+            </m:ctrlPr>
+          </m:sSubPr>
+          <m:e>
+            <m:r>
+              <w:rPr>
+                <w:rFonts w:ascii="Cambria Math" w:hAnsi="Cambria Math"/>
+              </w:rPr>
+              <m:t>ω</m:t>
+            </m:r>
+          </m:e>
+          <m:sub>
+            <m:r>
+              <w:rPr>
+                <w:rFonts w:ascii="Cambria Math" w:hAnsi="Cambria Math"/>
+              </w:rPr>
+              <m:t>0</m:t>
+            </m:r>
+          </m:sub>
+        </m:sSub>
+        <m:r>
+          <w:rPr>
+            <w:rFonts w:ascii="Cambria Math" w:hAnsi="Cambria Math"/>
+          </w:rPr>
+          <m:t>t)</m:t>
+        </m:r>
+        <m:r>
+          <m:rPr>
+            <m:sty m:val="p"/>
+          </m:rPr>
+          <w:rPr>
+            <w:rFonts w:ascii="Cambria Math" w:hAnsi="Cambria Math"/>
+          </w:rPr>
+          <m:t>∣</m:t>
+        </m:r>
+      </m:oMath>
+      <w:r>
+        <w:t>的</w:t>
+      </w:r>
+      <w:proofErr w:type="gramStart"/>
+      <w:r>
+        <w:t>复指数</w:t>
+      </w:r>
+      <w:proofErr w:type="gramEnd"/>
+      <w:r>
+        <w:t>系数是：</w:t>
+      </w:r>
+    </w:p>
+    <w:p>
+      <w:pPr>
+        <w:ind w:firstLine="0"/>
+      </w:pPr>
+      <m:oMathPara>
+        <m:oMath>
+          <m:sSub>
+            <m:sSubPr>
+              <m:ctrlPr>
+                <w:rPr>
+                  <w:rFonts w:ascii="Cambria Math" w:hAnsi="Cambria Math"/>
+                </w:rPr>
+              </m:ctrlPr>
+            </m:sSubPr>
+            <m:e>
+              <m:r>
+                <w:rPr>
+                  <w:rFonts w:ascii="Cambria Math" w:hAnsi="Cambria Math"/>
+                </w:rPr>
+                <m:t>a</m:t>
+              </m:r>
+            </m:e>
+            <m:sub>
+              <m:r>
+                <w:rPr>
+                  <w:rFonts w:ascii="Cambria Math" w:hAnsi="Cambria Math"/>
+                </w:rPr>
+                <m:t>0</m:t>
+              </m:r>
+            </m:sub>
+          </m:sSub>
+          <m:r>
+            <w:rPr>
+              <w:rFonts w:ascii="Cambria Math" w:hAnsi="Cambria Math"/>
+            </w:rPr>
+            <m:t>=</m:t>
+          </m:r>
+          <m:f>
+            <m:fPr>
+              <m:ctrlPr>
+                <w:rPr>
+                  <w:rFonts w:ascii="Cambria Math" w:hAnsi="Cambria Math"/>
+                </w:rPr>
+              </m:ctrlPr>
+            </m:fPr>
+            <m:num>
+              <m:r>
+                <w:rPr>
+                  <w:rFonts w:ascii="Cambria Math" w:hAnsi="Cambria Math"/>
+                </w:rPr>
+                <m:t>2</m:t>
+              </m:r>
+            </m:num>
+            <m:den>
+              <m:r>
+                <w:rPr>
+                  <w:rFonts w:ascii="Cambria Math" w:hAnsi="Cambria Math"/>
+                </w:rPr>
+                <m:t>π</m:t>
+              </m:r>
+            </m:den>
+          </m:f>
+          <m:r>
+            <w:br/>
+          </m:r>
+        </m:oMath>
+        <m:oMath>
+          <m:sSub>
+            <m:sSubPr>
+              <m:ctrlPr>
+                <w:rPr>
+                  <w:rFonts w:ascii="Cambria Math" w:hAnsi="Cambria Math"/>
+                </w:rPr>
+              </m:ctrlPr>
+            </m:sSubPr>
+            <m:e>
+              <m:r>
+                <w:rPr>
+                  <w:rFonts w:ascii="Cambria Math" w:hAnsi="Cambria Math"/>
+                </w:rPr>
+                <m:t>a</m:t>
+              </m:r>
+            </m:e>
+            <m:sub>
+              <m:r>
+                <w:rPr>
+                  <w:rFonts w:ascii="Cambria Math" w:hAnsi="Cambria Math"/>
+                </w:rPr>
+                <m:t>±2m</m:t>
+              </m:r>
+            </m:sub>
+          </m:sSub>
+          <m:r>
+            <w:rPr>
+              <w:rFonts w:ascii="Cambria Math" w:hAnsi="Cambria Math"/>
+            </w:rPr>
+            <m:t>=</m:t>
+          </m:r>
+          <m:f>
+            <m:fPr>
+              <m:ctrlPr>
+                <w:rPr>
+                  <w:rFonts w:ascii="Cambria Math" w:hAnsi="Cambria Math"/>
+                </w:rPr>
+              </m:ctrlPr>
+            </m:fPr>
+            <m:num>
+              <m:r>
+                <w:rPr>
+                  <w:rFonts w:ascii="Cambria Math" w:hAnsi="Cambria Math"/>
+                </w:rPr>
+                <m:t>2</m:t>
+              </m:r>
+            </m:num>
+            <m:den>
+              <m:r>
+                <w:rPr>
+                  <w:rFonts w:ascii="Cambria Math" w:hAnsi="Cambria Math"/>
+                </w:rPr>
+                <m:t>π</m:t>
+              </m:r>
+            </m:den>
+          </m:f>
+          <m:f>
+            <m:fPr>
+              <m:ctrlPr>
+                <w:rPr>
+                  <w:rFonts w:ascii="Cambria Math" w:hAnsi="Cambria Math"/>
+                </w:rPr>
+              </m:ctrlPr>
+            </m:fPr>
+            <m:num>
+              <m:sSup>
+                <m:sSupPr>
+                  <m:ctrlPr>
+                    <w:rPr>
+                      <w:rFonts w:ascii="Cambria Math" w:hAnsi="Cambria Math"/>
+                    </w:rPr>
+                  </m:ctrlPr>
+                </m:sSupPr>
+                <m:e>
+                  <m:d>
+                    <m:dPr>
+                      <m:ctrlPr>
+                        <w:rPr>
+                          <w:rFonts w:ascii="Cambria Math" w:hAnsi="Cambria Math"/>
+                        </w:rPr>
+                      </m:ctrlPr>
+                    </m:dPr>
+                    <m:e>
+                      <m:r>
+                        <w:rPr>
+                          <w:rFonts w:ascii="Cambria Math" w:hAnsi="Cambria Math"/>
+                        </w:rPr>
+                        <m:t>-1</m:t>
+                      </m:r>
+                    </m:e>
+                  </m:d>
+                </m:e>
+                <m:sup>
+                  <m:r>
+                    <w:rPr>
+                      <w:rFonts w:ascii="Cambria Math" w:hAnsi="Cambria Math"/>
+                    </w:rPr>
+                    <m:t>m+1</m:t>
+                  </m:r>
+                </m:sup>
+              </m:sSup>
+            </m:num>
+            <m:den>
+              <m:r>
+                <w:rPr>
+                  <w:rFonts w:ascii="Cambria Math" w:hAnsi="Cambria Math"/>
+                </w:rPr>
+                <m:t>4</m:t>
+              </m:r>
+              <m:sSup>
+                <m:sSupPr>
+                  <m:ctrlPr>
+                    <w:rPr>
+                      <w:rFonts w:ascii="Cambria Math" w:hAnsi="Cambria Math"/>
+                    </w:rPr>
+                  </m:ctrlPr>
+                </m:sSupPr>
+                <m:e>
+                  <m:r>
+                    <w:rPr>
+                      <w:rFonts w:ascii="Cambria Math" w:hAnsi="Cambria Math"/>
+                    </w:rPr>
+                    <m:t>m</m:t>
+                  </m:r>
+                </m:e>
+                <m:sup>
+                  <m:r>
+                    <w:rPr>
+                      <w:rFonts w:ascii="Cambria Math" w:hAnsi="Cambria Math"/>
+                    </w:rPr>
+                    <m:t>2</m:t>
+                  </m:r>
+                </m:sup>
+              </m:sSup>
+              <m:r>
+                <w:rPr>
+                  <w:rFonts w:ascii="Cambria Math" w:hAnsi="Cambria Math"/>
+                </w:rPr>
+                <m:t>-1</m:t>
+              </m:r>
+            </m:den>
+          </m:f>
+          <m:r>
+            <w:rPr>
+              <w:rFonts w:ascii="Cambria Math" w:hAnsi="Cambria Math"/>
+            </w:rPr>
+            <m:t>,m=1,2,3,…</m:t>
+          </m:r>
+        </m:oMath>
+      </m:oMathPara>
+    </w:p>
+    <w:p>
+      <w:pPr>
+        <w:ind w:firstLine="0"/>
+        <w:rPr>
+          <w:rFonts w:hint="eastAsia"/>
+        </w:rPr>
+      </w:pPr>
+      <w:r>
+        <w:t>奇数项为</w:t>
+      </w:r>
+      <w:r>
+        <w:t xml:space="preserve"> 0</w:t>
+      </w:r>
+      <w:r>
+        <w:t>。</w:t>
+      </w:r>
     </w:p>
     <w:sectPr>
       <w:pgSz w:w="11906" w:h="16838"/>
